--- a/dosyalar/sinavlar/5-sinif/arapca-5-1d1y-beceri.docx
+++ b/dosyalar/sinavlar/5-sinif/arapca-5-1d1y-beceri.docx
@@ -32,7 +32,7 @@
           </w:tcPr>
           <w:p>
             <w:pPr>
-              <w:spacing w:after="20"/>
+              <w:spacing w:after="6"/>
               <w:jc w:val="center"/>
             </w:pPr>
             <w:r>
@@ -43,46 +43,46 @@
                 <w:i w:val="false"/>
                 <w:iCs w:val="false"/>
                 <w:color w:val="39454F"/>
+                <w:sz w:val="16"/>
+                <w:szCs w:val="16"/>
+              </w:rPr>
+              <w:t xml:space="preserve">2026-2027 EĞİTİM ÖĞRETİM YILI</w:t>
+            </w:r>
+          </w:p>
+          <w:p>
+            <w:pPr>
+              <w:spacing w:after="6"/>
+              <w:jc w:val="center"/>
+            </w:pPr>
+            <w:r>
+              <w:rPr>
+                <w:rFonts w:ascii="Times New Roman" w:cs="Times New Roman" w:eastAsia="Times New Roman" w:hAnsi="Times New Roman"/>
+                <w:b/>
+                <w:bCs/>
+                <w:i w:val="false"/>
+                <w:iCs w:val="false"/>
+                <w:color w:val="111111"/>
+                <w:sz w:val="17"/>
+                <w:szCs w:val="17"/>
+              </w:rPr>
+              <w:t xml:space="preserve">……………………………………………………………… İMAM HATİP ORTAOKULU</w:t>
+            </w:r>
+          </w:p>
+          <w:p>
+            <w:pPr>
+              <w:spacing w:after="0"/>
+              <w:jc w:val="center"/>
+            </w:pPr>
+            <w:r>
+              <w:rPr>
+                <w:rFonts w:ascii="Times New Roman" w:cs="Times New Roman" w:eastAsia="Times New Roman" w:hAnsi="Times New Roman"/>
+                <w:b/>
+                <w:bCs/>
+                <w:i w:val="false"/>
+                <w:iCs w:val="false"/>
+                <w:color w:val="15222E"/>
                 <w:sz w:val="19"/>
                 <w:szCs w:val="19"/>
-              </w:rPr>
-              <w:t xml:space="preserve">2026-2027 EĞİTİM ÖĞRETİM YILI</w:t>
-            </w:r>
-          </w:p>
-          <w:p>
-            <w:pPr>
-              <w:spacing w:after="20"/>
-              <w:jc w:val="center"/>
-            </w:pPr>
-            <w:r>
-              <w:rPr>
-                <w:rFonts w:ascii="Times New Roman" w:cs="Times New Roman" w:eastAsia="Times New Roman" w:hAnsi="Times New Roman"/>
-                <w:b/>
-                <w:bCs/>
-                <w:i w:val="false"/>
-                <w:iCs w:val="false"/>
-                <w:color w:val="111111"/>
-                <w:sz w:val="21"/>
-                <w:szCs w:val="21"/>
-              </w:rPr>
-              <w:t xml:space="preserve">……………………………………………………………… İMAM HATİP ORTAOKULU</w:t>
-            </w:r>
-          </w:p>
-          <w:p>
-            <w:pPr>
-              <w:spacing w:after="0"/>
-              <w:jc w:val="center"/>
-            </w:pPr>
-            <w:r>
-              <w:rPr>
-                <w:rFonts w:ascii="Times New Roman" w:cs="Times New Roman" w:eastAsia="Times New Roman" w:hAnsi="Times New Roman"/>
-                <w:b/>
-                <w:bCs/>
-                <w:i w:val="false"/>
-                <w:iCs w:val="false"/>
-                <w:color w:val="15222E"/>
-                <w:sz w:val="23"/>
-                <w:szCs w:val="23"/>
               </w:rPr>
               <w:t xml:space="preserve">5. SINIF ARAPÇA DERSİ 1. DÖNEM 1. YAZILI SINAVI (BECERİ TEMELLİ)</w:t>
             </w:r>
@@ -122,7 +122,118 @@
           </w:tcPr>
           <w:p>
             <w:pPr>
-              <w:spacing w:after="0" w:line="270"/>
+              <w:spacing w:after="0" w:line="208"/>
+            </w:pPr>
+            <w:r>
+              <w:rPr>
+                <w:rFonts w:ascii="Times New Roman" w:cs="Times New Roman" w:eastAsia="Times New Roman" w:hAnsi="Times New Roman"/>
+                <w:b w:val="false"/>
+                <w:bCs w:val="false"/>
+                <w:i w:val="false"/>
+                <w:iCs w:val="false"/>
+                <w:color w:val="111111"/>
+                <w:sz w:val="17"/>
+                <w:szCs w:val="17"/>
+              </w:rPr>
+              <w:t xml:space="preserve">Adı Soyadı :  ………………………………………………………</w:t>
+            </w:r>
+          </w:p>
+        </w:tc>
+        <w:tc>
+          <w:tcPr>
+            <w:tcW w:type="dxa" w:w="1973"/>
+            <w:tcMar>
+              <w:top w:type="dxa" w:w="60"/>
+              <w:left w:type="dxa" w:w="90"/>
+              <w:bottom w:type="dxa" w:w="60"/>
+              <w:right w:type="dxa" w:w="90"/>
+            </w:tcMar>
+            <w:vAlign w:val="center"/>
+          </w:tcPr>
+          <w:p>
+            <w:pPr>
+              <w:spacing w:after="0" w:line="208"/>
+            </w:pPr>
+            <w:r>
+              <w:rPr>
+                <w:rFonts w:ascii="Times New Roman" w:cs="Times New Roman" w:eastAsia="Times New Roman" w:hAnsi="Times New Roman"/>
+                <w:b w:val="false"/>
+                <w:bCs w:val="false"/>
+                <w:i w:val="false"/>
+                <w:iCs w:val="false"/>
+                <w:color w:val="111111"/>
+                <w:sz w:val="17"/>
+                <w:szCs w:val="17"/>
+              </w:rPr>
+              <w:t xml:space="preserve">Sınıfı :  …………</w:t>
+            </w:r>
+          </w:p>
+        </w:tc>
+        <w:tc>
+          <w:tcPr>
+            <w:tcW w:type="dxa" w:w="1578"/>
+            <w:tcMar>
+              <w:top w:type="dxa" w:w="60"/>
+              <w:left w:type="dxa" w:w="90"/>
+              <w:bottom w:type="dxa" w:w="60"/>
+              <w:right w:type="dxa" w:w="90"/>
+            </w:tcMar>
+            <w:vAlign w:val="center"/>
+          </w:tcPr>
+          <w:p>
+            <w:pPr>
+              <w:spacing w:after="0" w:line="208"/>
+            </w:pPr>
+            <w:r>
+              <w:rPr>
+                <w:rFonts w:ascii="Times New Roman" w:cs="Times New Roman" w:eastAsia="Times New Roman" w:hAnsi="Times New Roman"/>
+                <w:b w:val="false"/>
+                <w:bCs w:val="false"/>
+                <w:i w:val="false"/>
+                <w:iCs w:val="false"/>
+                <w:color w:val="111111"/>
+                <w:sz w:val="17"/>
+                <w:szCs w:val="17"/>
+              </w:rPr>
+              <w:t xml:space="preserve">No :  ………</w:t>
+            </w:r>
+          </w:p>
+        </w:tc>
+        <w:tc>
+          <w:tcPr>
+            <w:tcW w:type="dxa" w:w="1381"/>
+            <w:shd w:fill="F2F6FA" w:color="auto" w:val="clear"/>
+            <w:tcMar>
+              <w:top w:type="dxa" w:w="60"/>
+              <w:left w:type="dxa" w:w="90"/>
+              <w:bottom w:type="dxa" w:w="60"/>
+              <w:right w:type="dxa" w:w="90"/>
+            </w:tcMar>
+            <w:vAlign w:val="center"/>
+          </w:tcPr>
+          <w:p>
+            <w:pPr>
+              <w:spacing w:after="0"/>
+              <w:jc w:val="center"/>
+            </w:pPr>
+            <w:r>
+              <w:rPr>
+                <w:rFonts w:ascii="Times New Roman" w:cs="Times New Roman" w:eastAsia="Times New Roman" w:hAnsi="Times New Roman"/>
+                <w:b/>
+                <w:bCs/>
+                <w:i w:val="false"/>
+                <w:iCs w:val="false"/>
+                <w:color w:val="39454F"/>
+                <w:sz w:val="15"/>
+                <w:szCs w:val="15"/>
+              </w:rPr>
+              <w:t xml:space="preserve">PUAN</w:t>
+            </w:r>
+          </w:p>
+          <w:p>
+            <w:pPr>
+              <w:spacing w:after="12" w:before="18"/>
+              <w:jc w:val="center"/>
             </w:pPr>
             <w:r>
               <w:rPr>
@@ -135,141 +246,12 @@
                 <w:sz w:val="20"/>
                 <w:szCs w:val="20"/>
               </w:rPr>
-              <w:t xml:space="preserve">Adı Soyadı :  ………………………………………………………</w:t>
-            </w:r>
-          </w:p>
-        </w:tc>
-        <w:tc>
-          <w:tcPr>
-            <w:tcW w:type="dxa" w:w="1973"/>
-            <w:tcMar>
-              <w:top w:type="dxa" w:w="60"/>
-              <w:left w:type="dxa" w:w="90"/>
-              <w:bottom w:type="dxa" w:w="60"/>
-              <w:right w:type="dxa" w:w="90"/>
-            </w:tcMar>
-            <w:vAlign w:val="center"/>
-          </w:tcPr>
-          <w:p>
-            <w:pPr>
-              <w:spacing w:after="0" w:line="270"/>
-            </w:pPr>
-            <w:r>
-              <w:rPr>
-                <w:rFonts w:ascii="Times New Roman" w:cs="Times New Roman" w:eastAsia="Times New Roman" w:hAnsi="Times New Roman"/>
-                <w:b w:val="false"/>
-                <w:bCs w:val="false"/>
-                <w:i w:val="false"/>
-                <w:iCs w:val="false"/>
-                <w:color w:val="111111"/>
-                <w:sz w:val="20"/>
-                <w:szCs w:val="20"/>
-              </w:rPr>
-              <w:t xml:space="preserve">Sınıfı :  …………</w:t>
-            </w:r>
-          </w:p>
-        </w:tc>
-        <w:tc>
-          <w:tcPr>
-            <w:tcW w:type="dxa" w:w="1578"/>
-            <w:tcMar>
-              <w:top w:type="dxa" w:w="60"/>
-              <w:left w:type="dxa" w:w="90"/>
-              <w:bottom w:type="dxa" w:w="60"/>
-              <w:right w:type="dxa" w:w="90"/>
-            </w:tcMar>
-            <w:vAlign w:val="center"/>
-          </w:tcPr>
-          <w:p>
-            <w:pPr>
-              <w:spacing w:after="0" w:line="270"/>
-            </w:pPr>
-            <w:r>
-              <w:rPr>
-                <w:rFonts w:ascii="Times New Roman" w:cs="Times New Roman" w:eastAsia="Times New Roman" w:hAnsi="Times New Roman"/>
-                <w:b w:val="false"/>
-                <w:bCs w:val="false"/>
-                <w:i w:val="false"/>
-                <w:iCs w:val="false"/>
-                <w:color w:val="111111"/>
-                <w:sz w:val="20"/>
-                <w:szCs w:val="20"/>
-              </w:rPr>
-              <w:t xml:space="preserve">No :  ………</w:t>
-            </w:r>
-          </w:p>
-        </w:tc>
-        <w:tc>
-          <w:tcPr>
-            <w:tcW w:type="dxa" w:w="1381"/>
-            <w:shd w:fill="F2F6FA" w:color="auto" w:val="clear"/>
-            <w:tcMar>
-              <w:top w:type="dxa" w:w="60"/>
-              <w:left w:type="dxa" w:w="90"/>
-              <w:bottom w:type="dxa" w:w="60"/>
-              <w:right w:type="dxa" w:w="90"/>
-            </w:tcMar>
-            <w:vAlign w:val="center"/>
-          </w:tcPr>
-          <w:p>
-            <w:pPr>
-              <w:spacing w:after="0"/>
-              <w:jc w:val="center"/>
-            </w:pPr>
-            <w:r>
-              <w:rPr>
-                <w:rFonts w:ascii="Times New Roman" w:cs="Times New Roman" w:eastAsia="Times New Roman" w:hAnsi="Times New Roman"/>
-                <w:b/>
-                <w:bCs/>
-                <w:i w:val="false"/>
-                <w:iCs w:val="false"/>
-                <w:color w:val="39454F"/>
-                <w:sz w:val="18"/>
-                <w:szCs w:val="18"/>
-              </w:rPr>
-              <w:t xml:space="preserve">PUAN</w:t>
-            </w:r>
-          </w:p>
-          <w:p>
-            <w:pPr>
-              <w:spacing w:after="40" w:before="60"/>
-              <w:jc w:val="center"/>
-            </w:pPr>
-            <w:r>
-              <w:rPr>
-                <w:rFonts w:ascii="Times New Roman" w:cs="Times New Roman" w:eastAsia="Times New Roman" w:hAnsi="Times New Roman"/>
-                <w:b w:val="false"/>
-                <w:bCs w:val="false"/>
-                <w:i w:val="false"/>
-                <w:iCs w:val="false"/>
-                <w:color w:val="111111"/>
-                <w:sz w:val="24"/>
-                <w:szCs w:val="24"/>
-              </w:rPr>
               <w:t xml:space="preserve"/>
             </w:r>
           </w:p>
         </w:tc>
       </w:tr>
     </w:tbl>
-    <w:p>
-      <w:pPr>
-        <w:spacing w:after="110"/>
-      </w:pPr>
-      <w:r>
-        <w:rPr>
-          <w:rFonts w:ascii="Times New Roman" w:cs="Times New Roman" w:eastAsia="Times New Roman" w:hAnsi="Times New Roman"/>
-          <w:b w:val="false"/>
-          <w:bCs w:val="false"/>
-          <w:i w:val="false"/>
-          <w:iCs w:val="false"/>
-          <w:color w:val="111111"/>
-          <w:sz w:val="21"/>
-          <w:szCs w:val="21"/>
-        </w:rPr>
-        <w:t xml:space="preserve"/>
-      </w:r>
-    </w:p>
     <w:tbl>
       <w:tblPr>
         <w:tblW w:type="dxa" w:w="9864"/>
@@ -300,7 +282,7 @@
           </w:tcPr>
           <w:p>
             <w:pPr>
-              <w:spacing w:after="40"/>
+              <w:spacing w:after="12"/>
             </w:pPr>
             <w:r>
               <w:rPr>
@@ -310,15 +292,15 @@
                 <w:i w:val="false"/>
                 <w:iCs w:val="false"/>
                 <w:color w:val="2B3742"/>
-                <w:sz w:val="18"/>
-                <w:szCs w:val="18"/>
+                <w:sz w:val="15"/>
+                <w:szCs w:val="15"/>
               </w:rPr>
               <w:t xml:space="preserve">AÇIKLAMALAR</w:t>
             </w:r>
           </w:p>
           <w:p>
             <w:pPr>
-              <w:spacing w:after="20" w:line="250"/>
+              <w:spacing w:after="6" w:line="208"/>
               <w:ind w:left="170" w:hanging="170"/>
             </w:pPr>
             <w:r>
@@ -329,15 +311,15 @@
                 <w:i w:val="false"/>
                 <w:iCs w:val="false"/>
                 <w:color w:val="2B3742"/>
-                <w:sz w:val="18"/>
-                <w:szCs w:val="18"/>
+                <w:sz w:val="15"/>
+                <w:szCs w:val="15"/>
               </w:rPr>
               <w:t xml:space="preserve">•  Sınav süresi bir ders saatidir.</w:t>
             </w:r>
           </w:p>
           <w:p>
             <w:pPr>
-              <w:spacing w:after="20" w:line="250"/>
+              <w:spacing w:after="6" w:line="208"/>
               <w:ind w:left="170" w:hanging="170"/>
             </w:pPr>
             <w:r>
@@ -348,15 +330,15 @@
                 <w:i w:val="false"/>
                 <w:iCs w:val="false"/>
                 <w:color w:val="2B3742"/>
-                <w:sz w:val="18"/>
-                <w:szCs w:val="18"/>
+                <w:sz w:val="15"/>
+                <w:szCs w:val="15"/>
               </w:rPr>
               <w:t xml:space="preserve">•  Bu sınav dinleme, okuma, söz varlığı ve yazma becerilerini birlikte ölçer.</w:t>
             </w:r>
           </w:p>
           <w:p>
             <w:pPr>
-              <w:spacing w:after="20" w:line="250"/>
+              <w:spacing w:after="6" w:line="208"/>
               <w:ind w:left="170" w:hanging="170"/>
             </w:pPr>
             <w:r>
@@ -367,15 +349,15 @@
                 <w:i w:val="false"/>
                 <w:iCs w:val="false"/>
                 <w:color w:val="2B3742"/>
-                <w:sz w:val="18"/>
-                <w:szCs w:val="18"/>
+                <w:sz w:val="15"/>
+                <w:szCs w:val="15"/>
               </w:rPr>
               <w:t xml:space="preserve">•  Dinleme metni öğretmeniniz tarafından iki kez okunacaktır.</w:t>
             </w:r>
           </w:p>
           <w:p>
             <w:pPr>
-              <w:spacing w:after="20" w:line="250"/>
+              <w:spacing w:after="6" w:line="208"/>
               <w:ind w:left="170" w:hanging="170"/>
             </w:pPr>
             <w:r>
@@ -386,15 +368,15 @@
                 <w:i w:val="false"/>
                 <w:iCs w:val="false"/>
                 <w:color w:val="2B3742"/>
-                <w:sz w:val="18"/>
-                <w:szCs w:val="18"/>
+                <w:sz w:val="15"/>
+                <w:szCs w:val="15"/>
               </w:rPr>
               <w:t xml:space="preserve">•  Okuma parçasındaki bilinmeyen kelimeler için parçanın bütününden yararlanınız.</w:t>
             </w:r>
           </w:p>
           <w:p>
             <w:pPr>
-              <w:spacing w:after="20" w:line="250"/>
+              <w:spacing w:after="6" w:line="208"/>
               <w:ind w:left="170" w:hanging="170"/>
             </w:pPr>
             <w:r>
@@ -405,8 +387,8 @@
                 <w:i w:val="false"/>
                 <w:iCs w:val="false"/>
                 <w:color w:val="2B3742"/>
-                <w:sz w:val="18"/>
-                <w:szCs w:val="18"/>
+                <w:sz w:val="15"/>
+                <w:szCs w:val="15"/>
               </w:rPr>
               <w:t xml:space="preserve">•  Yazma görevi dereceli puanlama anahtarı ile değerlendirilecektir.</w:t>
             </w:r>
@@ -419,7 +401,7 @@
         <w:tabs>
           <w:tab w:val="right" w:pos="9864"/>
         </w:tabs>
-        <w:spacing w:after="90" w:before="220" w:line="280"/>
+        <w:spacing w:after="27" w:before="66" w:line="208"/>
         <w:ind w:left="340" w:hanging="340"/>
       </w:pPr>
       <w:r>
@@ -430,16 +412,16 @@
           <w:i w:val="false"/>
           <w:iCs w:val="false"/>
           <w:color w:val="111111"/>
-          <w:sz w:val="21"/>
-          <w:szCs w:val="21"/>
+          <w:sz w:val="17"/>
+          <w:szCs w:val="17"/>
         </w:rPr>
         <w:t xml:space="preserve">1.</w:t>
       </w:r>
       <w:r>
         <w:rPr>
           <w:rFonts w:ascii="Times New Roman" w:cs="Times New Roman" w:eastAsia="Times New Roman" w:hAnsi="Times New Roman"/>
-          <w:sz w:val="21"/>
-          <w:szCs w:val="21"/>
+          <w:sz w:val="17"/>
+          <w:szCs w:val="17"/>
         </w:rPr>
         <w:tab/>
       </w:r>
@@ -451,16 +433,16 @@
           <w:i w:val="false"/>
           <w:iCs w:val="false"/>
           <w:color w:val="111111"/>
-          <w:sz w:val="21"/>
-          <w:szCs w:val="21"/>
+          <w:sz w:val="17"/>
+          <w:szCs w:val="17"/>
         </w:rPr>
         <w:t xml:space="preserve">Aşağıdaki metni okuyunuz ve soruları cevaplayınız.</w:t>
       </w:r>
       <w:r>
         <w:rPr>
           <w:rFonts w:ascii="Times New Roman" w:cs="Times New Roman" w:eastAsia="Times New Roman" w:hAnsi="Times New Roman"/>
-          <w:sz w:val="21"/>
-          <w:szCs w:val="21"/>
+          <w:sz w:val="17"/>
+          <w:szCs w:val="17"/>
         </w:rPr>
         <w:tab/>
       </w:r>
@@ -472,8 +454,8 @@
           <w:i w:val="false"/>
           <w:iCs w:val="false"/>
           <w:color w:val="55636F"/>
-          <w:sz w:val="18"/>
-          <w:szCs w:val="18"/>
+          <w:sz w:val="15"/>
+          <w:szCs w:val="15"/>
         </w:rPr>
         <w:t xml:space="preserve">(15 puan)</w:t>
       </w:r>
@@ -509,7 +491,7 @@
           <w:p>
             <w:pPr>
               <w:bidi/>
-              <w:spacing w:after="110"/>
+              <w:spacing w:after="33"/>
               <w:jc w:val="center"/>
             </w:pPr>
             <w:r>
@@ -518,8 +500,8 @@
                 <w:b/>
                 <w:bCs/>
                 <w:color w:val="111111"/>
-                <w:sz w:val="32"/>
-                <w:szCs w:val="32"/>
+                <w:sz w:val="27"/>
+                <w:szCs w:val="27"/>
                 <w:rtl/>
               </w:rPr>
               <w:t xml:space="preserve">فِي الْمَدْرَسَةِ</w:t>
@@ -528,7 +510,7 @@
           <w:p>
             <w:pPr>
               <w:bidi/>
-              <w:spacing w:after="60" w:line="400"/>
+              <w:spacing w:after="18" w:line="208"/>
             </w:pPr>
             <w:r>
               <w:rPr>
@@ -536,8 +518,8 @@
                 <w:b w:val="false"/>
                 <w:bCs w:val="false"/>
                 <w:color w:val="111111"/>
-                <w:sz w:val="30"/>
-                <w:szCs w:val="30"/>
+                <w:sz w:val="26"/>
+                <w:szCs w:val="26"/>
                 <w:rtl/>
               </w:rPr>
               <w:t xml:space="preserve">اَلسَّلَامُ عَلَيْكُمْ! أَنَا زَيْنَبُ.</w:t>
@@ -546,7 +528,7 @@
           <w:p>
             <w:pPr>
               <w:bidi/>
-              <w:spacing w:after="60" w:line="400"/>
+              <w:spacing w:after="18" w:line="208"/>
             </w:pPr>
             <w:r>
               <w:rPr>
@@ -554,8 +536,8 @@
                 <w:b w:val="false"/>
                 <w:bCs w:val="false"/>
                 <w:color w:val="111111"/>
-                <w:sz w:val="30"/>
-                <w:szCs w:val="30"/>
+                <w:sz w:val="26"/>
+                <w:szCs w:val="26"/>
                 <w:rtl/>
               </w:rPr>
               <w:t xml:space="preserve">أَنَا طَالِبَةٌ فِي الصَّفِّ الْخَامِسِ.</w:t>
@@ -564,7 +546,7 @@
           <w:p>
             <w:pPr>
               <w:bidi/>
-              <w:spacing w:after="60" w:line="400"/>
+              <w:spacing w:after="18" w:line="208"/>
             </w:pPr>
             <w:r>
               <w:rPr>
@@ -572,8 +554,8 @@
                 <w:b w:val="false"/>
                 <w:bCs w:val="false"/>
                 <w:color w:val="111111"/>
-                <w:sz w:val="30"/>
-                <w:szCs w:val="30"/>
+                <w:sz w:val="26"/>
+                <w:szCs w:val="26"/>
                 <w:rtl/>
               </w:rPr>
               <w:t xml:space="preserve">هَذِهِ صَدِيقَتِي، اِسْمُهَا مَرْيَمُ. هِيَ طَالِبَةٌ أَيْضًا.</w:t>
@@ -582,7 +564,7 @@
           <w:p>
             <w:pPr>
               <w:bidi/>
-              <w:spacing w:after="60" w:line="400"/>
+              <w:spacing w:after="18" w:line="208"/>
             </w:pPr>
             <w:r>
               <w:rPr>
@@ -590,8 +572,8 @@
                 <w:b w:val="false"/>
                 <w:bCs w:val="false"/>
                 <w:color w:val="111111"/>
-                <w:sz w:val="30"/>
-                <w:szCs w:val="30"/>
+                <w:sz w:val="26"/>
+                <w:szCs w:val="26"/>
                 <w:rtl/>
               </w:rPr>
               <w:t xml:space="preserve">وَهَذَا مُعَلِّمِي، اِسْمُهُ أَحْمَدُ. هُوَ مُعَلِّمُ اللُّغَةِ الْعَرَبِيَّةِ.</w:t>
@@ -600,7 +582,7 @@
           <w:p>
             <w:pPr>
               <w:bidi/>
-              <w:spacing w:after="60" w:line="400"/>
+              <w:spacing w:after="18" w:line="208"/>
             </w:pPr>
             <w:r>
               <w:rPr>
@@ -608,8 +590,8 @@
                 <w:b w:val="false"/>
                 <w:bCs w:val="false"/>
                 <w:color w:val="111111"/>
-                <w:sz w:val="30"/>
-                <w:szCs w:val="30"/>
+                <w:sz w:val="26"/>
+                <w:szCs w:val="26"/>
                 <w:rtl/>
               </w:rPr>
               <w:t xml:space="preserve">نَحْنُ بِخَيْرٍ، اَلْحَمْدُ لِلَّهِ.</w:t>
@@ -620,7 +602,7 @@
     </w:tbl>
     <w:p>
       <w:pPr>
-        <w:spacing w:after="60"/>
+        <w:spacing w:after="18"/>
       </w:pPr>
       <w:r>
         <w:rPr>
@@ -630,8 +612,8 @@
           <w:i w:val="false"/>
           <w:iCs w:val="false"/>
           <w:color w:val="111111"/>
-          <w:sz w:val="21"/>
-          <w:szCs w:val="21"/>
+          <w:sz w:val="17"/>
+          <w:szCs w:val="17"/>
         </w:rPr>
         <w:t xml:space="preserve"/>
       </w:r>
@@ -640,7 +622,7 @@
       <w:pPr>
         <w:keepNext/>
         <w:bidi/>
-        <w:spacing w:after="40" w:before="0" w:line="300"/>
+        <w:spacing w:after="12" w:before="0" w:line="208"/>
         <w:ind w:left="340"/>
       </w:pPr>
       <w:r>
@@ -651,8 +633,8 @@
           <w:i w:val="false"/>
           <w:iCs w:val="false"/>
           <w:color w:val="111111"/>
-          <w:sz w:val="20"/>
-          <w:szCs w:val="20"/>
+          <w:sz w:val="17"/>
+          <w:szCs w:val="17"/>
         </w:rPr>
         <w:t xml:space="preserve">a.‎  </w:t>
       </w:r>
@@ -662,8 +644,8 @@
           <w:b w:val="false"/>
           <w:bCs w:val="false"/>
           <w:color w:val="111111"/>
-          <w:sz w:val="28"/>
-          <w:szCs w:val="28"/>
+          <w:sz w:val="25"/>
+          <w:szCs w:val="25"/>
           <w:rtl/>
         </w:rPr>
         <w:t xml:space="preserve">مَا اسْمُ الطَّالِبَةِ؟</w:t>
@@ -709,7 +691,7 @@
           <w:p>
             <w:pPr>
               <w:bidi/>
-              <w:spacing w:after="0" w:line="330"/>
+              <w:spacing w:after="0" w:line="208"/>
             </w:pPr>
             <w:r>
               <w:rPr>
@@ -719,8 +701,8 @@
                 <w:i w:val="false"/>
                 <w:iCs w:val="false"/>
                 <w:color w:val="111111"/>
-                <w:sz w:val="20"/>
-                <w:szCs w:val="20"/>
+                <w:sz w:val="17"/>
+                <w:szCs w:val="17"/>
               </w:rPr>
               <w:t xml:space="preserve">B.‎  </w:t>
             </w:r>
@@ -730,8 +712,8 @@
                 <w:b w:val="false"/>
                 <w:bCs w:val="false"/>
                 <w:color w:val="111111"/>
-                <w:sz w:val="28"/>
-                <w:szCs w:val="28"/>
+                <w:sz w:val="25"/>
+                <w:szCs w:val="25"/>
                 <w:rtl/>
               </w:rPr>
               <w:t xml:space="preserve">مَرْيَمُ</w:t>
@@ -758,7 +740,7 @@
           <w:p>
             <w:pPr>
               <w:bidi/>
-              <w:spacing w:after="0" w:line="330"/>
+              <w:spacing w:after="0" w:line="208"/>
             </w:pPr>
             <w:r>
               <w:rPr>
@@ -768,8 +750,8 @@
                 <w:i w:val="false"/>
                 <w:iCs w:val="false"/>
                 <w:color w:val="111111"/>
-                <w:sz w:val="20"/>
-                <w:szCs w:val="20"/>
+                <w:sz w:val="17"/>
+                <w:szCs w:val="17"/>
               </w:rPr>
               <w:t xml:space="preserve">A.‎  </w:t>
             </w:r>
@@ -779,8 +761,8 @@
                 <w:b w:val="false"/>
                 <w:bCs w:val="false"/>
                 <w:color w:val="111111"/>
-                <w:sz w:val="28"/>
-                <w:szCs w:val="28"/>
+                <w:sz w:val="25"/>
+                <w:szCs w:val="25"/>
                 <w:rtl/>
               </w:rPr>
               <w:t xml:space="preserve">زَيْنَبُ</w:t>
@@ -812,7 +794,7 @@
           <w:p>
             <w:pPr>
               <w:bidi/>
-              <w:spacing w:after="0" w:line="330"/>
+              <w:spacing w:after="0" w:line="208"/>
             </w:pPr>
             <w:r>
               <w:rPr>
@@ -822,8 +804,8 @@
                 <w:i w:val="false"/>
                 <w:iCs w:val="false"/>
                 <w:color w:val="111111"/>
-                <w:sz w:val="20"/>
-                <w:szCs w:val="20"/>
+                <w:sz w:val="17"/>
+                <w:szCs w:val="17"/>
               </w:rPr>
               <w:t xml:space="preserve">D.‎  </w:t>
             </w:r>
@@ -833,8 +815,8 @@
                 <w:b w:val="false"/>
                 <w:bCs w:val="false"/>
                 <w:color w:val="111111"/>
-                <w:sz w:val="28"/>
-                <w:szCs w:val="28"/>
+                <w:sz w:val="25"/>
+                <w:szCs w:val="25"/>
                 <w:rtl/>
               </w:rPr>
               <w:t xml:space="preserve">فَاطِمَةُ</w:t>
@@ -861,7 +843,7 @@
           <w:p>
             <w:pPr>
               <w:bidi/>
-              <w:spacing w:after="0" w:line="330"/>
+              <w:spacing w:after="0" w:line="208"/>
             </w:pPr>
             <w:r>
               <w:rPr>
@@ -871,8 +853,8 @@
                 <w:i w:val="false"/>
                 <w:iCs w:val="false"/>
                 <w:color w:val="111111"/>
-                <w:sz w:val="20"/>
-                <w:szCs w:val="20"/>
+                <w:sz w:val="17"/>
+                <w:szCs w:val="17"/>
               </w:rPr>
               <w:t xml:space="preserve">C.‎  </w:t>
             </w:r>
@@ -882,8 +864,8 @@
                 <w:b w:val="false"/>
                 <w:bCs w:val="false"/>
                 <w:color w:val="111111"/>
-                <w:sz w:val="28"/>
-                <w:szCs w:val="28"/>
+                <w:sz w:val="25"/>
+                <w:szCs w:val="25"/>
                 <w:rtl/>
               </w:rPr>
               <w:t xml:space="preserve">أَحْمَدُ</w:t>
@@ -896,7 +878,7 @@
       <w:pPr>
         <w:keepNext/>
         <w:bidi/>
-        <w:spacing w:after="40" w:before="150" w:line="300"/>
+        <w:spacing w:after="12" w:before="45" w:line="208"/>
         <w:ind w:left="340"/>
       </w:pPr>
       <w:r>
@@ -907,8 +889,8 @@
           <w:i w:val="false"/>
           <w:iCs w:val="false"/>
           <w:color w:val="111111"/>
-          <w:sz w:val="20"/>
-          <w:szCs w:val="20"/>
+          <w:sz w:val="17"/>
+          <w:szCs w:val="17"/>
         </w:rPr>
         <w:t xml:space="preserve">b.‎  </w:t>
       </w:r>
@@ -918,8 +900,8 @@
           <w:b w:val="false"/>
           <w:bCs w:val="false"/>
           <w:color w:val="111111"/>
-          <w:sz w:val="28"/>
-          <w:szCs w:val="28"/>
+          <w:sz w:val="25"/>
+          <w:szCs w:val="25"/>
           <w:rtl/>
         </w:rPr>
         <w:t xml:space="preserve">مَنْ صَدِيقَةُ زَيْنَبَ؟</w:t>
@@ -965,7 +947,7 @@
           <w:p>
             <w:pPr>
               <w:bidi/>
-              <w:spacing w:after="0" w:line="330"/>
+              <w:spacing w:after="0" w:line="208"/>
             </w:pPr>
             <w:r>
               <w:rPr>
@@ -975,8 +957,8 @@
                 <w:i w:val="false"/>
                 <w:iCs w:val="false"/>
                 <w:color w:val="111111"/>
-                <w:sz w:val="20"/>
-                <w:szCs w:val="20"/>
+                <w:sz w:val="17"/>
+                <w:szCs w:val="17"/>
               </w:rPr>
               <w:t xml:space="preserve">B.‎  </w:t>
             </w:r>
@@ -986,8 +968,8 @@
                 <w:b w:val="false"/>
                 <w:bCs w:val="false"/>
                 <w:color w:val="111111"/>
-                <w:sz w:val="28"/>
-                <w:szCs w:val="28"/>
+                <w:sz w:val="25"/>
+                <w:szCs w:val="25"/>
                 <w:rtl/>
               </w:rPr>
               <w:t xml:space="preserve">مَرْيَمُ</w:t>
@@ -1014,7 +996,7 @@
           <w:p>
             <w:pPr>
               <w:bidi/>
-              <w:spacing w:after="0" w:line="330"/>
+              <w:spacing w:after="0" w:line="208"/>
             </w:pPr>
             <w:r>
               <w:rPr>
@@ -1024,8 +1006,8 @@
                 <w:i w:val="false"/>
                 <w:iCs w:val="false"/>
                 <w:color w:val="111111"/>
-                <w:sz w:val="20"/>
-                <w:szCs w:val="20"/>
+                <w:sz w:val="17"/>
+                <w:szCs w:val="17"/>
               </w:rPr>
               <w:t xml:space="preserve">A.‎  </w:t>
             </w:r>
@@ -1035,8 +1017,8 @@
                 <w:b w:val="false"/>
                 <w:bCs w:val="false"/>
                 <w:color w:val="111111"/>
-                <w:sz w:val="28"/>
-                <w:szCs w:val="28"/>
+                <w:sz w:val="25"/>
+                <w:szCs w:val="25"/>
                 <w:rtl/>
               </w:rPr>
               <w:t xml:space="preserve">أَحْمَدُ</w:t>
@@ -1068,7 +1050,7 @@
           <w:p>
             <w:pPr>
               <w:bidi/>
-              <w:spacing w:after="0" w:line="330"/>
+              <w:spacing w:after="0" w:line="208"/>
             </w:pPr>
             <w:r>
               <w:rPr>
@@ -1078,8 +1060,8 @@
                 <w:i w:val="false"/>
                 <w:iCs w:val="false"/>
                 <w:color w:val="111111"/>
-                <w:sz w:val="20"/>
-                <w:szCs w:val="20"/>
+                <w:sz w:val="17"/>
+                <w:szCs w:val="17"/>
               </w:rPr>
               <w:t xml:space="preserve">D.‎  </w:t>
             </w:r>
@@ -1089,8 +1071,8 @@
                 <w:b w:val="false"/>
                 <w:bCs w:val="false"/>
                 <w:color w:val="111111"/>
-                <w:sz w:val="28"/>
-                <w:szCs w:val="28"/>
+                <w:sz w:val="25"/>
+                <w:szCs w:val="25"/>
                 <w:rtl/>
               </w:rPr>
               <w:t xml:space="preserve">خَالِدٌ</w:t>
@@ -1117,7 +1099,7 @@
           <w:p>
             <w:pPr>
               <w:bidi/>
-              <w:spacing w:after="0" w:line="330"/>
+              <w:spacing w:after="0" w:line="208"/>
             </w:pPr>
             <w:r>
               <w:rPr>
@@ -1127,8 +1109,8 @@
                 <w:i w:val="false"/>
                 <w:iCs w:val="false"/>
                 <w:color w:val="111111"/>
-                <w:sz w:val="20"/>
-                <w:szCs w:val="20"/>
+                <w:sz w:val="17"/>
+                <w:szCs w:val="17"/>
               </w:rPr>
               <w:t xml:space="preserve">C.‎  </w:t>
             </w:r>
@@ -1138,8 +1120,8 @@
                 <w:b w:val="false"/>
                 <w:bCs w:val="false"/>
                 <w:color w:val="111111"/>
-                <w:sz w:val="28"/>
-                <w:szCs w:val="28"/>
+                <w:sz w:val="25"/>
+                <w:szCs w:val="25"/>
                 <w:rtl/>
               </w:rPr>
               <w:t xml:space="preserve">مُعَلِّمَةٌ</w:t>
@@ -1152,7 +1134,7 @@
       <w:pPr>
         <w:keepNext/>
         <w:bidi/>
-        <w:spacing w:after="40" w:before="150" w:line="300"/>
+        <w:spacing w:after="12" w:before="45" w:line="208"/>
         <w:ind w:left="340"/>
       </w:pPr>
       <w:r>
@@ -1163,8 +1145,8 @@
           <w:i w:val="false"/>
           <w:iCs w:val="false"/>
           <w:color w:val="111111"/>
-          <w:sz w:val="20"/>
-          <w:szCs w:val="20"/>
+          <w:sz w:val="17"/>
+          <w:szCs w:val="17"/>
         </w:rPr>
         <w:t xml:space="preserve">c.‎  </w:t>
       </w:r>
@@ -1174,8 +1156,8 @@
           <w:b w:val="false"/>
           <w:bCs w:val="false"/>
           <w:color w:val="111111"/>
-          <w:sz w:val="28"/>
-          <w:szCs w:val="28"/>
+          <w:sz w:val="25"/>
+          <w:szCs w:val="25"/>
           <w:rtl/>
         </w:rPr>
         <w:t xml:space="preserve">مَا مِهْنَةُ أَحْمَدَ؟</w:t>
@@ -1221,7 +1203,7 @@
           <w:p>
             <w:pPr>
               <w:bidi/>
-              <w:spacing w:after="0" w:line="330"/>
+              <w:spacing w:after="0" w:line="208"/>
             </w:pPr>
             <w:r>
               <w:rPr>
@@ -1231,8 +1213,8 @@
                 <w:i w:val="false"/>
                 <w:iCs w:val="false"/>
                 <w:color w:val="111111"/>
-                <w:sz w:val="20"/>
-                <w:szCs w:val="20"/>
+                <w:sz w:val="17"/>
+                <w:szCs w:val="17"/>
               </w:rPr>
               <w:t xml:space="preserve">B.‎  </w:t>
             </w:r>
@@ -1242,8 +1224,8 @@
                 <w:b w:val="false"/>
                 <w:bCs w:val="false"/>
                 <w:color w:val="111111"/>
-                <w:sz w:val="28"/>
-                <w:szCs w:val="28"/>
+                <w:sz w:val="25"/>
+                <w:szCs w:val="25"/>
                 <w:rtl/>
               </w:rPr>
               <w:t xml:space="preserve">صَدِيقٌ</w:t>
@@ -1270,7 +1252,7 @@
           <w:p>
             <w:pPr>
               <w:bidi/>
-              <w:spacing w:after="0" w:line="330"/>
+              <w:spacing w:after="0" w:line="208"/>
             </w:pPr>
             <w:r>
               <w:rPr>
@@ -1280,8 +1262,8 @@
                 <w:i w:val="false"/>
                 <w:iCs w:val="false"/>
                 <w:color w:val="111111"/>
-                <w:sz w:val="20"/>
-                <w:szCs w:val="20"/>
+                <w:sz w:val="17"/>
+                <w:szCs w:val="17"/>
               </w:rPr>
               <w:t xml:space="preserve">A.‎  </w:t>
             </w:r>
@@ -1291,8 +1273,8 @@
                 <w:b w:val="false"/>
                 <w:bCs w:val="false"/>
                 <w:color w:val="111111"/>
-                <w:sz w:val="28"/>
-                <w:szCs w:val="28"/>
+                <w:sz w:val="25"/>
+                <w:szCs w:val="25"/>
                 <w:rtl/>
               </w:rPr>
               <w:t xml:space="preserve">طَالِبٌ</w:t>
@@ -1324,7 +1306,7 @@
           <w:p>
             <w:pPr>
               <w:bidi/>
-              <w:spacing w:after="0" w:line="330"/>
+              <w:spacing w:after="0" w:line="208"/>
             </w:pPr>
             <w:r>
               <w:rPr>
@@ -1334,8 +1316,8 @@
                 <w:i w:val="false"/>
                 <w:iCs w:val="false"/>
                 <w:color w:val="111111"/>
-                <w:sz w:val="20"/>
-                <w:szCs w:val="20"/>
+                <w:sz w:val="17"/>
+                <w:szCs w:val="17"/>
               </w:rPr>
               <w:t xml:space="preserve">D.‎  </w:t>
             </w:r>
@@ -1345,8 +1327,8 @@
                 <w:b w:val="false"/>
                 <w:bCs w:val="false"/>
                 <w:color w:val="111111"/>
-                <w:sz w:val="28"/>
-                <w:szCs w:val="28"/>
+                <w:sz w:val="25"/>
+                <w:szCs w:val="25"/>
                 <w:rtl/>
               </w:rPr>
               <w:t xml:space="preserve">طَالِبَةٌ</w:t>
@@ -1373,7 +1355,7 @@
           <w:p>
             <w:pPr>
               <w:bidi/>
-              <w:spacing w:after="0" w:line="330"/>
+              <w:spacing w:after="0" w:line="208"/>
             </w:pPr>
             <w:r>
               <w:rPr>
@@ -1383,8 +1365,8 @@
                 <w:i w:val="false"/>
                 <w:iCs w:val="false"/>
                 <w:color w:val="111111"/>
-                <w:sz w:val="20"/>
-                <w:szCs w:val="20"/>
+                <w:sz w:val="17"/>
+                <w:szCs w:val="17"/>
               </w:rPr>
               <w:t xml:space="preserve">C.‎  </w:t>
             </w:r>
@@ -1394,8 +1376,8 @@
                 <w:b w:val="false"/>
                 <w:bCs w:val="false"/>
                 <w:color w:val="111111"/>
-                <w:sz w:val="28"/>
-                <w:szCs w:val="28"/>
+                <w:sz w:val="25"/>
+                <w:szCs w:val="25"/>
                 <w:rtl/>
               </w:rPr>
               <w:t xml:space="preserve">مُعَلِّمٌ</w:t>
@@ -1407,7 +1389,7 @@
     <w:p>
       <w:pPr>
         <w:keepNext w:val="false"/>
-        <w:spacing w:after="40" w:before="150" w:line="280"/>
+        <w:spacing w:after="12" w:before="45" w:line="208"/>
         <w:ind w:left="620" w:hanging="280"/>
       </w:pPr>
       <w:r>
@@ -1418,8 +1400,8 @@
           <w:i w:val="false"/>
           <w:iCs w:val="false"/>
           <w:color w:val="111111"/>
-          <w:sz w:val="20"/>
-          <w:szCs w:val="20"/>
+          <w:sz w:val="17"/>
+          <w:szCs w:val="17"/>
         </w:rPr>
         <w:t xml:space="preserve">d)  Sen kaçıncı sınıftasın? Arapça bir cümleyle yazınız.</w:t>
       </w:r>
@@ -1427,10 +1409,10 @@
     <w:p>
       <w:pPr>
         <w:pBdr>
-          <w:bottom w:val="dotted" w:color="97A4B1" w:sz="6"/>
+          <w:bottom w:val="dotted" w:color="96A3B0" w:sz="6"/>
         </w:pBdr>
         <w:bidi/>
-        <w:spacing w:after="210" w:line="300"/>
+        <w:spacing w:after="63" w:line="208"/>
         <w:ind w:left="620"/>
       </w:pPr>
       <w:r>
@@ -1441,31 +1423,8 @@
           <w:i w:val="false"/>
           <w:iCs w:val="false"/>
           <w:color w:val="111111"/>
-          <w:sz w:val="21"/>
-          <w:szCs w:val="21"/>
-        </w:rPr>
-        <w:t xml:space="preserve"/>
-      </w:r>
-    </w:p>
-    <w:p>
-      <w:pPr>
-        <w:pBdr>
-          <w:bottom w:val="dotted" w:color="96A3B0" w:sz="6"/>
-        </w:pBdr>
-        <w:bidi/>
-        <w:spacing w:after="210" w:line="300"/>
-        <w:ind w:left="620"/>
-      </w:pPr>
-      <w:r>
-        <w:rPr>
-          <w:rFonts w:ascii="Times New Roman" w:cs="Times New Roman" w:eastAsia="Times New Roman" w:hAnsi="Times New Roman"/>
-          <w:b w:val="false"/>
-          <w:bCs w:val="false"/>
-          <w:i w:val="false"/>
-          <w:iCs w:val="false"/>
-          <w:color w:val="111111"/>
-          <w:sz w:val="21"/>
-          <w:szCs w:val="21"/>
+          <w:sz w:val="17"/>
+          <w:szCs w:val="17"/>
         </w:rPr>
         <w:t xml:space="preserve"/>
       </w:r>
@@ -1475,7 +1434,7 @@
         <w:tabs>
           <w:tab w:val="right" w:pos="9864"/>
         </w:tabs>
-        <w:spacing w:after="90" w:before="220" w:line="280"/>
+        <w:spacing w:after="27" w:before="66" w:line="208"/>
         <w:ind w:left="340" w:hanging="340"/>
       </w:pPr>
       <w:r>
@@ -1486,16 +1445,16 @@
           <w:i w:val="false"/>
           <w:iCs w:val="false"/>
           <w:color w:val="111111"/>
-          <w:sz w:val="21"/>
-          <w:szCs w:val="21"/>
+          <w:sz w:val="17"/>
+          <w:szCs w:val="17"/>
         </w:rPr>
         <w:t xml:space="preserve">2.</w:t>
       </w:r>
       <w:r>
         <w:rPr>
           <w:rFonts w:ascii="Times New Roman" w:cs="Times New Roman" w:eastAsia="Times New Roman" w:hAnsi="Times New Roman"/>
-          <w:sz w:val="21"/>
-          <w:szCs w:val="21"/>
+          <w:sz w:val="17"/>
+          <w:szCs w:val="17"/>
         </w:rPr>
         <w:tab/>
       </w:r>
@@ -1507,16 +1466,16 @@
           <w:i w:val="false"/>
           <w:iCs w:val="false"/>
           <w:color w:val="111111"/>
-          <w:sz w:val="21"/>
-          <w:szCs w:val="21"/>
+          <w:sz w:val="17"/>
+          <w:szCs w:val="17"/>
         </w:rPr>
         <w:t xml:space="preserve">Dinlediğiniz metne göre cümleler doğru ise D, yanlış ise Y kutusunu işaretleyiniz.</w:t>
       </w:r>
       <w:r>
         <w:rPr>
           <w:rFonts w:ascii="Times New Roman" w:cs="Times New Roman" w:eastAsia="Times New Roman" w:hAnsi="Times New Roman"/>
-          <w:sz w:val="21"/>
-          <w:szCs w:val="21"/>
+          <w:sz w:val="17"/>
+          <w:szCs w:val="17"/>
         </w:rPr>
         <w:tab/>
       </w:r>
@@ -1528,8 +1487,8 @@
           <w:i w:val="false"/>
           <w:iCs w:val="false"/>
           <w:color w:val="55636F"/>
-          <w:sz w:val="18"/>
-          <w:szCs w:val="18"/>
+          <w:sz w:val="15"/>
+          <w:szCs w:val="15"/>
         </w:rPr>
         <w:t xml:space="preserve">(10 puan)</w:t>
       </w:r>
@@ -1537,7 +1496,7 @@
     <w:p>
       <w:pPr>
         <w:keepNext w:val="false"/>
-        <w:spacing w:after="90" w:before="0" w:line="280"/>
+        <w:spacing w:after="27" w:before="0" w:line="208"/>
         <w:ind w:left="340"/>
       </w:pPr>
       <w:r>
@@ -1548,8 +1507,8 @@
           <w:i/>
           <w:iCs/>
           <w:color w:val="5B6772"/>
-          <w:sz w:val="18"/>
-          <w:szCs w:val="18"/>
+          <w:sz w:val="15"/>
+          <w:szCs w:val="15"/>
         </w:rPr>
         <w:t xml:space="preserve">Metin öğretmeniniz tarafından iki kez okunacaktır. Her doğru cevap 2 puandır.</w:t>
       </w:r>
@@ -1590,7 +1549,7 @@
           </w:tcPr>
           <w:p>
             <w:pPr>
-              <w:spacing w:after="0" w:line="270"/>
+              <w:spacing w:after="0" w:line="208"/>
               <w:jc w:val="center"/>
             </w:pPr>
             <w:r>
@@ -1601,8 +1560,8 @@
                 <w:i w:val="false"/>
                 <w:iCs w:val="false"/>
                 <w:color w:val="111111"/>
-                <w:sz w:val="18"/>
-                <w:szCs w:val="18"/>
+                <w:sz w:val="15"/>
+                <w:szCs w:val="15"/>
               </w:rPr>
               <w:t xml:space="preserve">No</w:t>
             </w:r>
@@ -1622,7 +1581,7 @@
           </w:tcPr>
           <w:p>
             <w:pPr>
-              <w:spacing w:after="0" w:line="270"/>
+              <w:spacing w:after="0" w:line="208"/>
               <w:jc w:val="center"/>
             </w:pPr>
             <w:r>
@@ -1633,8 +1592,8 @@
                 <w:i w:val="false"/>
                 <w:iCs w:val="false"/>
                 <w:color w:val="111111"/>
-                <w:sz w:val="18"/>
-                <w:szCs w:val="18"/>
+                <w:sz w:val="15"/>
+                <w:szCs w:val="15"/>
               </w:rPr>
               <w:t xml:space="preserve">Cümle</w:t>
             </w:r>
@@ -1654,7 +1613,7 @@
           </w:tcPr>
           <w:p>
             <w:pPr>
-              <w:spacing w:after="0" w:line="270"/>
+              <w:spacing w:after="0" w:line="208"/>
               <w:jc w:val="center"/>
             </w:pPr>
             <w:r>
@@ -1665,8 +1624,8 @@
                 <w:i w:val="false"/>
                 <w:iCs w:val="false"/>
                 <w:color w:val="111111"/>
-                <w:sz w:val="18"/>
-                <w:szCs w:val="18"/>
+                <w:sz w:val="15"/>
+                <w:szCs w:val="15"/>
               </w:rPr>
               <w:t xml:space="preserve">D</w:t>
             </w:r>
@@ -1686,7 +1645,7 @@
           </w:tcPr>
           <w:p>
             <w:pPr>
-              <w:spacing w:after="0" w:line="270"/>
+              <w:spacing w:after="0" w:line="208"/>
               <w:jc w:val="center"/>
             </w:pPr>
             <w:r>
@@ -1697,8 +1656,8 @@
                 <w:i w:val="false"/>
                 <w:iCs w:val="false"/>
                 <w:color w:val="111111"/>
-                <w:sz w:val="18"/>
-                <w:szCs w:val="18"/>
+                <w:sz w:val="15"/>
+                <w:szCs w:val="15"/>
               </w:rPr>
               <w:t xml:space="preserve">Y</w:t>
             </w:r>
@@ -1707,7 +1666,7 @@
       </w:tr>
       <w:tr>
         <w:trPr>
-          <w:trHeight w:val="420" w:hRule="atLeast"/>
+          <w:trHeight w:val="260" w:hRule="atLeast"/>
         </w:trPr>
         <w:tc>
           <w:tcPr>
@@ -1722,19 +1681,19 @@
           </w:tcPr>
           <w:p>
             <w:pPr>
-              <w:spacing w:after="0" w:line="270"/>
-              <w:jc w:val="center"/>
-            </w:pPr>
-            <w:r>
-              <w:rPr>
-                <w:rFonts w:ascii="Times New Roman" w:cs="Times New Roman" w:eastAsia="Times New Roman" w:hAnsi="Times New Roman"/>
-                <w:b w:val="false"/>
-                <w:bCs w:val="false"/>
-                <w:i w:val="false"/>
-                <w:iCs w:val="false"/>
-                <w:color w:val="111111"/>
-                <w:sz w:val="19"/>
-                <w:szCs w:val="19"/>
+              <w:spacing w:after="0" w:line="208"/>
+              <w:jc w:val="center"/>
+            </w:pPr>
+            <w:r>
+              <w:rPr>
+                <w:rFonts w:ascii="Times New Roman" w:cs="Times New Roman" w:eastAsia="Times New Roman" w:hAnsi="Times New Roman"/>
+                <w:b w:val="false"/>
+                <w:bCs w:val="false"/>
+                <w:i w:val="false"/>
+                <w:iCs w:val="false"/>
+                <w:color w:val="111111"/>
+                <w:sz w:val="16"/>
+                <w:szCs w:val="16"/>
               </w:rPr>
               <w:t xml:space="preserve">1</w:t>
             </w:r>
@@ -1754,7 +1713,7 @@
           <w:p>
             <w:pPr>
               <w:bidi/>
-              <w:spacing w:after="0" w:line="320"/>
+              <w:spacing w:after="0" w:line="208"/>
             </w:pPr>
             <w:r>
               <w:rPr>
@@ -1762,8 +1721,8 @@
                 <w:b w:val="false"/>
                 <w:bCs w:val="false"/>
                 <w:color w:val="111111"/>
-                <w:sz w:val="28"/>
-                <w:szCs w:val="28"/>
+                <w:sz w:val="25"/>
+                <w:szCs w:val="25"/>
                 <w:rtl/>
               </w:rPr>
               <w:t xml:space="preserve">اِسْمُ الطَّالِبِ خَالِدٌ.</w:t>
@@ -1783,18 +1742,18 @@
           </w:tcPr>
           <w:p>
             <w:pPr>
-              <w:spacing w:after="0" w:line="270"/>
-            </w:pPr>
-            <w:r>
-              <w:rPr>
-                <w:rFonts w:ascii="Times New Roman" w:cs="Times New Roman" w:eastAsia="Times New Roman" w:hAnsi="Times New Roman"/>
-                <w:b w:val="false"/>
-                <w:bCs w:val="false"/>
-                <w:i w:val="false"/>
-                <w:iCs w:val="false"/>
-                <w:color w:val="111111"/>
-                <w:sz w:val="21"/>
-                <w:szCs w:val="21"/>
+              <w:spacing w:after="0" w:line="208"/>
+            </w:pPr>
+            <w:r>
+              <w:rPr>
+                <w:rFonts w:ascii="Times New Roman" w:cs="Times New Roman" w:eastAsia="Times New Roman" w:hAnsi="Times New Roman"/>
+                <w:b w:val="false"/>
+                <w:bCs w:val="false"/>
+                <w:i w:val="false"/>
+                <w:iCs w:val="false"/>
+                <w:color w:val="111111"/>
+                <w:sz w:val="17"/>
+                <w:szCs w:val="17"/>
               </w:rPr>
               <w:t xml:space="preserve"/>
             </w:r>
@@ -1811,29 +1770,11 @@
             </w:tcMar>
             <w:vAlign w:val="center"/>
           </w:tcPr>
-          <w:p>
-            <w:pPr>
-              <w:spacing w:after="0" w:line="270"/>
-            </w:pPr>
-            <w:r>
-              <w:rPr>
-                <w:rFonts w:ascii="Times New Roman" w:cs="Times New Roman" w:eastAsia="Times New Roman" w:hAnsi="Times New Roman"/>
-                <w:b w:val="false"/>
-                <w:bCs w:val="false"/>
-                <w:i w:val="false"/>
-                <w:iCs w:val="false"/>
-                <w:color w:val="111111"/>
-                <w:sz w:val="21"/>
-                <w:szCs w:val="21"/>
-              </w:rPr>
-              <w:t xml:space="preserve"/>
-            </w:r>
-          </w:p>
         </w:tc>
       </w:tr>
       <w:tr>
         <w:trPr>
-          <w:trHeight w:val="420" w:hRule="atLeast"/>
+          <w:trHeight w:val="260" w:hRule="atLeast"/>
         </w:trPr>
         <w:tc>
           <w:tcPr>
@@ -1848,19 +1789,19 @@
           </w:tcPr>
           <w:p>
             <w:pPr>
-              <w:spacing w:after="0" w:line="270"/>
-              <w:jc w:val="center"/>
-            </w:pPr>
-            <w:r>
-              <w:rPr>
-                <w:rFonts w:ascii="Times New Roman" w:cs="Times New Roman" w:eastAsia="Times New Roman" w:hAnsi="Times New Roman"/>
-                <w:b w:val="false"/>
-                <w:bCs w:val="false"/>
-                <w:i w:val="false"/>
-                <w:iCs w:val="false"/>
-                <w:color w:val="111111"/>
-                <w:sz w:val="19"/>
-                <w:szCs w:val="19"/>
+              <w:spacing w:after="0" w:line="208"/>
+              <w:jc w:val="center"/>
+            </w:pPr>
+            <w:r>
+              <w:rPr>
+                <w:rFonts w:ascii="Times New Roman" w:cs="Times New Roman" w:eastAsia="Times New Roman" w:hAnsi="Times New Roman"/>
+                <w:b w:val="false"/>
+                <w:bCs w:val="false"/>
+                <w:i w:val="false"/>
+                <w:iCs w:val="false"/>
+                <w:color w:val="111111"/>
+                <w:sz w:val="16"/>
+                <w:szCs w:val="16"/>
               </w:rPr>
               <w:t xml:space="preserve">2</w:t>
             </w:r>
@@ -1880,7 +1821,7 @@
           <w:p>
             <w:pPr>
               <w:bidi/>
-              <w:spacing w:after="0" w:line="320"/>
+              <w:spacing w:after="0" w:line="208"/>
             </w:pPr>
             <w:r>
               <w:rPr>
@@ -1888,8 +1829,8 @@
                 <w:b w:val="false"/>
                 <w:bCs w:val="false"/>
                 <w:color w:val="111111"/>
-                <w:sz w:val="28"/>
-                <w:szCs w:val="28"/>
+                <w:sz w:val="25"/>
+                <w:szCs w:val="25"/>
                 <w:rtl/>
               </w:rPr>
               <w:t xml:space="preserve">خَالِدٌ مُعَلِّمٌ.</w:t>
@@ -1909,18 +1850,18 @@
           </w:tcPr>
           <w:p>
             <w:pPr>
-              <w:spacing w:after="0" w:line="270"/>
-            </w:pPr>
-            <w:r>
-              <w:rPr>
-                <w:rFonts w:ascii="Times New Roman" w:cs="Times New Roman" w:eastAsia="Times New Roman" w:hAnsi="Times New Roman"/>
-                <w:b w:val="false"/>
-                <w:bCs w:val="false"/>
-                <w:i w:val="false"/>
-                <w:iCs w:val="false"/>
-                <w:color w:val="111111"/>
-                <w:sz w:val="21"/>
-                <w:szCs w:val="21"/>
+              <w:spacing w:after="0" w:line="208"/>
+            </w:pPr>
+            <w:r>
+              <w:rPr>
+                <w:rFonts w:ascii="Times New Roman" w:cs="Times New Roman" w:eastAsia="Times New Roman" w:hAnsi="Times New Roman"/>
+                <w:b w:val="false"/>
+                <w:bCs w:val="false"/>
+                <w:i w:val="false"/>
+                <w:iCs w:val="false"/>
+                <w:color w:val="111111"/>
+                <w:sz w:val="17"/>
+                <w:szCs w:val="17"/>
               </w:rPr>
               <w:t xml:space="preserve"/>
             </w:r>
@@ -1937,29 +1878,11 @@
             </w:tcMar>
             <w:vAlign w:val="center"/>
           </w:tcPr>
-          <w:p>
-            <w:pPr>
-              <w:spacing w:after="0" w:line="270"/>
-            </w:pPr>
-            <w:r>
-              <w:rPr>
-                <w:rFonts w:ascii="Times New Roman" w:cs="Times New Roman" w:eastAsia="Times New Roman" w:hAnsi="Times New Roman"/>
-                <w:b w:val="false"/>
-                <w:bCs w:val="false"/>
-                <w:i w:val="false"/>
-                <w:iCs w:val="false"/>
-                <w:color w:val="111111"/>
-                <w:sz w:val="21"/>
-                <w:szCs w:val="21"/>
-              </w:rPr>
-              <w:t xml:space="preserve"/>
-            </w:r>
-          </w:p>
         </w:tc>
       </w:tr>
       <w:tr>
         <w:trPr>
-          <w:trHeight w:val="420" w:hRule="atLeast"/>
+          <w:trHeight w:val="260" w:hRule="atLeast"/>
         </w:trPr>
         <w:tc>
           <w:tcPr>
@@ -1974,19 +1897,19 @@
           </w:tcPr>
           <w:p>
             <w:pPr>
-              <w:spacing w:after="0" w:line="270"/>
-              <w:jc w:val="center"/>
-            </w:pPr>
-            <w:r>
-              <w:rPr>
-                <w:rFonts w:ascii="Times New Roman" w:cs="Times New Roman" w:eastAsia="Times New Roman" w:hAnsi="Times New Roman"/>
-                <w:b w:val="false"/>
-                <w:bCs w:val="false"/>
-                <w:i w:val="false"/>
-                <w:iCs w:val="false"/>
-                <w:color w:val="111111"/>
-                <w:sz w:val="19"/>
-                <w:szCs w:val="19"/>
+              <w:spacing w:after="0" w:line="208"/>
+              <w:jc w:val="center"/>
+            </w:pPr>
+            <w:r>
+              <w:rPr>
+                <w:rFonts w:ascii="Times New Roman" w:cs="Times New Roman" w:eastAsia="Times New Roman" w:hAnsi="Times New Roman"/>
+                <w:b w:val="false"/>
+                <w:bCs w:val="false"/>
+                <w:i w:val="false"/>
+                <w:iCs w:val="false"/>
+                <w:color w:val="111111"/>
+                <w:sz w:val="16"/>
+                <w:szCs w:val="16"/>
               </w:rPr>
               <w:t xml:space="preserve">3</w:t>
             </w:r>
@@ -2006,7 +1929,7 @@
           <w:p>
             <w:pPr>
               <w:bidi/>
-              <w:spacing w:after="0" w:line="320"/>
+              <w:spacing w:after="0" w:line="208"/>
             </w:pPr>
             <w:r>
               <w:rPr>
@@ -2014,8 +1937,8 @@
                 <w:b w:val="false"/>
                 <w:bCs w:val="false"/>
                 <w:color w:val="111111"/>
-                <w:sz w:val="28"/>
-                <w:szCs w:val="28"/>
+                <w:sz w:val="25"/>
+                <w:szCs w:val="25"/>
                 <w:rtl/>
               </w:rPr>
               <w:t xml:space="preserve">صَدِيقُ خَالِدٍ عُمَرُ.</w:t>
@@ -2035,18 +1958,18 @@
           </w:tcPr>
           <w:p>
             <w:pPr>
-              <w:spacing w:after="0" w:line="270"/>
-            </w:pPr>
-            <w:r>
-              <w:rPr>
-                <w:rFonts w:ascii="Times New Roman" w:cs="Times New Roman" w:eastAsia="Times New Roman" w:hAnsi="Times New Roman"/>
-                <w:b w:val="false"/>
-                <w:bCs w:val="false"/>
-                <w:i w:val="false"/>
-                <w:iCs w:val="false"/>
-                <w:color w:val="111111"/>
-                <w:sz w:val="21"/>
-                <w:szCs w:val="21"/>
+              <w:spacing w:after="0" w:line="208"/>
+            </w:pPr>
+            <w:r>
+              <w:rPr>
+                <w:rFonts w:ascii="Times New Roman" w:cs="Times New Roman" w:eastAsia="Times New Roman" w:hAnsi="Times New Roman"/>
+                <w:b w:val="false"/>
+                <w:bCs w:val="false"/>
+                <w:i w:val="false"/>
+                <w:iCs w:val="false"/>
+                <w:color w:val="111111"/>
+                <w:sz w:val="17"/>
+                <w:szCs w:val="17"/>
               </w:rPr>
               <w:t xml:space="preserve"/>
             </w:r>
@@ -2063,29 +1986,11 @@
             </w:tcMar>
             <w:vAlign w:val="center"/>
           </w:tcPr>
-          <w:p>
-            <w:pPr>
-              <w:spacing w:after="0" w:line="270"/>
-            </w:pPr>
-            <w:r>
-              <w:rPr>
-                <w:rFonts w:ascii="Times New Roman" w:cs="Times New Roman" w:eastAsia="Times New Roman" w:hAnsi="Times New Roman"/>
-                <w:b w:val="false"/>
-                <w:bCs w:val="false"/>
-                <w:i w:val="false"/>
-                <w:iCs w:val="false"/>
-                <w:color w:val="111111"/>
-                <w:sz w:val="21"/>
-                <w:szCs w:val="21"/>
-              </w:rPr>
-              <w:t xml:space="preserve"/>
-            </w:r>
-          </w:p>
         </w:tc>
       </w:tr>
       <w:tr>
         <w:trPr>
-          <w:trHeight w:val="420" w:hRule="atLeast"/>
+          <w:trHeight w:val="260" w:hRule="atLeast"/>
         </w:trPr>
         <w:tc>
           <w:tcPr>
@@ -2100,19 +2005,19 @@
           </w:tcPr>
           <w:p>
             <w:pPr>
-              <w:spacing w:after="0" w:line="270"/>
-              <w:jc w:val="center"/>
-            </w:pPr>
-            <w:r>
-              <w:rPr>
-                <w:rFonts w:ascii="Times New Roman" w:cs="Times New Roman" w:eastAsia="Times New Roman" w:hAnsi="Times New Roman"/>
-                <w:b w:val="false"/>
-                <w:bCs w:val="false"/>
-                <w:i w:val="false"/>
-                <w:iCs w:val="false"/>
-                <w:color w:val="111111"/>
-                <w:sz w:val="19"/>
-                <w:szCs w:val="19"/>
+              <w:spacing w:after="0" w:line="208"/>
+              <w:jc w:val="center"/>
+            </w:pPr>
+            <w:r>
+              <w:rPr>
+                <w:rFonts w:ascii="Times New Roman" w:cs="Times New Roman" w:eastAsia="Times New Roman" w:hAnsi="Times New Roman"/>
+                <w:b w:val="false"/>
+                <w:bCs w:val="false"/>
+                <w:i w:val="false"/>
+                <w:iCs w:val="false"/>
+                <w:color w:val="111111"/>
+                <w:sz w:val="16"/>
+                <w:szCs w:val="16"/>
               </w:rPr>
               <w:t xml:space="preserve">4</w:t>
             </w:r>
@@ -2132,7 +2037,7 @@
           <w:p>
             <w:pPr>
               <w:bidi/>
-              <w:spacing w:after="0" w:line="320"/>
+              <w:spacing w:after="0" w:line="208"/>
             </w:pPr>
             <w:r>
               <w:rPr>
@@ -2140,8 +2045,8 @@
                 <w:b w:val="false"/>
                 <w:bCs w:val="false"/>
                 <w:color w:val="111111"/>
-                <w:sz w:val="28"/>
-                <w:szCs w:val="28"/>
+                <w:sz w:val="25"/>
+                <w:szCs w:val="25"/>
                 <w:rtl/>
               </w:rPr>
               <w:t xml:space="preserve">عُمَرُ طَالِبٌ.</w:t>
@@ -2161,18 +2066,18 @@
           </w:tcPr>
           <w:p>
             <w:pPr>
-              <w:spacing w:after="0" w:line="270"/>
-            </w:pPr>
-            <w:r>
-              <w:rPr>
-                <w:rFonts w:ascii="Times New Roman" w:cs="Times New Roman" w:eastAsia="Times New Roman" w:hAnsi="Times New Roman"/>
-                <w:b w:val="false"/>
-                <w:bCs w:val="false"/>
-                <w:i w:val="false"/>
-                <w:iCs w:val="false"/>
-                <w:color w:val="111111"/>
-                <w:sz w:val="21"/>
-                <w:szCs w:val="21"/>
+              <w:spacing w:after="0" w:line="208"/>
+            </w:pPr>
+            <w:r>
+              <w:rPr>
+                <w:rFonts w:ascii="Times New Roman" w:cs="Times New Roman" w:eastAsia="Times New Roman" w:hAnsi="Times New Roman"/>
+                <w:b w:val="false"/>
+                <w:bCs w:val="false"/>
+                <w:i w:val="false"/>
+                <w:iCs w:val="false"/>
+                <w:color w:val="111111"/>
+                <w:sz w:val="17"/>
+                <w:szCs w:val="17"/>
               </w:rPr>
               <w:t xml:space="preserve"/>
             </w:r>
@@ -2189,29 +2094,11 @@
             </w:tcMar>
             <w:vAlign w:val="center"/>
           </w:tcPr>
-          <w:p>
-            <w:pPr>
-              <w:spacing w:after="0" w:line="270"/>
-            </w:pPr>
-            <w:r>
-              <w:rPr>
-                <w:rFonts w:ascii="Times New Roman" w:cs="Times New Roman" w:eastAsia="Times New Roman" w:hAnsi="Times New Roman"/>
-                <w:b w:val="false"/>
-                <w:bCs w:val="false"/>
-                <w:i w:val="false"/>
-                <w:iCs w:val="false"/>
-                <w:color w:val="111111"/>
-                <w:sz w:val="21"/>
-                <w:szCs w:val="21"/>
-              </w:rPr>
-              <w:t xml:space="preserve"/>
-            </w:r>
-          </w:p>
         </w:tc>
       </w:tr>
       <w:tr>
         <w:trPr>
-          <w:trHeight w:val="420" w:hRule="atLeast"/>
+          <w:trHeight w:val="260" w:hRule="atLeast"/>
         </w:trPr>
         <w:tc>
           <w:tcPr>
@@ -2226,19 +2113,19 @@
           </w:tcPr>
           <w:p>
             <w:pPr>
-              <w:spacing w:after="0" w:line="270"/>
-              <w:jc w:val="center"/>
-            </w:pPr>
-            <w:r>
-              <w:rPr>
-                <w:rFonts w:ascii="Times New Roman" w:cs="Times New Roman" w:eastAsia="Times New Roman" w:hAnsi="Times New Roman"/>
-                <w:b w:val="false"/>
-                <w:bCs w:val="false"/>
-                <w:i w:val="false"/>
-                <w:iCs w:val="false"/>
-                <w:color w:val="111111"/>
-                <w:sz w:val="19"/>
-                <w:szCs w:val="19"/>
+              <w:spacing w:after="0" w:line="208"/>
+              <w:jc w:val="center"/>
+            </w:pPr>
+            <w:r>
+              <w:rPr>
+                <w:rFonts w:ascii="Times New Roman" w:cs="Times New Roman" w:eastAsia="Times New Roman" w:hAnsi="Times New Roman"/>
+                <w:b w:val="false"/>
+                <w:bCs w:val="false"/>
+                <w:i w:val="false"/>
+                <w:iCs w:val="false"/>
+                <w:color w:val="111111"/>
+                <w:sz w:val="16"/>
+                <w:szCs w:val="16"/>
               </w:rPr>
               <w:t xml:space="preserve">5</w:t>
             </w:r>
@@ -2258,7 +2145,7 @@
           <w:p>
             <w:pPr>
               <w:bidi/>
-              <w:spacing w:after="0" w:line="320"/>
+              <w:spacing w:after="0" w:line="208"/>
             </w:pPr>
             <w:r>
               <w:rPr>
@@ -2266,8 +2153,8 @@
                 <w:b w:val="false"/>
                 <w:bCs w:val="false"/>
                 <w:color w:val="111111"/>
-                <w:sz w:val="28"/>
-                <w:szCs w:val="28"/>
+                <w:sz w:val="25"/>
+                <w:szCs w:val="25"/>
                 <w:rtl/>
               </w:rPr>
               <w:t xml:space="preserve">اِسْمُ الْمُعَلِّمَةِ زَيْنَبُ.</w:t>
@@ -2287,18 +2174,18 @@
           </w:tcPr>
           <w:p>
             <w:pPr>
-              <w:spacing w:after="0" w:line="270"/>
-            </w:pPr>
-            <w:r>
-              <w:rPr>
-                <w:rFonts w:ascii="Times New Roman" w:cs="Times New Roman" w:eastAsia="Times New Roman" w:hAnsi="Times New Roman"/>
-                <w:b w:val="false"/>
-                <w:bCs w:val="false"/>
-                <w:i w:val="false"/>
-                <w:iCs w:val="false"/>
-                <w:color w:val="111111"/>
-                <w:sz w:val="21"/>
-                <w:szCs w:val="21"/>
+              <w:spacing w:after="0" w:line="208"/>
+            </w:pPr>
+            <w:r>
+              <w:rPr>
+                <w:rFonts w:ascii="Times New Roman" w:cs="Times New Roman" w:eastAsia="Times New Roman" w:hAnsi="Times New Roman"/>
+                <w:b w:val="false"/>
+                <w:bCs w:val="false"/>
+                <w:i w:val="false"/>
+                <w:iCs w:val="false"/>
+                <w:color w:val="111111"/>
+                <w:sz w:val="17"/>
+                <w:szCs w:val="17"/>
               </w:rPr>
               <w:t xml:space="preserve"/>
             </w:r>
@@ -2315,24 +2202,6 @@
             </w:tcMar>
             <w:vAlign w:val="center"/>
           </w:tcPr>
-          <w:p>
-            <w:pPr>
-              <w:spacing w:after="0" w:line="270"/>
-            </w:pPr>
-            <w:r>
-              <w:rPr>
-                <w:rFonts w:ascii="Times New Roman" w:cs="Times New Roman" w:eastAsia="Times New Roman" w:hAnsi="Times New Roman"/>
-                <w:b w:val="false"/>
-                <w:bCs w:val="false"/>
-                <w:i w:val="false"/>
-                <w:iCs w:val="false"/>
-                <w:color w:val="111111"/>
-                <w:sz w:val="21"/>
-                <w:szCs w:val="21"/>
-              </w:rPr>
-              <w:t xml:space="preserve"/>
-            </w:r>
-          </w:p>
         </w:tc>
       </w:tr>
     </w:tbl>
@@ -2341,7 +2210,7 @@
         <w:tabs>
           <w:tab w:val="right" w:pos="9864"/>
         </w:tabs>
-        <w:spacing w:after="90" w:before="220" w:line="280"/>
+        <w:spacing w:after="27" w:before="66" w:line="208"/>
         <w:ind w:left="340" w:hanging="340"/>
       </w:pPr>
       <w:r>
@@ -2352,16 +2221,16 @@
           <w:i w:val="false"/>
           <w:iCs w:val="false"/>
           <w:color w:val="111111"/>
-          <w:sz w:val="21"/>
-          <w:szCs w:val="21"/>
+          <w:sz w:val="17"/>
+          <w:szCs w:val="17"/>
         </w:rPr>
         <w:t xml:space="preserve">3.</w:t>
       </w:r>
       <w:r>
         <w:rPr>
           <w:rFonts w:ascii="Times New Roman" w:cs="Times New Roman" w:eastAsia="Times New Roman" w:hAnsi="Times New Roman"/>
-          <w:sz w:val="21"/>
-          <w:szCs w:val="21"/>
+          <w:sz w:val="17"/>
+          <w:szCs w:val="17"/>
         </w:rPr>
         <w:tab/>
       </w:r>
@@ -2373,16 +2242,16 @@
           <w:i w:val="false"/>
           <w:iCs w:val="false"/>
           <w:color w:val="111111"/>
-          <w:sz w:val="21"/>
-          <w:szCs w:val="21"/>
+          <w:sz w:val="17"/>
+          <w:szCs w:val="17"/>
         </w:rPr>
         <w:t xml:space="preserve">Aşağıdaki durumlarda söyleyeceğiniz Arapça ifadeyi yazınız.</w:t>
       </w:r>
       <w:r>
         <w:rPr>
           <w:rFonts w:ascii="Times New Roman" w:cs="Times New Roman" w:eastAsia="Times New Roman" w:hAnsi="Times New Roman"/>
-          <w:sz w:val="21"/>
-          <w:szCs w:val="21"/>
+          <w:sz w:val="17"/>
+          <w:szCs w:val="17"/>
         </w:rPr>
         <w:tab/>
       </w:r>
@@ -2394,8 +2263,8 @@
           <w:i w:val="false"/>
           <w:iCs w:val="false"/>
           <w:color w:val="55636F"/>
-          <w:sz w:val="18"/>
-          <w:szCs w:val="18"/>
+          <w:sz w:val="15"/>
+          <w:szCs w:val="15"/>
         </w:rPr>
         <w:t xml:space="preserve">(15 puan)</w:t>
       </w:r>
@@ -2403,7 +2272,7 @@
     <w:p>
       <w:pPr>
         <w:keepNext w:val="false"/>
-        <w:spacing w:after="90" w:before="0" w:line="280"/>
+        <w:spacing w:after="27" w:before="0" w:line="208"/>
         <w:ind w:left="340"/>
       </w:pPr>
       <w:r>
@@ -2414,8 +2283,8 @@
           <w:i/>
           <w:iCs/>
           <w:color w:val="5B6772"/>
-          <w:sz w:val="18"/>
-          <w:szCs w:val="18"/>
+          <w:sz w:val="15"/>
+          <w:szCs w:val="15"/>
         </w:rPr>
         <w:t xml:space="preserve">Her doğru cevap 3 puandır.</w:t>
       </w:r>
@@ -2455,7 +2324,7 @@
           </w:tcPr>
           <w:p>
             <w:pPr>
-              <w:spacing w:after="0" w:line="270"/>
+              <w:spacing w:after="0" w:line="208"/>
               <w:jc w:val="center"/>
             </w:pPr>
             <w:r>
@@ -2466,8 +2335,8 @@
                 <w:i w:val="false"/>
                 <w:iCs w:val="false"/>
                 <w:color w:val="111111"/>
-                <w:sz w:val="18"/>
-                <w:szCs w:val="18"/>
+                <w:sz w:val="15"/>
+                <w:szCs w:val="15"/>
               </w:rPr>
               <w:t xml:space="preserve">No</w:t>
             </w:r>
@@ -2487,7 +2356,7 @@
           </w:tcPr>
           <w:p>
             <w:pPr>
-              <w:spacing w:after="0" w:line="270"/>
+              <w:spacing w:after="0" w:line="208"/>
               <w:jc w:val="center"/>
             </w:pPr>
             <w:r>
@@ -2498,8 +2367,8 @@
                 <w:i w:val="false"/>
                 <w:iCs w:val="false"/>
                 <w:color w:val="111111"/>
-                <w:sz w:val="18"/>
-                <w:szCs w:val="18"/>
+                <w:sz w:val="15"/>
+                <w:szCs w:val="15"/>
               </w:rPr>
               <w:t xml:space="preserve">Durum</w:t>
             </w:r>
@@ -2519,7 +2388,7 @@
           </w:tcPr>
           <w:p>
             <w:pPr>
-              <w:spacing w:after="0" w:line="270"/>
+              <w:spacing w:after="0" w:line="208"/>
               <w:jc w:val="center"/>
             </w:pPr>
             <w:r>
@@ -2530,8 +2399,8 @@
                 <w:i w:val="false"/>
                 <w:iCs w:val="false"/>
                 <w:color w:val="111111"/>
-                <w:sz w:val="18"/>
-                <w:szCs w:val="18"/>
+                <w:sz w:val="15"/>
+                <w:szCs w:val="15"/>
               </w:rPr>
               <w:t xml:space="preserve">Söyleyeceğin Arapça ifade</w:t>
             </w:r>
@@ -2540,7 +2409,7 @@
       </w:tr>
       <w:tr>
         <w:trPr>
-          <w:trHeight w:val="520" w:hRule="atLeast"/>
+          <w:trHeight w:val="322" w:hRule="atLeast"/>
         </w:trPr>
         <w:tc>
           <w:tcPr>
@@ -2555,19 +2424,19 @@
           </w:tcPr>
           <w:p>
             <w:pPr>
-              <w:spacing w:after="0" w:line="270"/>
-              <w:jc w:val="center"/>
-            </w:pPr>
-            <w:r>
-              <w:rPr>
-                <w:rFonts w:ascii="Times New Roman" w:cs="Times New Roman" w:eastAsia="Times New Roman" w:hAnsi="Times New Roman"/>
-                <w:b w:val="false"/>
-                <w:bCs w:val="false"/>
-                <w:i w:val="false"/>
-                <w:iCs w:val="false"/>
-                <w:color w:val="111111"/>
-                <w:sz w:val="19"/>
-                <w:szCs w:val="19"/>
+              <w:spacing w:after="0" w:line="208"/>
+              <w:jc w:val="center"/>
+            </w:pPr>
+            <w:r>
+              <w:rPr>
+                <w:rFonts w:ascii="Times New Roman" w:cs="Times New Roman" w:eastAsia="Times New Roman" w:hAnsi="Times New Roman"/>
+                <w:b w:val="false"/>
+                <w:bCs w:val="false"/>
+                <w:i w:val="false"/>
+                <w:iCs w:val="false"/>
+                <w:color w:val="111111"/>
+                <w:sz w:val="16"/>
+                <w:szCs w:val="16"/>
               </w:rPr>
               <w:t xml:space="preserve">1</w:t>
             </w:r>
@@ -2586,18 +2455,18 @@
           </w:tcPr>
           <w:p>
             <w:pPr>
-              <w:spacing w:after="0" w:line="270"/>
-            </w:pPr>
-            <w:r>
-              <w:rPr>
-                <w:rFonts w:ascii="Times New Roman" w:cs="Times New Roman" w:eastAsia="Times New Roman" w:hAnsi="Times New Roman"/>
-                <w:b w:val="false"/>
-                <w:bCs w:val="false"/>
-                <w:i w:val="false"/>
-                <w:iCs w:val="false"/>
-                <w:color w:val="111111"/>
-                <w:sz w:val="20"/>
-                <w:szCs w:val="20"/>
+              <w:spacing w:after="0" w:line="208"/>
+            </w:pPr>
+            <w:r>
+              <w:rPr>
+                <w:rFonts w:ascii="Times New Roman" w:cs="Times New Roman" w:eastAsia="Times New Roman" w:hAnsi="Times New Roman"/>
+                <w:b w:val="false"/>
+                <w:bCs w:val="false"/>
+                <w:i w:val="false"/>
+                <w:iCs w:val="false"/>
+                <w:color w:val="111111"/>
+                <w:sz w:val="17"/>
+                <w:szCs w:val="17"/>
               </w:rPr>
               <w:t xml:space="preserve">Sabah sınıfa girerken arkadaşlarına ne dersin?</w:t>
             </w:r>
@@ -2617,7 +2486,7 @@
           <w:p>
             <w:pPr>
               <w:bidi/>
-              <w:spacing w:after="0" w:line="320"/>
+              <w:spacing w:after="0" w:line="208"/>
             </w:pPr>
             <w:r>
               <w:rPr>
@@ -2625,8 +2494,8 @@
                 <w:b w:val="false"/>
                 <w:bCs w:val="false"/>
                 <w:color w:val="111111"/>
-                <w:sz w:val="28"/>
-                <w:szCs w:val="28"/>
+                <w:sz w:val="25"/>
+                <w:szCs w:val="25"/>
                 <w:rtl/>
               </w:rPr>
               <w:t xml:space="preserve"/>
@@ -2636,7 +2505,7 @@
       </w:tr>
       <w:tr>
         <w:trPr>
-          <w:trHeight w:val="520" w:hRule="atLeast"/>
+          <w:trHeight w:val="322" w:hRule="atLeast"/>
         </w:trPr>
         <w:tc>
           <w:tcPr>
@@ -2651,19 +2520,19 @@
           </w:tcPr>
           <w:p>
             <w:pPr>
-              <w:spacing w:after="0" w:line="270"/>
-              <w:jc w:val="center"/>
-            </w:pPr>
-            <w:r>
-              <w:rPr>
-                <w:rFonts w:ascii="Times New Roman" w:cs="Times New Roman" w:eastAsia="Times New Roman" w:hAnsi="Times New Roman"/>
-                <w:b w:val="false"/>
-                <w:bCs w:val="false"/>
-                <w:i w:val="false"/>
-                <w:iCs w:val="false"/>
-                <w:color w:val="111111"/>
-                <w:sz w:val="19"/>
-                <w:szCs w:val="19"/>
+              <w:spacing w:after="0" w:line="208"/>
+              <w:jc w:val="center"/>
+            </w:pPr>
+            <w:r>
+              <w:rPr>
+                <w:rFonts w:ascii="Times New Roman" w:cs="Times New Roman" w:eastAsia="Times New Roman" w:hAnsi="Times New Roman"/>
+                <w:b w:val="false"/>
+                <w:bCs w:val="false"/>
+                <w:i w:val="false"/>
+                <w:iCs w:val="false"/>
+                <w:color w:val="111111"/>
+                <w:sz w:val="16"/>
+                <w:szCs w:val="16"/>
               </w:rPr>
               <w:t xml:space="preserve">2</w:t>
             </w:r>
@@ -2682,18 +2551,18 @@
           </w:tcPr>
           <w:p>
             <w:pPr>
-              <w:spacing w:after="0" w:line="270"/>
-            </w:pPr>
-            <w:r>
-              <w:rPr>
-                <w:rFonts w:ascii="Times New Roman" w:cs="Times New Roman" w:eastAsia="Times New Roman" w:hAnsi="Times New Roman"/>
-                <w:b w:val="false"/>
-                <w:bCs w:val="false"/>
-                <w:i w:val="false"/>
-                <w:iCs w:val="false"/>
-                <w:color w:val="111111"/>
-                <w:sz w:val="20"/>
-                <w:szCs w:val="20"/>
+              <w:spacing w:after="0" w:line="208"/>
+            </w:pPr>
+            <w:r>
+              <w:rPr>
+                <w:rFonts w:ascii="Times New Roman" w:cs="Times New Roman" w:eastAsia="Times New Roman" w:hAnsi="Times New Roman"/>
+                <w:b w:val="false"/>
+                <w:bCs w:val="false"/>
+                <w:i w:val="false"/>
+                <w:iCs w:val="false"/>
+                <w:color w:val="111111"/>
+                <w:sz w:val="17"/>
+                <w:szCs w:val="17"/>
               </w:rPr>
               <w:t xml:space="preserve">Tanımadığın bir öğrenciye adını nasıl sorarsın?</w:t>
             </w:r>
@@ -2713,7 +2582,7 @@
           <w:p>
             <w:pPr>
               <w:bidi/>
-              <w:spacing w:after="0" w:line="320"/>
+              <w:spacing w:after="0" w:line="208"/>
             </w:pPr>
             <w:r>
               <w:rPr>
@@ -2721,8 +2590,8 @@
                 <w:b w:val="false"/>
                 <w:bCs w:val="false"/>
                 <w:color w:val="111111"/>
-                <w:sz w:val="28"/>
-                <w:szCs w:val="28"/>
+                <w:sz w:val="25"/>
+                <w:szCs w:val="25"/>
                 <w:rtl/>
               </w:rPr>
               <w:t xml:space="preserve"/>
@@ -2732,7 +2601,7 @@
       </w:tr>
       <w:tr>
         <w:trPr>
-          <w:trHeight w:val="520" w:hRule="atLeast"/>
+          <w:trHeight w:val="322" w:hRule="atLeast"/>
         </w:trPr>
         <w:tc>
           <w:tcPr>
@@ -2747,19 +2616,19 @@
           </w:tcPr>
           <w:p>
             <w:pPr>
-              <w:spacing w:after="0" w:line="270"/>
-              <w:jc w:val="center"/>
-            </w:pPr>
-            <w:r>
-              <w:rPr>
-                <w:rFonts w:ascii="Times New Roman" w:cs="Times New Roman" w:eastAsia="Times New Roman" w:hAnsi="Times New Roman"/>
-                <w:b w:val="false"/>
-                <w:bCs w:val="false"/>
-                <w:i w:val="false"/>
-                <w:iCs w:val="false"/>
-                <w:color w:val="111111"/>
-                <w:sz w:val="19"/>
-                <w:szCs w:val="19"/>
+              <w:spacing w:after="0" w:line="208"/>
+              <w:jc w:val="center"/>
+            </w:pPr>
+            <w:r>
+              <w:rPr>
+                <w:rFonts w:ascii="Times New Roman" w:cs="Times New Roman" w:eastAsia="Times New Roman" w:hAnsi="Times New Roman"/>
+                <w:b w:val="false"/>
+                <w:bCs w:val="false"/>
+                <w:i w:val="false"/>
+                <w:iCs w:val="false"/>
+                <w:color w:val="111111"/>
+                <w:sz w:val="16"/>
+                <w:szCs w:val="16"/>
               </w:rPr>
               <w:t xml:space="preserve">3</w:t>
             </w:r>
@@ -2778,18 +2647,18 @@
           </w:tcPr>
           <w:p>
             <w:pPr>
-              <w:spacing w:after="0" w:line="270"/>
-            </w:pPr>
-            <w:r>
-              <w:rPr>
-                <w:rFonts w:ascii="Times New Roman" w:cs="Times New Roman" w:eastAsia="Times New Roman" w:hAnsi="Times New Roman"/>
-                <w:b w:val="false"/>
-                <w:bCs w:val="false"/>
-                <w:i w:val="false"/>
-                <w:iCs w:val="false"/>
-                <w:color w:val="111111"/>
-                <w:sz w:val="20"/>
-                <w:szCs w:val="20"/>
+              <w:spacing w:after="0" w:line="208"/>
+            </w:pPr>
+            <w:r>
+              <w:rPr>
+                <w:rFonts w:ascii="Times New Roman" w:cs="Times New Roman" w:eastAsia="Times New Roman" w:hAnsi="Times New Roman"/>
+                <w:b w:val="false"/>
+                <w:bCs w:val="false"/>
+                <w:i w:val="false"/>
+                <w:iCs w:val="false"/>
+                <w:color w:val="111111"/>
+                <w:sz w:val="17"/>
+                <w:szCs w:val="17"/>
               </w:rPr>
               <w:t xml:space="preserve">Biri sana «كَيْفَ حَالُكَ» diye sorunca ne cevap verirsin?</w:t>
             </w:r>
@@ -2809,7 +2678,7 @@
           <w:p>
             <w:pPr>
               <w:bidi/>
-              <w:spacing w:after="0" w:line="320"/>
+              <w:spacing w:after="0" w:line="208"/>
             </w:pPr>
             <w:r>
               <w:rPr>
@@ -2817,8 +2686,8 @@
                 <w:b w:val="false"/>
                 <w:bCs w:val="false"/>
                 <w:color w:val="111111"/>
-                <w:sz w:val="28"/>
-                <w:szCs w:val="28"/>
+                <w:sz w:val="25"/>
+                <w:szCs w:val="25"/>
                 <w:rtl/>
               </w:rPr>
               <w:t xml:space="preserve"/>
@@ -2828,7 +2697,7 @@
       </w:tr>
       <w:tr>
         <w:trPr>
-          <w:trHeight w:val="520" w:hRule="atLeast"/>
+          <w:trHeight w:val="322" w:hRule="atLeast"/>
         </w:trPr>
         <w:tc>
           <w:tcPr>
@@ -2843,19 +2712,19 @@
           </w:tcPr>
           <w:p>
             <w:pPr>
-              <w:spacing w:after="0" w:line="270"/>
-              <w:jc w:val="center"/>
-            </w:pPr>
-            <w:r>
-              <w:rPr>
-                <w:rFonts w:ascii="Times New Roman" w:cs="Times New Roman" w:eastAsia="Times New Roman" w:hAnsi="Times New Roman"/>
-                <w:b w:val="false"/>
-                <w:bCs w:val="false"/>
-                <w:i w:val="false"/>
-                <w:iCs w:val="false"/>
-                <w:color w:val="111111"/>
-                <w:sz w:val="19"/>
-                <w:szCs w:val="19"/>
+              <w:spacing w:after="0" w:line="208"/>
+              <w:jc w:val="center"/>
+            </w:pPr>
+            <w:r>
+              <w:rPr>
+                <w:rFonts w:ascii="Times New Roman" w:cs="Times New Roman" w:eastAsia="Times New Roman" w:hAnsi="Times New Roman"/>
+                <w:b w:val="false"/>
+                <w:bCs w:val="false"/>
+                <w:i w:val="false"/>
+                <w:iCs w:val="false"/>
+                <w:color w:val="111111"/>
+                <w:sz w:val="16"/>
+                <w:szCs w:val="16"/>
               </w:rPr>
               <w:t xml:space="preserve">4</w:t>
             </w:r>
@@ -2874,18 +2743,18 @@
           </w:tcPr>
           <w:p>
             <w:pPr>
-              <w:spacing w:after="0" w:line="270"/>
-            </w:pPr>
-            <w:r>
-              <w:rPr>
-                <w:rFonts w:ascii="Times New Roman" w:cs="Times New Roman" w:eastAsia="Times New Roman" w:hAnsi="Times New Roman"/>
-                <w:b w:val="false"/>
-                <w:bCs w:val="false"/>
-                <w:i w:val="false"/>
-                <w:iCs w:val="false"/>
-                <w:color w:val="111111"/>
-                <w:sz w:val="20"/>
-                <w:szCs w:val="20"/>
+              <w:spacing w:after="0" w:line="208"/>
+            </w:pPr>
+            <w:r>
+              <w:rPr>
+                <w:rFonts w:ascii="Times New Roman" w:cs="Times New Roman" w:eastAsia="Times New Roman" w:hAnsi="Times New Roman"/>
+                <w:b w:val="false"/>
+                <w:bCs w:val="false"/>
+                <w:i w:val="false"/>
+                <w:iCs w:val="false"/>
+                <w:color w:val="111111"/>
+                <w:sz w:val="17"/>
+                <w:szCs w:val="17"/>
               </w:rPr>
               <w:t xml:space="preserve">Kendini tanıtırken adını nasıl söylersin?</w:t>
             </w:r>
@@ -2905,7 +2774,7 @@
           <w:p>
             <w:pPr>
               <w:bidi/>
-              <w:spacing w:after="0" w:line="320"/>
+              <w:spacing w:after="0" w:line="208"/>
             </w:pPr>
             <w:r>
               <w:rPr>
@@ -2913,8 +2782,8 @@
                 <w:b w:val="false"/>
                 <w:bCs w:val="false"/>
                 <w:color w:val="111111"/>
-                <w:sz w:val="28"/>
-                <w:szCs w:val="28"/>
+                <w:sz w:val="25"/>
+                <w:szCs w:val="25"/>
                 <w:rtl/>
               </w:rPr>
               <w:t xml:space="preserve"/>
@@ -2924,7 +2793,7 @@
       </w:tr>
       <w:tr>
         <w:trPr>
-          <w:trHeight w:val="520" w:hRule="atLeast"/>
+          <w:trHeight w:val="322" w:hRule="atLeast"/>
         </w:trPr>
         <w:tc>
           <w:tcPr>
@@ -2939,19 +2808,19 @@
           </w:tcPr>
           <w:p>
             <w:pPr>
-              <w:spacing w:after="0" w:line="270"/>
-              <w:jc w:val="center"/>
-            </w:pPr>
-            <w:r>
-              <w:rPr>
-                <w:rFonts w:ascii="Times New Roman" w:cs="Times New Roman" w:eastAsia="Times New Roman" w:hAnsi="Times New Roman"/>
-                <w:b w:val="false"/>
-                <w:bCs w:val="false"/>
-                <w:i w:val="false"/>
-                <w:iCs w:val="false"/>
-                <w:color w:val="111111"/>
-                <w:sz w:val="19"/>
-                <w:szCs w:val="19"/>
+              <w:spacing w:after="0" w:line="208"/>
+              <w:jc w:val="center"/>
+            </w:pPr>
+            <w:r>
+              <w:rPr>
+                <w:rFonts w:ascii="Times New Roman" w:cs="Times New Roman" w:eastAsia="Times New Roman" w:hAnsi="Times New Roman"/>
+                <w:b w:val="false"/>
+                <w:bCs w:val="false"/>
+                <w:i w:val="false"/>
+                <w:iCs w:val="false"/>
+                <w:color w:val="111111"/>
+                <w:sz w:val="16"/>
+                <w:szCs w:val="16"/>
               </w:rPr>
               <w:t xml:space="preserve">5</w:t>
             </w:r>
@@ -2970,18 +2839,18 @@
           </w:tcPr>
           <w:p>
             <w:pPr>
-              <w:spacing w:after="0" w:line="270"/>
-            </w:pPr>
-            <w:r>
-              <w:rPr>
-                <w:rFonts w:ascii="Times New Roman" w:cs="Times New Roman" w:eastAsia="Times New Roman" w:hAnsi="Times New Roman"/>
-                <w:b w:val="false"/>
-                <w:bCs w:val="false"/>
-                <w:i w:val="false"/>
-                <w:iCs w:val="false"/>
-                <w:color w:val="111111"/>
-                <w:sz w:val="20"/>
-                <w:szCs w:val="20"/>
+              <w:spacing w:after="0" w:line="208"/>
+            </w:pPr>
+            <w:r>
+              <w:rPr>
+                <w:rFonts w:ascii="Times New Roman" w:cs="Times New Roman" w:eastAsia="Times New Roman" w:hAnsi="Times New Roman"/>
+                <w:b w:val="false"/>
+                <w:bCs w:val="false"/>
+                <w:i w:val="false"/>
+                <w:iCs w:val="false"/>
+                <w:color w:val="111111"/>
+                <w:sz w:val="17"/>
+                <w:szCs w:val="17"/>
               </w:rPr>
               <w:t xml:space="preserve">Okuldan ayrılırken öğretmenine ne dersin?</w:t>
             </w:r>
@@ -3001,7 +2870,7 @@
           <w:p>
             <w:pPr>
               <w:bidi/>
-              <w:spacing w:after="0" w:line="320"/>
+              <w:spacing w:after="0" w:line="208"/>
             </w:pPr>
             <w:r>
               <w:rPr>
@@ -3009,8 +2878,8 @@
                 <w:b w:val="false"/>
                 <w:bCs w:val="false"/>
                 <w:color w:val="111111"/>
-                <w:sz w:val="28"/>
-                <w:szCs w:val="28"/>
+                <w:sz w:val="25"/>
+                <w:szCs w:val="25"/>
                 <w:rtl/>
               </w:rPr>
               <w:t xml:space="preserve"/>
@@ -3024,7 +2893,7 @@
         <w:tabs>
           <w:tab w:val="right" w:pos="9864"/>
         </w:tabs>
-        <w:spacing w:after="90" w:before="220" w:line="280"/>
+        <w:spacing w:after="27" w:before="66" w:line="208"/>
         <w:ind w:left="340" w:hanging="340"/>
       </w:pPr>
       <w:r>
@@ -3035,16 +2904,16 @@
           <w:i w:val="false"/>
           <w:iCs w:val="false"/>
           <w:color w:val="111111"/>
-          <w:sz w:val="21"/>
-          <w:szCs w:val="21"/>
+          <w:sz w:val="17"/>
+          <w:szCs w:val="17"/>
         </w:rPr>
         <w:t xml:space="preserve">4.</w:t>
       </w:r>
       <w:r>
         <w:rPr>
           <w:rFonts w:ascii="Times New Roman" w:cs="Times New Roman" w:eastAsia="Times New Roman" w:hAnsi="Times New Roman"/>
-          <w:sz w:val="21"/>
-          <w:szCs w:val="21"/>
+          <w:sz w:val="17"/>
+          <w:szCs w:val="17"/>
         </w:rPr>
         <w:tab/>
       </w:r>
@@ -3056,16 +2925,16 @@
           <w:i w:val="false"/>
           <w:iCs w:val="false"/>
           <w:color w:val="111111"/>
-          <w:sz w:val="21"/>
-          <w:szCs w:val="21"/>
+          <w:sz w:val="17"/>
+          <w:szCs w:val="17"/>
         </w:rPr>
         <w:t xml:space="preserve">Aşağıdaki durumları uygun Arapça ifadeyle eşleştiriniz.</w:t>
       </w:r>
       <w:r>
         <w:rPr>
           <w:rFonts w:ascii="Times New Roman" w:cs="Times New Roman" w:eastAsia="Times New Roman" w:hAnsi="Times New Roman"/>
-          <w:sz w:val="21"/>
-          <w:szCs w:val="21"/>
+          <w:sz w:val="17"/>
+          <w:szCs w:val="17"/>
         </w:rPr>
         <w:tab/>
       </w:r>
@@ -3077,8 +2946,8 @@
           <w:i w:val="false"/>
           <w:iCs w:val="false"/>
           <w:color w:val="55636F"/>
-          <w:sz w:val="18"/>
-          <w:szCs w:val="18"/>
+          <w:sz w:val="15"/>
+          <w:szCs w:val="15"/>
         </w:rPr>
         <w:t xml:space="preserve">(10 puan)</w:t>
       </w:r>
@@ -3086,7 +2955,7 @@
     <w:p>
       <w:pPr>
         <w:keepNext w:val="false"/>
-        <w:spacing w:after="90" w:before="0" w:line="280"/>
+        <w:spacing w:after="27" w:before="0" w:line="208"/>
         <w:ind w:left="340"/>
       </w:pPr>
       <w:r>
@@ -3097,8 +2966,8 @@
           <w:i/>
           <w:iCs/>
           <w:color w:val="5B6772"/>
-          <w:sz w:val="18"/>
-          <w:szCs w:val="18"/>
+          <w:sz w:val="15"/>
+          <w:szCs w:val="15"/>
         </w:rPr>
         <w:t xml:space="preserve">Her doğru eşleştirme 2 puandır.</w:t>
       </w:r>
@@ -3124,7 +2993,7 @@
       </w:tblGrid>
       <w:tr>
         <w:trPr>
-          <w:trHeight w:val="400" w:hRule="atLeast"/>
+          <w:trHeight w:val="248" w:hRule="atLeast"/>
         </w:trPr>
         <w:tc>
           <w:tcPr>
@@ -3142,7 +3011,7 @@
           </w:tcPr>
           <w:p>
             <w:pPr>
-              <w:spacing w:after="0" w:line="270"/>
+              <w:spacing w:after="0" w:line="208"/>
               <w:jc w:val="center"/>
             </w:pPr>
             <w:r>
@@ -3153,8 +3022,8 @@
                 <w:i w:val="false"/>
                 <w:iCs w:val="false"/>
                 <w:color w:val="111111"/>
-                <w:sz w:val="19"/>
-                <w:szCs w:val="19"/>
+                <w:sz w:val="16"/>
+                <w:szCs w:val="16"/>
               </w:rPr>
               <w:t xml:space="preserve">1.</w:t>
             </w:r>
@@ -3176,18 +3045,18 @@
           </w:tcPr>
           <w:p>
             <w:pPr>
-              <w:spacing w:after="0" w:line="270"/>
-            </w:pPr>
-            <w:r>
-              <w:rPr>
-                <w:rFonts w:ascii="Times New Roman" w:cs="Times New Roman" w:eastAsia="Times New Roman" w:hAnsi="Times New Roman"/>
-                <w:b w:val="false"/>
-                <w:bCs w:val="false"/>
-                <w:i w:val="false"/>
-                <w:iCs w:val="false"/>
-                <w:color w:val="111111"/>
-                <w:sz w:val="20"/>
-                <w:szCs w:val="20"/>
+              <w:spacing w:after="0" w:line="208"/>
+            </w:pPr>
+            <w:r>
+              <w:rPr>
+                <w:rFonts w:ascii="Times New Roman" w:cs="Times New Roman" w:eastAsia="Times New Roman" w:hAnsi="Times New Roman"/>
+                <w:b w:val="false"/>
+                <w:bCs w:val="false"/>
+                <w:i w:val="false"/>
+                <w:iCs w:val="false"/>
+                <w:color w:val="111111"/>
+                <w:sz w:val="17"/>
+                <w:szCs w:val="17"/>
               </w:rPr>
               <w:t xml:space="preserve">Sabah okula girerken öğretmenini görünce</w:t>
             </w:r>
@@ -3206,19 +3075,19 @@
           </w:tcPr>
           <w:p>
             <w:pPr>
-              <w:spacing w:after="0" w:line="270"/>
-              <w:jc w:val="center"/>
-            </w:pPr>
-            <w:r>
-              <w:rPr>
-                <w:rFonts w:ascii="Times New Roman" w:cs="Times New Roman" w:eastAsia="Times New Roman" w:hAnsi="Times New Roman"/>
-                <w:b w:val="false"/>
-                <w:bCs w:val="false"/>
-                <w:i w:val="false"/>
-                <w:iCs w:val="false"/>
-                <w:color w:val="111111"/>
-                <w:sz w:val="20"/>
-                <w:szCs w:val="20"/>
+              <w:spacing w:after="0" w:line="208"/>
+              <w:jc w:val="center"/>
+            </w:pPr>
+            <w:r>
+              <w:rPr>
+                <w:rFonts w:ascii="Times New Roman" w:cs="Times New Roman" w:eastAsia="Times New Roman" w:hAnsi="Times New Roman"/>
+                <w:b w:val="false"/>
+                <w:bCs w:val="false"/>
+                <w:i w:val="false"/>
+                <w:iCs w:val="false"/>
+                <w:color w:val="111111"/>
+                <w:sz w:val="17"/>
+                <w:szCs w:val="17"/>
               </w:rPr>
               <w:t xml:space="preserve">(       )</w:t>
             </w:r>
@@ -3240,7 +3109,7 @@
           </w:tcPr>
           <w:p>
             <w:pPr>
-              <w:spacing w:after="0" w:line="270"/>
+              <w:spacing w:after="0" w:line="208"/>
               <w:jc w:val="center"/>
             </w:pPr>
             <w:r>
@@ -3251,8 +3120,8 @@
                 <w:i w:val="false"/>
                 <w:iCs w:val="false"/>
                 <w:color w:val="111111"/>
-                <w:sz w:val="19"/>
-                <w:szCs w:val="19"/>
+                <w:sz w:val="16"/>
+                <w:szCs w:val="16"/>
               </w:rPr>
               <w:t xml:space="preserve">a)</w:t>
             </w:r>
@@ -3275,7 +3144,7 @@
           <w:p>
             <w:pPr>
               <w:bidi/>
-              <w:spacing w:after="0" w:line="320"/>
+              <w:spacing w:after="0" w:line="208"/>
             </w:pPr>
             <w:r>
               <w:rPr>
@@ -3283,8 +3152,8 @@
                 <w:b w:val="false"/>
                 <w:bCs w:val="false"/>
                 <w:color w:val="111111"/>
-                <w:sz w:val="28"/>
-                <w:szCs w:val="28"/>
+                <w:sz w:val="25"/>
+                <w:szCs w:val="25"/>
                 <w:rtl/>
               </w:rPr>
               <w:t xml:space="preserve">مَعَ السَّلَامَةِ</w:t>
@@ -3294,7 +3163,7 @@
       </w:tr>
       <w:tr>
         <w:trPr>
-          <w:trHeight w:val="400" w:hRule="atLeast"/>
+          <w:trHeight w:val="248" w:hRule="atLeast"/>
         </w:trPr>
         <w:tc>
           <w:tcPr>
@@ -3312,7 +3181,7 @@
           </w:tcPr>
           <w:p>
             <w:pPr>
-              <w:spacing w:after="0" w:line="270"/>
+              <w:spacing w:after="0" w:line="208"/>
               <w:jc w:val="center"/>
             </w:pPr>
             <w:r>
@@ -3323,8 +3192,8 @@
                 <w:i w:val="false"/>
                 <w:iCs w:val="false"/>
                 <w:color w:val="111111"/>
-                <w:sz w:val="19"/>
-                <w:szCs w:val="19"/>
+                <w:sz w:val="16"/>
+                <w:szCs w:val="16"/>
               </w:rPr>
               <w:t xml:space="preserve">2.</w:t>
             </w:r>
@@ -3346,18 +3215,18 @@
           </w:tcPr>
           <w:p>
             <w:pPr>
-              <w:spacing w:after="0" w:line="270"/>
-            </w:pPr>
-            <w:r>
-              <w:rPr>
-                <w:rFonts w:ascii="Times New Roman" w:cs="Times New Roman" w:eastAsia="Times New Roman" w:hAnsi="Times New Roman"/>
-                <w:b w:val="false"/>
-                <w:bCs w:val="false"/>
-                <w:i w:val="false"/>
-                <w:iCs w:val="false"/>
-                <w:color w:val="111111"/>
-                <w:sz w:val="20"/>
-                <w:szCs w:val="20"/>
+              <w:spacing w:after="0" w:line="208"/>
+            </w:pPr>
+            <w:r>
+              <w:rPr>
+                <w:rFonts w:ascii="Times New Roman" w:cs="Times New Roman" w:eastAsia="Times New Roman" w:hAnsi="Times New Roman"/>
+                <w:b w:val="false"/>
+                <w:bCs w:val="false"/>
+                <w:i w:val="false"/>
+                <w:iCs w:val="false"/>
+                <w:color w:val="111111"/>
+                <w:sz w:val="17"/>
+                <w:szCs w:val="17"/>
               </w:rPr>
               <w:t xml:space="preserve">Birinden bir şey isterken</w:t>
             </w:r>
@@ -3376,19 +3245,19 @@
           </w:tcPr>
           <w:p>
             <w:pPr>
-              <w:spacing w:after="0" w:line="270"/>
-              <w:jc w:val="center"/>
-            </w:pPr>
-            <w:r>
-              <w:rPr>
-                <w:rFonts w:ascii="Times New Roman" w:cs="Times New Roman" w:eastAsia="Times New Roman" w:hAnsi="Times New Roman"/>
-                <w:b w:val="false"/>
-                <w:bCs w:val="false"/>
-                <w:i w:val="false"/>
-                <w:iCs w:val="false"/>
-                <w:color w:val="111111"/>
-                <w:sz w:val="20"/>
-                <w:szCs w:val="20"/>
+              <w:spacing w:after="0" w:line="208"/>
+              <w:jc w:val="center"/>
+            </w:pPr>
+            <w:r>
+              <w:rPr>
+                <w:rFonts w:ascii="Times New Roman" w:cs="Times New Roman" w:eastAsia="Times New Roman" w:hAnsi="Times New Roman"/>
+                <w:b w:val="false"/>
+                <w:bCs w:val="false"/>
+                <w:i w:val="false"/>
+                <w:iCs w:val="false"/>
+                <w:color w:val="111111"/>
+                <w:sz w:val="17"/>
+                <w:szCs w:val="17"/>
               </w:rPr>
               <w:t xml:space="preserve">(       )</w:t>
             </w:r>
@@ -3410,7 +3279,7 @@
           </w:tcPr>
           <w:p>
             <w:pPr>
-              <w:spacing w:after="0" w:line="270"/>
+              <w:spacing w:after="0" w:line="208"/>
               <w:jc w:val="center"/>
             </w:pPr>
             <w:r>
@@ -3421,8 +3290,8 @@
                 <w:i w:val="false"/>
                 <w:iCs w:val="false"/>
                 <w:color w:val="111111"/>
-                <w:sz w:val="19"/>
-                <w:szCs w:val="19"/>
+                <w:sz w:val="16"/>
+                <w:szCs w:val="16"/>
               </w:rPr>
               <w:t xml:space="preserve">b)</w:t>
             </w:r>
@@ -3445,7 +3314,7 @@
           <w:p>
             <w:pPr>
               <w:bidi/>
-              <w:spacing w:after="0" w:line="320"/>
+              <w:spacing w:after="0" w:line="208"/>
             </w:pPr>
             <w:r>
               <w:rPr>
@@ -3453,8 +3322,8 @@
                 <w:b w:val="false"/>
                 <w:bCs w:val="false"/>
                 <w:color w:val="111111"/>
-                <w:sz w:val="28"/>
-                <w:szCs w:val="28"/>
+                <w:sz w:val="25"/>
+                <w:szCs w:val="25"/>
                 <w:rtl/>
               </w:rPr>
               <w:t xml:space="preserve">تِصْبِحُ عَلَى خَيْرٍ</w:t>
@@ -3464,7 +3333,7 @@
       </w:tr>
       <w:tr>
         <w:trPr>
-          <w:trHeight w:val="400" w:hRule="atLeast"/>
+          <w:trHeight w:val="248" w:hRule="atLeast"/>
         </w:trPr>
         <w:tc>
           <w:tcPr>
@@ -3482,7 +3351,7 @@
           </w:tcPr>
           <w:p>
             <w:pPr>
-              <w:spacing w:after="0" w:line="270"/>
+              <w:spacing w:after="0" w:line="208"/>
               <w:jc w:val="center"/>
             </w:pPr>
             <w:r>
@@ -3493,8 +3362,8 @@
                 <w:i w:val="false"/>
                 <w:iCs w:val="false"/>
                 <w:color w:val="111111"/>
-                <w:sz w:val="19"/>
-                <w:szCs w:val="19"/>
+                <w:sz w:val="16"/>
+                <w:szCs w:val="16"/>
               </w:rPr>
               <w:t xml:space="preserve">3.</w:t>
             </w:r>
@@ -3516,18 +3385,18 @@
           </w:tcPr>
           <w:p>
             <w:pPr>
-              <w:spacing w:after="0" w:line="270"/>
-            </w:pPr>
-            <w:r>
-              <w:rPr>
-                <w:rFonts w:ascii="Times New Roman" w:cs="Times New Roman" w:eastAsia="Times New Roman" w:hAnsi="Times New Roman"/>
-                <w:b w:val="false"/>
-                <w:bCs w:val="false"/>
-                <w:i w:val="false"/>
-                <w:iCs w:val="false"/>
-                <w:color w:val="111111"/>
-                <w:sz w:val="20"/>
-                <w:szCs w:val="20"/>
+              <w:spacing w:after="0" w:line="208"/>
+            </w:pPr>
+            <w:r>
+              <w:rPr>
+                <w:rFonts w:ascii="Times New Roman" w:cs="Times New Roman" w:eastAsia="Times New Roman" w:hAnsi="Times New Roman"/>
+                <w:b w:val="false"/>
+                <w:bCs w:val="false"/>
+                <w:i w:val="false"/>
+                <w:iCs w:val="false"/>
+                <w:color w:val="111111"/>
+                <w:sz w:val="17"/>
+                <w:szCs w:val="17"/>
               </w:rPr>
               <w:t xml:space="preserve">Sana yardım eden arkadaşına</w:t>
             </w:r>
@@ -3546,19 +3415,19 @@
           </w:tcPr>
           <w:p>
             <w:pPr>
-              <w:spacing w:after="0" w:line="270"/>
-              <w:jc w:val="center"/>
-            </w:pPr>
-            <w:r>
-              <w:rPr>
-                <w:rFonts w:ascii="Times New Roman" w:cs="Times New Roman" w:eastAsia="Times New Roman" w:hAnsi="Times New Roman"/>
-                <w:b w:val="false"/>
-                <w:bCs w:val="false"/>
-                <w:i w:val="false"/>
-                <w:iCs w:val="false"/>
-                <w:color w:val="111111"/>
-                <w:sz w:val="20"/>
-                <w:szCs w:val="20"/>
+              <w:spacing w:after="0" w:line="208"/>
+              <w:jc w:val="center"/>
+            </w:pPr>
+            <w:r>
+              <w:rPr>
+                <w:rFonts w:ascii="Times New Roman" w:cs="Times New Roman" w:eastAsia="Times New Roman" w:hAnsi="Times New Roman"/>
+                <w:b w:val="false"/>
+                <w:bCs w:val="false"/>
+                <w:i w:val="false"/>
+                <w:iCs w:val="false"/>
+                <w:color w:val="111111"/>
+                <w:sz w:val="17"/>
+                <w:szCs w:val="17"/>
               </w:rPr>
               <w:t xml:space="preserve">(       )</w:t>
             </w:r>
@@ -3580,7 +3449,7 @@
           </w:tcPr>
           <w:p>
             <w:pPr>
-              <w:spacing w:after="0" w:line="270"/>
+              <w:spacing w:after="0" w:line="208"/>
               <w:jc w:val="center"/>
             </w:pPr>
             <w:r>
@@ -3591,8 +3460,8 @@
                 <w:i w:val="false"/>
                 <w:iCs w:val="false"/>
                 <w:color w:val="111111"/>
-                <w:sz w:val="19"/>
-                <w:szCs w:val="19"/>
+                <w:sz w:val="16"/>
+                <w:szCs w:val="16"/>
               </w:rPr>
               <w:t xml:space="preserve">c)</w:t>
             </w:r>
@@ -3615,7 +3484,7 @@
           <w:p>
             <w:pPr>
               <w:bidi/>
-              <w:spacing w:after="0" w:line="320"/>
+              <w:spacing w:after="0" w:line="208"/>
             </w:pPr>
             <w:r>
               <w:rPr>
@@ -3623,8 +3492,8 @@
                 <w:b w:val="false"/>
                 <w:bCs w:val="false"/>
                 <w:color w:val="111111"/>
-                <w:sz w:val="28"/>
-                <w:szCs w:val="28"/>
+                <w:sz w:val="25"/>
+                <w:szCs w:val="25"/>
                 <w:rtl/>
               </w:rPr>
               <w:t xml:space="preserve">صَبَاحُ الْخَيْرِ</w:t>
@@ -3634,7 +3503,7 @@
       </w:tr>
       <w:tr>
         <w:trPr>
-          <w:trHeight w:val="400" w:hRule="atLeast"/>
+          <w:trHeight w:val="248" w:hRule="atLeast"/>
         </w:trPr>
         <w:tc>
           <w:tcPr>
@@ -3652,7 +3521,7 @@
           </w:tcPr>
           <w:p>
             <w:pPr>
-              <w:spacing w:after="0" w:line="270"/>
+              <w:spacing w:after="0" w:line="208"/>
               <w:jc w:val="center"/>
             </w:pPr>
             <w:r>
@@ -3663,8 +3532,8 @@
                 <w:i w:val="false"/>
                 <w:iCs w:val="false"/>
                 <w:color w:val="111111"/>
-                <w:sz w:val="19"/>
-                <w:szCs w:val="19"/>
+                <w:sz w:val="16"/>
+                <w:szCs w:val="16"/>
               </w:rPr>
               <w:t xml:space="preserve">4.</w:t>
             </w:r>
@@ -3686,18 +3555,18 @@
           </w:tcPr>
           <w:p>
             <w:pPr>
-              <w:spacing w:after="0" w:line="270"/>
-            </w:pPr>
-            <w:r>
-              <w:rPr>
-                <w:rFonts w:ascii="Times New Roman" w:cs="Times New Roman" w:eastAsia="Times New Roman" w:hAnsi="Times New Roman"/>
-                <w:b w:val="false"/>
-                <w:bCs w:val="false"/>
-                <w:i w:val="false"/>
-                <w:iCs w:val="false"/>
-                <w:color w:val="111111"/>
-                <w:sz w:val="20"/>
-                <w:szCs w:val="20"/>
+              <w:spacing w:after="0" w:line="208"/>
+            </w:pPr>
+            <w:r>
+              <w:rPr>
+                <w:rFonts w:ascii="Times New Roman" w:cs="Times New Roman" w:eastAsia="Times New Roman" w:hAnsi="Times New Roman"/>
+                <w:b w:val="false"/>
+                <w:bCs w:val="false"/>
+                <w:i w:val="false"/>
+                <w:iCs w:val="false"/>
+                <w:color w:val="111111"/>
+                <w:sz w:val="17"/>
+                <w:szCs w:val="17"/>
               </w:rPr>
               <w:t xml:space="preserve">Akşam evden ayrılırken</w:t>
             </w:r>
@@ -3716,19 +3585,19 @@
           </w:tcPr>
           <w:p>
             <w:pPr>
-              <w:spacing w:after="0" w:line="270"/>
-              <w:jc w:val="center"/>
-            </w:pPr>
-            <w:r>
-              <w:rPr>
-                <w:rFonts w:ascii="Times New Roman" w:cs="Times New Roman" w:eastAsia="Times New Roman" w:hAnsi="Times New Roman"/>
-                <w:b w:val="false"/>
-                <w:bCs w:val="false"/>
-                <w:i w:val="false"/>
-                <w:iCs w:val="false"/>
-                <w:color w:val="111111"/>
-                <w:sz w:val="20"/>
-                <w:szCs w:val="20"/>
+              <w:spacing w:after="0" w:line="208"/>
+              <w:jc w:val="center"/>
+            </w:pPr>
+            <w:r>
+              <w:rPr>
+                <w:rFonts w:ascii="Times New Roman" w:cs="Times New Roman" w:eastAsia="Times New Roman" w:hAnsi="Times New Roman"/>
+                <w:b w:val="false"/>
+                <w:bCs w:val="false"/>
+                <w:i w:val="false"/>
+                <w:iCs w:val="false"/>
+                <w:color w:val="111111"/>
+                <w:sz w:val="17"/>
+                <w:szCs w:val="17"/>
               </w:rPr>
               <w:t xml:space="preserve">(       )</w:t>
             </w:r>
@@ -3750,7 +3619,7 @@
           </w:tcPr>
           <w:p>
             <w:pPr>
-              <w:spacing w:after="0" w:line="270"/>
+              <w:spacing w:after="0" w:line="208"/>
               <w:jc w:val="center"/>
             </w:pPr>
             <w:r>
@@ -3761,8 +3630,8 @@
                 <w:i w:val="false"/>
                 <w:iCs w:val="false"/>
                 <w:color w:val="111111"/>
-                <w:sz w:val="19"/>
-                <w:szCs w:val="19"/>
+                <w:sz w:val="16"/>
+                <w:szCs w:val="16"/>
               </w:rPr>
               <w:t xml:space="preserve">d)</w:t>
             </w:r>
@@ -3785,7 +3654,7 @@
           <w:p>
             <w:pPr>
               <w:bidi/>
-              <w:spacing w:after="0" w:line="320"/>
+              <w:spacing w:after="0" w:line="208"/>
             </w:pPr>
             <w:r>
               <w:rPr>
@@ -3793,8 +3662,8 @@
                 <w:b w:val="false"/>
                 <w:bCs w:val="false"/>
                 <w:color w:val="111111"/>
-                <w:sz w:val="28"/>
-                <w:szCs w:val="28"/>
+                <w:sz w:val="25"/>
+                <w:szCs w:val="25"/>
                 <w:rtl/>
               </w:rPr>
               <w:t xml:space="preserve">شُكْرًا</w:t>
@@ -3804,7 +3673,7 @@
       </w:tr>
       <w:tr>
         <w:trPr>
-          <w:trHeight w:val="400" w:hRule="atLeast"/>
+          <w:trHeight w:val="248" w:hRule="atLeast"/>
         </w:trPr>
         <w:tc>
           <w:tcPr>
@@ -3822,7 +3691,7 @@
           </w:tcPr>
           <w:p>
             <w:pPr>
-              <w:spacing w:after="0" w:line="270"/>
+              <w:spacing w:after="0" w:line="208"/>
               <w:jc w:val="center"/>
             </w:pPr>
             <w:r>
@@ -3833,8 +3702,8 @@
                 <w:i w:val="false"/>
                 <w:iCs w:val="false"/>
                 <w:color w:val="111111"/>
-                <w:sz w:val="19"/>
-                <w:szCs w:val="19"/>
+                <w:sz w:val="16"/>
+                <w:szCs w:val="16"/>
               </w:rPr>
               <w:t xml:space="preserve">5.</w:t>
             </w:r>
@@ -3856,18 +3725,18 @@
           </w:tcPr>
           <w:p>
             <w:pPr>
-              <w:spacing w:after="0" w:line="270"/>
-            </w:pPr>
-            <w:r>
-              <w:rPr>
-                <w:rFonts w:ascii="Times New Roman" w:cs="Times New Roman" w:eastAsia="Times New Roman" w:hAnsi="Times New Roman"/>
-                <w:b w:val="false"/>
-                <w:bCs w:val="false"/>
-                <w:i w:val="false"/>
-                <w:iCs w:val="false"/>
-                <w:color w:val="111111"/>
-                <w:sz w:val="20"/>
-                <w:szCs w:val="20"/>
+              <w:spacing w:after="0" w:line="208"/>
+            </w:pPr>
+            <w:r>
+              <w:rPr>
+                <w:rFonts w:ascii="Times New Roman" w:cs="Times New Roman" w:eastAsia="Times New Roman" w:hAnsi="Times New Roman"/>
+                <w:b w:val="false"/>
+                <w:bCs w:val="false"/>
+                <w:i w:val="false"/>
+                <w:iCs w:val="false"/>
+                <w:color w:val="111111"/>
+                <w:sz w:val="17"/>
+                <w:szCs w:val="17"/>
               </w:rPr>
               <w:t xml:space="preserve">Yatmadan önce ailene</w:t>
             </w:r>
@@ -3886,19 +3755,19 @@
           </w:tcPr>
           <w:p>
             <w:pPr>
-              <w:spacing w:after="0" w:line="270"/>
-              <w:jc w:val="center"/>
-            </w:pPr>
-            <w:r>
-              <w:rPr>
-                <w:rFonts w:ascii="Times New Roman" w:cs="Times New Roman" w:eastAsia="Times New Roman" w:hAnsi="Times New Roman"/>
-                <w:b w:val="false"/>
-                <w:bCs w:val="false"/>
-                <w:i w:val="false"/>
-                <w:iCs w:val="false"/>
-                <w:color w:val="111111"/>
-                <w:sz w:val="20"/>
-                <w:szCs w:val="20"/>
+              <w:spacing w:after="0" w:line="208"/>
+              <w:jc w:val="center"/>
+            </w:pPr>
+            <w:r>
+              <w:rPr>
+                <w:rFonts w:ascii="Times New Roman" w:cs="Times New Roman" w:eastAsia="Times New Roman" w:hAnsi="Times New Roman"/>
+                <w:b w:val="false"/>
+                <w:bCs w:val="false"/>
+                <w:i w:val="false"/>
+                <w:iCs w:val="false"/>
+                <w:color w:val="111111"/>
+                <w:sz w:val="17"/>
+                <w:szCs w:val="17"/>
               </w:rPr>
               <w:t xml:space="preserve">(       )</w:t>
             </w:r>
@@ -3920,7 +3789,7 @@
           </w:tcPr>
           <w:p>
             <w:pPr>
-              <w:spacing w:after="0" w:line="270"/>
+              <w:spacing w:after="0" w:line="208"/>
               <w:jc w:val="center"/>
             </w:pPr>
             <w:r>
@@ -3931,8 +3800,8 @@
                 <w:i w:val="false"/>
                 <w:iCs w:val="false"/>
                 <w:color w:val="111111"/>
-                <w:sz w:val="19"/>
-                <w:szCs w:val="19"/>
+                <w:sz w:val="16"/>
+                <w:szCs w:val="16"/>
               </w:rPr>
               <w:t xml:space="preserve">e)</w:t>
             </w:r>
@@ -3955,7 +3824,7 @@
           <w:p>
             <w:pPr>
               <w:bidi/>
-              <w:spacing w:after="0" w:line="320"/>
+              <w:spacing w:after="0" w:line="208"/>
             </w:pPr>
             <w:r>
               <w:rPr>
@@ -3963,8 +3832,8 @@
                 <w:b w:val="false"/>
                 <w:bCs w:val="false"/>
                 <w:color w:val="111111"/>
-                <w:sz w:val="28"/>
-                <w:szCs w:val="28"/>
+                <w:sz w:val="25"/>
+                <w:szCs w:val="25"/>
                 <w:rtl/>
               </w:rPr>
               <w:t xml:space="preserve">مِنْ فَضْلِكَ</w:t>
@@ -3978,7 +3847,7 @@
         <w:tabs>
           <w:tab w:val="right" w:pos="9864"/>
         </w:tabs>
-        <w:spacing w:after="90" w:before="220" w:line="280"/>
+        <w:spacing w:after="27" w:before="66" w:line="208"/>
         <w:ind w:left="340" w:hanging="340"/>
       </w:pPr>
       <w:r>
@@ -3989,16 +3858,16 @@
           <w:i w:val="false"/>
           <w:iCs w:val="false"/>
           <w:color w:val="111111"/>
-          <w:sz w:val="21"/>
-          <w:szCs w:val="21"/>
+          <w:sz w:val="17"/>
+          <w:szCs w:val="17"/>
         </w:rPr>
         <w:t xml:space="preserve">5.</w:t>
       </w:r>
       <w:r>
         <w:rPr>
           <w:rFonts w:ascii="Times New Roman" w:cs="Times New Roman" w:eastAsia="Times New Roman" w:hAnsi="Times New Roman"/>
-          <w:sz w:val="21"/>
-          <w:szCs w:val="21"/>
+          <w:sz w:val="17"/>
+          <w:szCs w:val="17"/>
         </w:rPr>
         <w:tab/>
       </w:r>
@@ -4010,16 +3879,16 @@
           <w:i w:val="false"/>
           <w:iCs w:val="false"/>
           <w:color w:val="111111"/>
-          <w:sz w:val="21"/>
-          <w:szCs w:val="21"/>
+          <w:sz w:val="17"/>
+          <w:szCs w:val="17"/>
         </w:rPr>
         <w:t xml:space="preserve">Aşağıdaki durumlara uygun seçeneği işaretleyiniz.</w:t>
       </w:r>
       <w:r>
         <w:rPr>
           <w:rFonts w:ascii="Times New Roman" w:cs="Times New Roman" w:eastAsia="Times New Roman" w:hAnsi="Times New Roman"/>
-          <w:sz w:val="21"/>
-          <w:szCs w:val="21"/>
+          <w:sz w:val="17"/>
+          <w:szCs w:val="17"/>
         </w:rPr>
         <w:tab/>
       </w:r>
@@ -4031,8 +3900,8 @@
           <w:i w:val="false"/>
           <w:iCs w:val="false"/>
           <w:color w:val="55636F"/>
-          <w:sz w:val="18"/>
-          <w:szCs w:val="18"/>
+          <w:sz w:val="15"/>
+          <w:szCs w:val="15"/>
         </w:rPr>
         <w:t xml:space="preserve">(15 puan)</w:t>
       </w:r>
@@ -4040,7 +3909,7 @@
     <w:p>
       <w:pPr>
         <w:keepNext w:val="false"/>
-        <w:spacing w:after="90" w:before="0" w:line="280"/>
+        <w:spacing w:after="27" w:before="0" w:line="208"/>
         <w:ind w:left="340"/>
       </w:pPr>
       <w:r>
@@ -4051,8 +3920,8 @@
           <w:i/>
           <w:iCs/>
           <w:color w:val="5B6772"/>
-          <w:sz w:val="18"/>
-          <w:szCs w:val="18"/>
+          <w:sz w:val="15"/>
+          <w:szCs w:val="15"/>
         </w:rPr>
         <w:t xml:space="preserve">Her doğru cevap 3 puandır.</w:t>
       </w:r>
@@ -4060,7 +3929,7 @@
     <w:p>
       <w:pPr>
         <w:keepNext/>
-        <w:spacing w:after="50" w:before="0" w:line="280"/>
+        <w:spacing w:after="15" w:before="0" w:line="208"/>
         <w:ind w:left="340" w:hanging="280"/>
       </w:pPr>
       <w:r>
@@ -4071,8 +3940,8 @@
           <w:i w:val="false"/>
           <w:iCs w:val="false"/>
           <w:color w:val="111111"/>
-          <w:sz w:val="20"/>
-          <w:szCs w:val="20"/>
+          <w:sz w:val="17"/>
+          <w:szCs w:val="17"/>
         </w:rPr>
         <w:t xml:space="preserve">1.  Sınıfa giren öğretmen «اَلسَّلَامُ عَلَيْكُمْ» der. Öğrenciler nasıl karşılık verir?</w:t>
       </w:r>
@@ -4117,7 +3986,7 @@
           <w:p>
             <w:pPr>
               <w:bidi/>
-              <w:spacing w:after="0" w:line="330"/>
+              <w:spacing w:after="0" w:line="208"/>
               <w:jc w:val="end"/>
             </w:pPr>
             <w:r>
@@ -4128,8 +3997,8 @@
                 <w:i w:val="false"/>
                 <w:iCs w:val="false"/>
                 <w:color w:val="111111"/>
-                <w:sz w:val="20"/>
-                <w:szCs w:val="20"/>
+                <w:sz w:val="17"/>
+                <w:szCs w:val="17"/>
               </w:rPr>
               <w:t xml:space="preserve">A.‎  </w:t>
             </w:r>
@@ -4139,8 +4008,8 @@
                 <w:b w:val="false"/>
                 <w:bCs w:val="false"/>
                 <w:color w:val="111111"/>
-                <w:sz w:val="28"/>
-                <w:szCs w:val="28"/>
+                <w:sz w:val="25"/>
+                <w:szCs w:val="25"/>
                 <w:rtl/>
               </w:rPr>
               <w:t xml:space="preserve">وَعَلَيْكُمُ السَّلَامُ</w:t>
@@ -4167,7 +4036,7 @@
           <w:p>
             <w:pPr>
               <w:bidi/>
-              <w:spacing w:after="0" w:line="330"/>
+              <w:spacing w:after="0" w:line="208"/>
               <w:jc w:val="end"/>
             </w:pPr>
             <w:r>
@@ -4178,8 +4047,8 @@
                 <w:i w:val="false"/>
                 <w:iCs w:val="false"/>
                 <w:color w:val="111111"/>
-                <w:sz w:val="20"/>
-                <w:szCs w:val="20"/>
+                <w:sz w:val="17"/>
+                <w:szCs w:val="17"/>
               </w:rPr>
               <w:t xml:space="preserve">B.‎  </w:t>
             </w:r>
@@ -4189,8 +4058,8 @@
                 <w:b w:val="false"/>
                 <w:bCs w:val="false"/>
                 <w:color w:val="111111"/>
-                <w:sz w:val="28"/>
-                <w:szCs w:val="28"/>
+                <w:sz w:val="25"/>
+                <w:szCs w:val="25"/>
                 <w:rtl/>
               </w:rPr>
               <w:t xml:space="preserve">مَعَ السَّلَامَةِ</w:t>
@@ -4222,7 +4091,7 @@
           <w:p>
             <w:pPr>
               <w:bidi/>
-              <w:spacing w:after="0" w:line="330"/>
+              <w:spacing w:after="0" w:line="208"/>
               <w:jc w:val="end"/>
             </w:pPr>
             <w:r>
@@ -4233,8 +4102,8 @@
                 <w:i w:val="false"/>
                 <w:iCs w:val="false"/>
                 <w:color w:val="111111"/>
-                <w:sz w:val="20"/>
-                <w:szCs w:val="20"/>
+                <w:sz w:val="17"/>
+                <w:szCs w:val="17"/>
               </w:rPr>
               <w:t xml:space="preserve">C.‎  </w:t>
             </w:r>
@@ -4244,8 +4113,8 @@
                 <w:b w:val="false"/>
                 <w:bCs w:val="false"/>
                 <w:color w:val="111111"/>
-                <w:sz w:val="28"/>
-                <w:szCs w:val="28"/>
+                <w:sz w:val="25"/>
+                <w:szCs w:val="25"/>
                 <w:rtl/>
               </w:rPr>
               <w:t xml:space="preserve">شُكْرًا</w:t>
@@ -4272,7 +4141,7 @@
           <w:p>
             <w:pPr>
               <w:bidi/>
-              <w:spacing w:after="0" w:line="330"/>
+              <w:spacing w:after="0" w:line="208"/>
               <w:jc w:val="end"/>
             </w:pPr>
             <w:r>
@@ -4283,8 +4152,8 @@
                 <w:i w:val="false"/>
                 <w:iCs w:val="false"/>
                 <w:color w:val="111111"/>
-                <w:sz w:val="20"/>
-                <w:szCs w:val="20"/>
+                <w:sz w:val="17"/>
+                <w:szCs w:val="17"/>
               </w:rPr>
               <w:t xml:space="preserve">D.‎  </w:t>
             </w:r>
@@ -4294,8 +4163,8 @@
                 <w:b w:val="false"/>
                 <w:bCs w:val="false"/>
                 <w:color w:val="111111"/>
-                <w:sz w:val="28"/>
-                <w:szCs w:val="28"/>
+                <w:sz w:val="25"/>
+                <w:szCs w:val="25"/>
                 <w:rtl/>
               </w:rPr>
               <w:t xml:space="preserve">عَفْوًا</w:t>
@@ -4307,7 +4176,7 @@
     <w:p>
       <w:pPr>
         <w:keepNext/>
-        <w:spacing w:after="50" w:before="120" w:line="280"/>
+        <w:spacing w:after="15" w:before="36" w:line="208"/>
         <w:ind w:left="340" w:hanging="280"/>
       </w:pPr>
       <w:r>
@@ -4318,8 +4187,8 @@
           <w:i w:val="false"/>
           <w:iCs w:val="false"/>
           <w:color w:val="111111"/>
-          <w:sz w:val="20"/>
-          <w:szCs w:val="20"/>
+          <w:sz w:val="17"/>
+          <w:szCs w:val="17"/>
         </w:rPr>
         <w:t xml:space="preserve">2.  Zeyneb’e adını soracaksın. Hangi soruyu kullanırsın?</w:t>
       </w:r>
@@ -4364,7 +4233,7 @@
           <w:p>
             <w:pPr>
               <w:bidi/>
-              <w:spacing w:after="0" w:line="330"/>
+              <w:spacing w:after="0" w:line="208"/>
               <w:jc w:val="end"/>
             </w:pPr>
             <w:r>
@@ -4375,8 +4244,8 @@
                 <w:i w:val="false"/>
                 <w:iCs w:val="false"/>
                 <w:color w:val="111111"/>
-                <w:sz w:val="20"/>
-                <w:szCs w:val="20"/>
+                <w:sz w:val="17"/>
+                <w:szCs w:val="17"/>
               </w:rPr>
               <w:t xml:space="preserve">A.‎  </w:t>
             </w:r>
@@ -4386,8 +4255,8 @@
                 <w:b w:val="false"/>
                 <w:bCs w:val="false"/>
                 <w:color w:val="111111"/>
-                <w:sz w:val="28"/>
-                <w:szCs w:val="28"/>
+                <w:sz w:val="25"/>
+                <w:szCs w:val="25"/>
                 <w:rtl/>
               </w:rPr>
               <w:t xml:space="preserve">مَا اسْمُكَ؟</w:t>
@@ -4414,7 +4283,7 @@
           <w:p>
             <w:pPr>
               <w:bidi/>
-              <w:spacing w:after="0" w:line="330"/>
+              <w:spacing w:after="0" w:line="208"/>
               <w:jc w:val="end"/>
             </w:pPr>
             <w:r>
@@ -4425,8 +4294,8 @@
                 <w:i w:val="false"/>
                 <w:iCs w:val="false"/>
                 <w:color w:val="111111"/>
-                <w:sz w:val="20"/>
-                <w:szCs w:val="20"/>
+                <w:sz w:val="17"/>
+                <w:szCs w:val="17"/>
               </w:rPr>
               <w:t xml:space="preserve">B.‎  </w:t>
             </w:r>
@@ -4436,8 +4305,8 @@
                 <w:b w:val="false"/>
                 <w:bCs w:val="false"/>
                 <w:color w:val="111111"/>
-                <w:sz w:val="28"/>
-                <w:szCs w:val="28"/>
+                <w:sz w:val="25"/>
+                <w:szCs w:val="25"/>
                 <w:rtl/>
               </w:rPr>
               <w:t xml:space="preserve">مَا اسْمُكِ؟</w:t>
@@ -4469,7 +4338,7 @@
           <w:p>
             <w:pPr>
               <w:bidi/>
-              <w:spacing w:after="0" w:line="330"/>
+              <w:spacing w:after="0" w:line="208"/>
               <w:jc w:val="end"/>
             </w:pPr>
             <w:r>
@@ -4480,8 +4349,8 @@
                 <w:i w:val="false"/>
                 <w:iCs w:val="false"/>
                 <w:color w:val="111111"/>
-                <w:sz w:val="20"/>
-                <w:szCs w:val="20"/>
+                <w:sz w:val="17"/>
+                <w:szCs w:val="17"/>
               </w:rPr>
               <w:t xml:space="preserve">C.‎  </w:t>
             </w:r>
@@ -4491,8 +4360,8 @@
                 <w:b w:val="false"/>
                 <w:bCs w:val="false"/>
                 <w:color w:val="111111"/>
-                <w:sz w:val="28"/>
-                <w:szCs w:val="28"/>
+                <w:sz w:val="25"/>
+                <w:szCs w:val="25"/>
                 <w:rtl/>
               </w:rPr>
               <w:t xml:space="preserve">كَيْفَ حَالُكَ؟</w:t>
@@ -4519,7 +4388,7 @@
           <w:p>
             <w:pPr>
               <w:bidi/>
-              <w:spacing w:after="0" w:line="330"/>
+              <w:spacing w:after="0" w:line="208"/>
               <w:jc w:val="end"/>
             </w:pPr>
             <w:r>
@@ -4530,8 +4399,8 @@
                 <w:i w:val="false"/>
                 <w:iCs w:val="false"/>
                 <w:color w:val="111111"/>
-                <w:sz w:val="20"/>
-                <w:szCs w:val="20"/>
+                <w:sz w:val="17"/>
+                <w:szCs w:val="17"/>
               </w:rPr>
               <w:t xml:space="preserve">D.‎  </w:t>
             </w:r>
@@ -4541,8 +4410,8 @@
                 <w:b w:val="false"/>
                 <w:bCs w:val="false"/>
                 <w:color w:val="111111"/>
-                <w:sz w:val="28"/>
-                <w:szCs w:val="28"/>
+                <w:sz w:val="25"/>
+                <w:szCs w:val="25"/>
                 <w:rtl/>
               </w:rPr>
               <w:t xml:space="preserve">هَلْ أَنْتَ طَالِبٌ؟</w:t>
@@ -4554,7 +4423,7 @@
     <w:p>
       <w:pPr>
         <w:keepNext/>
-        <w:spacing w:after="50" w:before="120" w:line="280"/>
+        <w:spacing w:after="15" w:before="36" w:line="208"/>
         <w:ind w:left="340" w:hanging="280"/>
       </w:pPr>
       <w:r>
@@ -4565,8 +4434,8 @@
           <w:i w:val="false"/>
           <w:iCs w:val="false"/>
           <w:color w:val="111111"/>
-          <w:sz w:val="20"/>
-          <w:szCs w:val="20"/>
+          <w:sz w:val="17"/>
+          <w:szCs w:val="17"/>
         </w:rPr>
         <w:t xml:space="preserve">3.  «هَلْ أَنْتَ طَالِبٌ» sorusuna verilebilecek olumsuz cevap hangisidir?</w:t>
       </w:r>
@@ -4611,7 +4480,7 @@
           <w:p>
             <w:pPr>
               <w:bidi/>
-              <w:spacing w:after="0" w:line="330"/>
+              <w:spacing w:after="0" w:line="208"/>
               <w:jc w:val="end"/>
             </w:pPr>
             <w:r>
@@ -4622,8 +4491,8 @@
                 <w:i w:val="false"/>
                 <w:iCs w:val="false"/>
                 <w:color w:val="111111"/>
-                <w:sz w:val="20"/>
-                <w:szCs w:val="20"/>
+                <w:sz w:val="17"/>
+                <w:szCs w:val="17"/>
               </w:rPr>
               <w:t xml:space="preserve">A.‎  </w:t>
             </w:r>
@@ -4633,8 +4502,8 @@
                 <w:b w:val="false"/>
                 <w:bCs w:val="false"/>
                 <w:color w:val="111111"/>
-                <w:sz w:val="28"/>
-                <w:szCs w:val="28"/>
+                <w:sz w:val="25"/>
+                <w:szCs w:val="25"/>
                 <w:rtl/>
               </w:rPr>
               <w:t xml:space="preserve">نَعَمْ، أَنَا طَالِبٌ</w:t>
@@ -4661,7 +4530,7 @@
           <w:p>
             <w:pPr>
               <w:bidi/>
-              <w:spacing w:after="0" w:line="330"/>
+              <w:spacing w:after="0" w:line="208"/>
               <w:jc w:val="end"/>
             </w:pPr>
             <w:r>
@@ -4672,8 +4541,8 @@
                 <w:i w:val="false"/>
                 <w:iCs w:val="false"/>
                 <w:color w:val="111111"/>
-                <w:sz w:val="20"/>
-                <w:szCs w:val="20"/>
+                <w:sz w:val="17"/>
+                <w:szCs w:val="17"/>
               </w:rPr>
               <w:t xml:space="preserve">B.‎  </w:t>
             </w:r>
@@ -4683,8 +4552,8 @@
                 <w:b w:val="false"/>
                 <w:bCs w:val="false"/>
                 <w:color w:val="111111"/>
-                <w:sz w:val="28"/>
-                <w:szCs w:val="28"/>
+                <w:sz w:val="25"/>
+                <w:szCs w:val="25"/>
                 <w:rtl/>
               </w:rPr>
               <w:t xml:space="preserve">لَا، أَنَا مُعَلِّمٌ</w:t>
@@ -4716,7 +4585,7 @@
           <w:p>
             <w:pPr>
               <w:bidi/>
-              <w:spacing w:after="0" w:line="330"/>
+              <w:spacing w:after="0" w:line="208"/>
               <w:jc w:val="end"/>
             </w:pPr>
             <w:r>
@@ -4727,8 +4596,8 @@
                 <w:i w:val="false"/>
                 <w:iCs w:val="false"/>
                 <w:color w:val="111111"/>
-                <w:sz w:val="20"/>
-                <w:szCs w:val="20"/>
+                <w:sz w:val="17"/>
+                <w:szCs w:val="17"/>
               </w:rPr>
               <w:t xml:space="preserve">C.‎  </w:t>
             </w:r>
@@ -4738,8 +4607,8 @@
                 <w:b w:val="false"/>
                 <w:bCs w:val="false"/>
                 <w:color w:val="111111"/>
-                <w:sz w:val="28"/>
-                <w:szCs w:val="28"/>
+                <w:sz w:val="25"/>
+                <w:szCs w:val="25"/>
                 <w:rtl/>
               </w:rPr>
               <w:t xml:space="preserve">أَنَا صَدِيقُكَ</w:t>
@@ -4766,7 +4635,7 @@
           <w:p>
             <w:pPr>
               <w:bidi/>
-              <w:spacing w:after="0" w:line="330"/>
+              <w:spacing w:after="0" w:line="208"/>
               <w:jc w:val="end"/>
             </w:pPr>
             <w:r>
@@ -4777,8 +4646,8 @@
                 <w:i w:val="false"/>
                 <w:iCs w:val="false"/>
                 <w:color w:val="111111"/>
-                <w:sz w:val="20"/>
-                <w:szCs w:val="20"/>
+                <w:sz w:val="17"/>
+                <w:szCs w:val="17"/>
               </w:rPr>
               <w:t xml:space="preserve">D.‎  </w:t>
             </w:r>
@@ -4788,8 +4657,8 @@
                 <w:b w:val="false"/>
                 <w:bCs w:val="false"/>
                 <w:color w:val="111111"/>
-                <w:sz w:val="28"/>
-                <w:szCs w:val="28"/>
+                <w:sz w:val="25"/>
+                <w:szCs w:val="25"/>
                 <w:rtl/>
               </w:rPr>
               <w:t xml:space="preserve">اَلْحَمْدُ لِلَّهِ</w:t>
@@ -4801,7 +4670,7 @@
     <w:p>
       <w:pPr>
         <w:keepNext/>
-        <w:spacing w:after="50" w:before="120" w:line="280"/>
+        <w:spacing w:after="15" w:before="36" w:line="208"/>
         <w:ind w:left="340" w:hanging="280"/>
       </w:pPr>
       <w:r>
@@ -4812,8 +4681,8 @@
           <w:i w:val="false"/>
           <w:iCs w:val="false"/>
           <w:color w:val="111111"/>
-          <w:sz w:val="20"/>
-          <w:szCs w:val="20"/>
+          <w:sz w:val="17"/>
+          <w:szCs w:val="17"/>
         </w:rPr>
         <w:t xml:space="preserve">4.  Yukarıdaki metinde Zeyneb kendini nasıl tanıtıyor?</w:t>
       </w:r>
@@ -4858,7 +4727,7 @@
           <w:p>
             <w:pPr>
               <w:bidi/>
-              <w:spacing w:after="0" w:line="330"/>
+              <w:spacing w:after="0" w:line="208"/>
               <w:jc w:val="end"/>
             </w:pPr>
             <w:r>
@@ -4869,8 +4738,8 @@
                 <w:i w:val="false"/>
                 <w:iCs w:val="false"/>
                 <w:color w:val="111111"/>
-                <w:sz w:val="20"/>
-                <w:szCs w:val="20"/>
+                <w:sz w:val="17"/>
+                <w:szCs w:val="17"/>
               </w:rPr>
               <w:t xml:space="preserve">A.‎  </w:t>
             </w:r>
@@ -4880,8 +4749,8 @@
                 <w:b w:val="false"/>
                 <w:bCs w:val="false"/>
                 <w:color w:val="111111"/>
-                <w:sz w:val="28"/>
-                <w:szCs w:val="28"/>
+                <w:sz w:val="25"/>
+                <w:szCs w:val="25"/>
                 <w:rtl/>
               </w:rPr>
               <w:t xml:space="preserve">أَنَا مُعَلِّمَةٌ</w:t>
@@ -4908,7 +4777,7 @@
           <w:p>
             <w:pPr>
               <w:bidi/>
-              <w:spacing w:after="0" w:line="330"/>
+              <w:spacing w:after="0" w:line="208"/>
               <w:jc w:val="end"/>
             </w:pPr>
             <w:r>
@@ -4919,8 +4788,8 @@
                 <w:i w:val="false"/>
                 <w:iCs w:val="false"/>
                 <w:color w:val="111111"/>
-                <w:sz w:val="20"/>
-                <w:szCs w:val="20"/>
+                <w:sz w:val="17"/>
+                <w:szCs w:val="17"/>
               </w:rPr>
               <w:t xml:space="preserve">B.‎  </w:t>
             </w:r>
@@ -4930,8 +4799,8 @@
                 <w:b w:val="false"/>
                 <w:bCs w:val="false"/>
                 <w:color w:val="111111"/>
-                <w:sz w:val="28"/>
-                <w:szCs w:val="28"/>
+                <w:sz w:val="25"/>
+                <w:szCs w:val="25"/>
                 <w:rtl/>
               </w:rPr>
               <w:t xml:space="preserve">أَنَا صَدِيقَةٌ</w:t>
@@ -4963,7 +4832,7 @@
           <w:p>
             <w:pPr>
               <w:bidi/>
-              <w:spacing w:after="0" w:line="330"/>
+              <w:spacing w:after="0" w:line="208"/>
               <w:jc w:val="end"/>
             </w:pPr>
             <w:r>
@@ -4974,8 +4843,8 @@
                 <w:i w:val="false"/>
                 <w:iCs w:val="false"/>
                 <w:color w:val="111111"/>
-                <w:sz w:val="20"/>
-                <w:szCs w:val="20"/>
+                <w:sz w:val="17"/>
+                <w:szCs w:val="17"/>
               </w:rPr>
               <w:t xml:space="preserve">C.‎  </w:t>
             </w:r>
@@ -4985,8 +4854,8 @@
                 <w:b w:val="false"/>
                 <w:bCs w:val="false"/>
                 <w:color w:val="111111"/>
-                <w:sz w:val="28"/>
-                <w:szCs w:val="28"/>
+                <w:sz w:val="25"/>
+                <w:szCs w:val="25"/>
                 <w:rtl/>
               </w:rPr>
               <w:t xml:space="preserve">أَنَا طَالِبَةٌ</w:t>
@@ -5013,7 +4882,7 @@
           <w:p>
             <w:pPr>
               <w:bidi/>
-              <w:spacing w:after="0" w:line="330"/>
+              <w:spacing w:after="0" w:line="208"/>
               <w:jc w:val="end"/>
             </w:pPr>
             <w:r>
@@ -5024,8 +4893,8 @@
                 <w:i w:val="false"/>
                 <w:iCs w:val="false"/>
                 <w:color w:val="111111"/>
-                <w:sz w:val="20"/>
-                <w:szCs w:val="20"/>
+                <w:sz w:val="17"/>
+                <w:szCs w:val="17"/>
               </w:rPr>
               <w:t xml:space="preserve">D.‎  </w:t>
             </w:r>
@@ -5035,8 +4904,8 @@
                 <w:b w:val="false"/>
                 <w:bCs w:val="false"/>
                 <w:color w:val="111111"/>
-                <w:sz w:val="28"/>
-                <w:szCs w:val="28"/>
+                <w:sz w:val="25"/>
+                <w:szCs w:val="25"/>
                 <w:rtl/>
               </w:rPr>
               <w:t xml:space="preserve">أَنَا مَرْيَمُ</w:t>
@@ -5048,7 +4917,7 @@
     <w:p>
       <w:pPr>
         <w:keepNext/>
-        <w:spacing w:after="50" w:before="120" w:line="280"/>
+        <w:spacing w:after="15" w:before="36" w:line="208"/>
         <w:ind w:left="340" w:hanging="280"/>
       </w:pPr>
       <w:r>
@@ -5059,8 +4928,8 @@
           <w:i w:val="false"/>
           <w:iCs w:val="false"/>
           <w:color w:val="111111"/>
-          <w:sz w:val="20"/>
-          <w:szCs w:val="20"/>
+          <w:sz w:val="17"/>
+          <w:szCs w:val="17"/>
         </w:rPr>
         <w:t xml:space="preserve">5.  «كَيْفَ حَالُكَ» sorusuna en uygun cevap hangisidir?</w:t>
       </w:r>
@@ -5105,7 +4974,7 @@
           <w:p>
             <w:pPr>
               <w:bidi/>
-              <w:spacing w:after="0" w:line="330"/>
+              <w:spacing w:after="0" w:line="208"/>
               <w:jc w:val="end"/>
             </w:pPr>
             <w:r>
@@ -5116,8 +4985,8 @@
                 <w:i w:val="false"/>
                 <w:iCs w:val="false"/>
                 <w:color w:val="111111"/>
-                <w:sz w:val="20"/>
-                <w:szCs w:val="20"/>
+                <w:sz w:val="17"/>
+                <w:szCs w:val="17"/>
               </w:rPr>
               <w:t xml:space="preserve">A.‎  </w:t>
             </w:r>
@@ -5127,8 +4996,8 @@
                 <w:b w:val="false"/>
                 <w:bCs w:val="false"/>
                 <w:color w:val="111111"/>
-                <w:sz w:val="28"/>
-                <w:szCs w:val="28"/>
+                <w:sz w:val="25"/>
+                <w:szCs w:val="25"/>
                 <w:rtl/>
               </w:rPr>
               <w:t xml:space="preserve">اِسْمِي أَحْمَدُ</w:t>
@@ -5155,7 +5024,7 @@
           <w:p>
             <w:pPr>
               <w:bidi/>
-              <w:spacing w:after="0" w:line="330"/>
+              <w:spacing w:after="0" w:line="208"/>
               <w:jc w:val="end"/>
             </w:pPr>
             <w:r>
@@ -5166,8 +5035,8 @@
                 <w:i w:val="false"/>
                 <w:iCs w:val="false"/>
                 <w:color w:val="111111"/>
-                <w:sz w:val="20"/>
-                <w:szCs w:val="20"/>
+                <w:sz w:val="17"/>
+                <w:szCs w:val="17"/>
               </w:rPr>
               <w:t xml:space="preserve">B.‎  </w:t>
             </w:r>
@@ -5177,8 +5046,8 @@
                 <w:b w:val="false"/>
                 <w:bCs w:val="false"/>
                 <w:color w:val="111111"/>
-                <w:sz w:val="28"/>
-                <w:szCs w:val="28"/>
+                <w:sz w:val="25"/>
+                <w:szCs w:val="25"/>
                 <w:rtl/>
               </w:rPr>
               <w:t xml:space="preserve">إِلَى اللِّقَاءِ</w:t>
@@ -5210,7 +5079,7 @@
           <w:p>
             <w:pPr>
               <w:bidi/>
-              <w:spacing w:after="0" w:line="330"/>
+              <w:spacing w:after="0" w:line="208"/>
               <w:jc w:val="end"/>
             </w:pPr>
             <w:r>
@@ -5221,8 +5090,8 @@
                 <w:i w:val="false"/>
                 <w:iCs w:val="false"/>
                 <w:color w:val="111111"/>
-                <w:sz w:val="20"/>
-                <w:szCs w:val="20"/>
+                <w:sz w:val="17"/>
+                <w:szCs w:val="17"/>
               </w:rPr>
               <w:t xml:space="preserve">C.‎  </w:t>
             </w:r>
@@ -5232,8 +5101,8 @@
                 <w:b w:val="false"/>
                 <w:bCs w:val="false"/>
                 <w:color w:val="111111"/>
-                <w:sz w:val="28"/>
-                <w:szCs w:val="28"/>
+                <w:sz w:val="25"/>
+                <w:szCs w:val="25"/>
                 <w:rtl/>
               </w:rPr>
               <w:t xml:space="preserve">بِخَيْرٍ، اَلْحَمْدُ لِلَّهِ</w:t>
@@ -5260,7 +5129,7 @@
           <w:p>
             <w:pPr>
               <w:bidi/>
-              <w:spacing w:after="0" w:line="330"/>
+              <w:spacing w:after="0" w:line="208"/>
               <w:jc w:val="end"/>
             </w:pPr>
             <w:r>
@@ -5271,8 +5140,8 @@
                 <w:i w:val="false"/>
                 <w:iCs w:val="false"/>
                 <w:color w:val="111111"/>
-                <w:sz w:val="20"/>
-                <w:szCs w:val="20"/>
+                <w:sz w:val="17"/>
+                <w:szCs w:val="17"/>
               </w:rPr>
               <w:t xml:space="preserve">D.‎  </w:t>
             </w:r>
@@ -5282,8 +5151,8 @@
                 <w:b w:val="false"/>
                 <w:bCs w:val="false"/>
                 <w:color w:val="111111"/>
-                <w:sz w:val="28"/>
-                <w:szCs w:val="28"/>
+                <w:sz w:val="25"/>
+                <w:szCs w:val="25"/>
                 <w:rtl/>
               </w:rPr>
               <w:t xml:space="preserve">مِنْ فَضْلِكَ</w:t>
@@ -5297,7 +5166,7 @@
         <w:tabs>
           <w:tab w:val="right" w:pos="9864"/>
         </w:tabs>
-        <w:spacing w:after="90" w:before="220" w:line="280"/>
+        <w:spacing w:after="27" w:before="66" w:line="208"/>
         <w:ind w:left="340" w:hanging="340"/>
       </w:pPr>
       <w:r>
@@ -5308,16 +5177,16 @@
           <w:i w:val="false"/>
           <w:iCs w:val="false"/>
           <w:color w:val="111111"/>
-          <w:sz w:val="21"/>
-          <w:szCs w:val="21"/>
+          <w:sz w:val="17"/>
+          <w:szCs w:val="17"/>
         </w:rPr>
         <w:t xml:space="preserve">6.</w:t>
       </w:r>
       <w:r>
         <w:rPr>
           <w:rFonts w:ascii="Times New Roman" w:cs="Times New Roman" w:eastAsia="Times New Roman" w:hAnsi="Times New Roman"/>
-          <w:sz w:val="21"/>
-          <w:szCs w:val="21"/>
+          <w:sz w:val="17"/>
+          <w:szCs w:val="17"/>
         </w:rPr>
         <w:tab/>
       </w:r>
@@ -5329,16 +5198,16 @@
           <w:i w:val="false"/>
           <w:iCs w:val="false"/>
           <w:color w:val="111111"/>
-          <w:sz w:val="21"/>
-          <w:szCs w:val="21"/>
+          <w:sz w:val="17"/>
+          <w:szCs w:val="17"/>
         </w:rPr>
         <w:t xml:space="preserve">Aşağıdaki kelimelerin ilk harfinin harekesini yazınız.</w:t>
       </w:r>
       <w:r>
         <w:rPr>
           <w:rFonts w:ascii="Times New Roman" w:cs="Times New Roman" w:eastAsia="Times New Roman" w:hAnsi="Times New Roman"/>
-          <w:sz w:val="21"/>
-          <w:szCs w:val="21"/>
+          <w:sz w:val="17"/>
+          <w:szCs w:val="17"/>
         </w:rPr>
         <w:tab/>
       </w:r>
@@ -5350,8 +5219,8 @@
           <w:i w:val="false"/>
           <w:iCs w:val="false"/>
           <w:color w:val="55636F"/>
-          <w:sz w:val="18"/>
-          <w:szCs w:val="18"/>
+          <w:sz w:val="15"/>
+          <w:szCs w:val="15"/>
         </w:rPr>
         <w:t xml:space="preserve">(10 puan)</w:t>
       </w:r>
@@ -5359,7 +5228,7 @@
     <w:p>
       <w:pPr>
         <w:keepNext w:val="false"/>
-        <w:spacing w:after="90" w:before="0" w:line="280"/>
+        <w:spacing w:after="27" w:before="0" w:line="208"/>
         <w:ind w:left="340"/>
       </w:pPr>
       <w:r>
@@ -5370,8 +5239,8 @@
           <w:i/>
           <w:iCs/>
           <w:color w:val="5B6772"/>
-          <w:sz w:val="18"/>
-          <w:szCs w:val="18"/>
+          <w:sz w:val="15"/>
+          <w:szCs w:val="15"/>
         </w:rPr>
         <w:t xml:space="preserve">Fetha / damme / kesra olarak yazınız. Her doğru cevap 2 puandır.</w:t>
       </w:r>
@@ -5411,7 +5280,7 @@
           </w:tcPr>
           <w:p>
             <w:pPr>
-              <w:spacing w:after="0" w:line="270"/>
+              <w:spacing w:after="0" w:line="208"/>
               <w:jc w:val="center"/>
             </w:pPr>
             <w:r>
@@ -5422,8 +5291,8 @@
                 <w:i w:val="false"/>
                 <w:iCs w:val="false"/>
                 <w:color w:val="111111"/>
-                <w:sz w:val="18"/>
-                <w:szCs w:val="18"/>
+                <w:sz w:val="15"/>
+                <w:szCs w:val="15"/>
               </w:rPr>
               <w:t xml:space="preserve">No</w:t>
             </w:r>
@@ -5443,7 +5312,7 @@
           </w:tcPr>
           <w:p>
             <w:pPr>
-              <w:spacing w:after="0" w:line="270"/>
+              <w:spacing w:after="0" w:line="208"/>
               <w:jc w:val="center"/>
             </w:pPr>
             <w:r>
@@ -5454,8 +5323,8 @@
                 <w:i w:val="false"/>
                 <w:iCs w:val="false"/>
                 <w:color w:val="111111"/>
-                <w:sz w:val="18"/>
-                <w:szCs w:val="18"/>
+                <w:sz w:val="15"/>
+                <w:szCs w:val="15"/>
               </w:rPr>
               <w:t xml:space="preserve">Kelime</w:t>
             </w:r>
@@ -5475,7 +5344,7 @@
           </w:tcPr>
           <w:p>
             <w:pPr>
-              <w:spacing w:after="0" w:line="270"/>
+              <w:spacing w:after="0" w:line="208"/>
               <w:jc w:val="center"/>
             </w:pPr>
             <w:r>
@@ -5486,8 +5355,8 @@
                 <w:i w:val="false"/>
                 <w:iCs w:val="false"/>
                 <w:color w:val="111111"/>
-                <w:sz w:val="18"/>
-                <w:szCs w:val="18"/>
+                <w:sz w:val="15"/>
+                <w:szCs w:val="15"/>
               </w:rPr>
               <w:t xml:space="preserve">İlk harfin harekesi</w:t>
             </w:r>
@@ -5496,7 +5365,7 @@
       </w:tr>
       <w:tr>
         <w:trPr>
-          <w:trHeight w:val="430" w:hRule="atLeast"/>
+          <w:trHeight w:val="266" w:hRule="atLeast"/>
         </w:trPr>
         <w:tc>
           <w:tcPr>
@@ -5511,19 +5380,19 @@
           </w:tcPr>
           <w:p>
             <w:pPr>
-              <w:spacing w:after="0" w:line="270"/>
-              <w:jc w:val="center"/>
-            </w:pPr>
-            <w:r>
-              <w:rPr>
-                <w:rFonts w:ascii="Times New Roman" w:cs="Times New Roman" w:eastAsia="Times New Roman" w:hAnsi="Times New Roman"/>
-                <w:b w:val="false"/>
-                <w:bCs w:val="false"/>
-                <w:i w:val="false"/>
-                <w:iCs w:val="false"/>
-                <w:color w:val="111111"/>
-                <w:sz w:val="19"/>
-                <w:szCs w:val="19"/>
+              <w:spacing w:after="0" w:line="208"/>
+              <w:jc w:val="center"/>
+            </w:pPr>
+            <w:r>
+              <w:rPr>
+                <w:rFonts w:ascii="Times New Roman" w:cs="Times New Roman" w:eastAsia="Times New Roman" w:hAnsi="Times New Roman"/>
+                <w:b w:val="false"/>
+                <w:bCs w:val="false"/>
+                <w:i w:val="false"/>
+                <w:iCs w:val="false"/>
+                <w:color w:val="111111"/>
+                <w:sz w:val="16"/>
+                <w:szCs w:val="16"/>
               </w:rPr>
               <w:t xml:space="preserve">1</w:t>
             </w:r>
@@ -5543,7 +5412,7 @@
           <w:p>
             <w:pPr>
               <w:bidi/>
-              <w:spacing w:after="0" w:line="320"/>
+              <w:spacing w:after="0" w:line="208"/>
             </w:pPr>
             <w:r>
               <w:rPr>
@@ -5551,8 +5420,8 @@
                 <w:b w:val="false"/>
                 <w:bCs w:val="false"/>
                 <w:color w:val="111111"/>
-                <w:sz w:val="30"/>
-                <w:szCs w:val="30"/>
+                <w:sz w:val="26"/>
+                <w:szCs w:val="26"/>
                 <w:rtl/>
               </w:rPr>
               <w:t xml:space="preserve">مَرْحَبًا</w:t>
@@ -5572,18 +5441,18 @@
           </w:tcPr>
           <w:p>
             <w:pPr>
-              <w:spacing w:after="0" w:line="270"/>
-            </w:pPr>
-            <w:r>
-              <w:rPr>
-                <w:rFonts w:ascii="Times New Roman" w:cs="Times New Roman" w:eastAsia="Times New Roman" w:hAnsi="Times New Roman"/>
-                <w:b w:val="false"/>
-                <w:bCs w:val="false"/>
-                <w:i w:val="false"/>
-                <w:iCs w:val="false"/>
-                <w:color w:val="111111"/>
-                <w:sz w:val="20"/>
-                <w:szCs w:val="20"/>
+              <w:spacing w:after="0" w:line="208"/>
+            </w:pPr>
+            <w:r>
+              <w:rPr>
+                <w:rFonts w:ascii="Times New Roman" w:cs="Times New Roman" w:eastAsia="Times New Roman" w:hAnsi="Times New Roman"/>
+                <w:b w:val="false"/>
+                <w:bCs w:val="false"/>
+                <w:i w:val="false"/>
+                <w:iCs w:val="false"/>
+                <w:color w:val="111111"/>
+                <w:sz w:val="17"/>
+                <w:szCs w:val="17"/>
               </w:rPr>
               <w:t xml:space="preserve"/>
             </w:r>
@@ -5592,7 +5461,7 @@
       </w:tr>
       <w:tr>
         <w:trPr>
-          <w:trHeight w:val="430" w:hRule="atLeast"/>
+          <w:trHeight w:val="266" w:hRule="atLeast"/>
         </w:trPr>
         <w:tc>
           <w:tcPr>
@@ -5607,19 +5476,19 @@
           </w:tcPr>
           <w:p>
             <w:pPr>
-              <w:spacing w:after="0" w:line="270"/>
-              <w:jc w:val="center"/>
-            </w:pPr>
-            <w:r>
-              <w:rPr>
-                <w:rFonts w:ascii="Times New Roman" w:cs="Times New Roman" w:eastAsia="Times New Roman" w:hAnsi="Times New Roman"/>
-                <w:b w:val="false"/>
-                <w:bCs w:val="false"/>
-                <w:i w:val="false"/>
-                <w:iCs w:val="false"/>
-                <w:color w:val="111111"/>
-                <w:sz w:val="19"/>
-                <w:szCs w:val="19"/>
+              <w:spacing w:after="0" w:line="208"/>
+              <w:jc w:val="center"/>
+            </w:pPr>
+            <w:r>
+              <w:rPr>
+                <w:rFonts w:ascii="Times New Roman" w:cs="Times New Roman" w:eastAsia="Times New Roman" w:hAnsi="Times New Roman"/>
+                <w:b w:val="false"/>
+                <w:bCs w:val="false"/>
+                <w:i w:val="false"/>
+                <w:iCs w:val="false"/>
+                <w:color w:val="111111"/>
+                <w:sz w:val="16"/>
+                <w:szCs w:val="16"/>
               </w:rPr>
               <w:t xml:space="preserve">2</w:t>
             </w:r>
@@ -5639,7 +5508,7 @@
           <w:p>
             <w:pPr>
               <w:bidi/>
-              <w:spacing w:after="0" w:line="320"/>
+              <w:spacing w:after="0" w:line="208"/>
             </w:pPr>
             <w:r>
               <w:rPr>
@@ -5647,8 +5516,8 @@
                 <w:b w:val="false"/>
                 <w:bCs w:val="false"/>
                 <w:color w:val="111111"/>
-                <w:sz w:val="30"/>
-                <w:szCs w:val="30"/>
+                <w:sz w:val="26"/>
+                <w:szCs w:val="26"/>
                 <w:rtl/>
               </w:rPr>
               <w:t xml:space="preserve">مُعَلِّمٌ</w:t>
@@ -5668,18 +5537,18 @@
           </w:tcPr>
           <w:p>
             <w:pPr>
-              <w:spacing w:after="0" w:line="270"/>
-            </w:pPr>
-            <w:r>
-              <w:rPr>
-                <w:rFonts w:ascii="Times New Roman" w:cs="Times New Roman" w:eastAsia="Times New Roman" w:hAnsi="Times New Roman"/>
-                <w:b w:val="false"/>
-                <w:bCs w:val="false"/>
-                <w:i w:val="false"/>
-                <w:iCs w:val="false"/>
-                <w:color w:val="111111"/>
-                <w:sz w:val="20"/>
-                <w:szCs w:val="20"/>
+              <w:spacing w:after="0" w:line="208"/>
+            </w:pPr>
+            <w:r>
+              <w:rPr>
+                <w:rFonts w:ascii="Times New Roman" w:cs="Times New Roman" w:eastAsia="Times New Roman" w:hAnsi="Times New Roman"/>
+                <w:b w:val="false"/>
+                <w:bCs w:val="false"/>
+                <w:i w:val="false"/>
+                <w:iCs w:val="false"/>
+                <w:color w:val="111111"/>
+                <w:sz w:val="17"/>
+                <w:szCs w:val="17"/>
               </w:rPr>
               <w:t xml:space="preserve"/>
             </w:r>
@@ -5688,7 +5557,7 @@
       </w:tr>
       <w:tr>
         <w:trPr>
-          <w:trHeight w:val="430" w:hRule="atLeast"/>
+          <w:trHeight w:val="266" w:hRule="atLeast"/>
         </w:trPr>
         <w:tc>
           <w:tcPr>
@@ -5703,19 +5572,19 @@
           </w:tcPr>
           <w:p>
             <w:pPr>
-              <w:spacing w:after="0" w:line="270"/>
-              <w:jc w:val="center"/>
-            </w:pPr>
-            <w:r>
-              <w:rPr>
-                <w:rFonts w:ascii="Times New Roman" w:cs="Times New Roman" w:eastAsia="Times New Roman" w:hAnsi="Times New Roman"/>
-                <w:b w:val="false"/>
-                <w:bCs w:val="false"/>
-                <w:i w:val="false"/>
-                <w:iCs w:val="false"/>
-                <w:color w:val="111111"/>
-                <w:sz w:val="19"/>
-                <w:szCs w:val="19"/>
+              <w:spacing w:after="0" w:line="208"/>
+              <w:jc w:val="center"/>
+            </w:pPr>
+            <w:r>
+              <w:rPr>
+                <w:rFonts w:ascii="Times New Roman" w:cs="Times New Roman" w:eastAsia="Times New Roman" w:hAnsi="Times New Roman"/>
+                <w:b w:val="false"/>
+                <w:bCs w:val="false"/>
+                <w:i w:val="false"/>
+                <w:iCs w:val="false"/>
+                <w:color w:val="111111"/>
+                <w:sz w:val="16"/>
+                <w:szCs w:val="16"/>
               </w:rPr>
               <w:t xml:space="preserve">3</w:t>
             </w:r>
@@ -5735,7 +5604,7 @@
           <w:p>
             <w:pPr>
               <w:bidi/>
-              <w:spacing w:after="0" w:line="320"/>
+              <w:spacing w:after="0" w:line="208"/>
             </w:pPr>
             <w:r>
               <w:rPr>
@@ -5743,8 +5612,8 @@
                 <w:b w:val="false"/>
                 <w:bCs w:val="false"/>
                 <w:color w:val="111111"/>
-                <w:sz w:val="30"/>
-                <w:szCs w:val="30"/>
+                <w:sz w:val="26"/>
+                <w:szCs w:val="26"/>
                 <w:rtl/>
               </w:rPr>
               <w:t xml:space="preserve">بِخَيْرٍ</w:t>
@@ -5764,18 +5633,18 @@
           </w:tcPr>
           <w:p>
             <w:pPr>
-              <w:spacing w:after="0" w:line="270"/>
-            </w:pPr>
-            <w:r>
-              <w:rPr>
-                <w:rFonts w:ascii="Times New Roman" w:cs="Times New Roman" w:eastAsia="Times New Roman" w:hAnsi="Times New Roman"/>
-                <w:b w:val="false"/>
-                <w:bCs w:val="false"/>
-                <w:i w:val="false"/>
-                <w:iCs w:val="false"/>
-                <w:color w:val="111111"/>
-                <w:sz w:val="20"/>
-                <w:szCs w:val="20"/>
+              <w:spacing w:after="0" w:line="208"/>
+            </w:pPr>
+            <w:r>
+              <w:rPr>
+                <w:rFonts w:ascii="Times New Roman" w:cs="Times New Roman" w:eastAsia="Times New Roman" w:hAnsi="Times New Roman"/>
+                <w:b w:val="false"/>
+                <w:bCs w:val="false"/>
+                <w:i w:val="false"/>
+                <w:iCs w:val="false"/>
+                <w:color w:val="111111"/>
+                <w:sz w:val="17"/>
+                <w:szCs w:val="17"/>
               </w:rPr>
               <w:t xml:space="preserve"/>
             </w:r>
@@ -5784,7 +5653,7 @@
       </w:tr>
       <w:tr>
         <w:trPr>
-          <w:trHeight w:val="430" w:hRule="atLeast"/>
+          <w:trHeight w:val="266" w:hRule="atLeast"/>
         </w:trPr>
         <w:tc>
           <w:tcPr>
@@ -5799,19 +5668,19 @@
           </w:tcPr>
           <w:p>
             <w:pPr>
-              <w:spacing w:after="0" w:line="270"/>
-              <w:jc w:val="center"/>
-            </w:pPr>
-            <w:r>
-              <w:rPr>
-                <w:rFonts w:ascii="Times New Roman" w:cs="Times New Roman" w:eastAsia="Times New Roman" w:hAnsi="Times New Roman"/>
-                <w:b w:val="false"/>
-                <w:bCs w:val="false"/>
-                <w:i w:val="false"/>
-                <w:iCs w:val="false"/>
-                <w:color w:val="111111"/>
-                <w:sz w:val="19"/>
-                <w:szCs w:val="19"/>
+              <w:spacing w:after="0" w:line="208"/>
+              <w:jc w:val="center"/>
+            </w:pPr>
+            <w:r>
+              <w:rPr>
+                <w:rFonts w:ascii="Times New Roman" w:cs="Times New Roman" w:eastAsia="Times New Roman" w:hAnsi="Times New Roman"/>
+                <w:b w:val="false"/>
+                <w:bCs w:val="false"/>
+                <w:i w:val="false"/>
+                <w:iCs w:val="false"/>
+                <w:color w:val="111111"/>
+                <w:sz w:val="16"/>
+                <w:szCs w:val="16"/>
               </w:rPr>
               <w:t xml:space="preserve">4</w:t>
             </w:r>
@@ -5831,7 +5700,7 @@
           <w:p>
             <w:pPr>
               <w:bidi/>
-              <w:spacing w:after="0" w:line="320"/>
+              <w:spacing w:after="0" w:line="208"/>
             </w:pPr>
             <w:r>
               <w:rPr>
@@ -5839,8 +5708,8 @@
                 <w:b w:val="false"/>
                 <w:bCs w:val="false"/>
                 <w:color w:val="111111"/>
-                <w:sz w:val="30"/>
-                <w:szCs w:val="30"/>
+                <w:sz w:val="26"/>
+                <w:szCs w:val="26"/>
                 <w:rtl/>
               </w:rPr>
               <w:t xml:space="preserve">نَعَمْ</w:t>
@@ -5860,18 +5729,18 @@
           </w:tcPr>
           <w:p>
             <w:pPr>
-              <w:spacing w:after="0" w:line="270"/>
-            </w:pPr>
-            <w:r>
-              <w:rPr>
-                <w:rFonts w:ascii="Times New Roman" w:cs="Times New Roman" w:eastAsia="Times New Roman" w:hAnsi="Times New Roman"/>
-                <w:b w:val="false"/>
-                <w:bCs w:val="false"/>
-                <w:i w:val="false"/>
-                <w:iCs w:val="false"/>
-                <w:color w:val="111111"/>
-                <w:sz w:val="20"/>
-                <w:szCs w:val="20"/>
+              <w:spacing w:after="0" w:line="208"/>
+            </w:pPr>
+            <w:r>
+              <w:rPr>
+                <w:rFonts w:ascii="Times New Roman" w:cs="Times New Roman" w:eastAsia="Times New Roman" w:hAnsi="Times New Roman"/>
+                <w:b w:val="false"/>
+                <w:bCs w:val="false"/>
+                <w:i w:val="false"/>
+                <w:iCs w:val="false"/>
+                <w:color w:val="111111"/>
+                <w:sz w:val="17"/>
+                <w:szCs w:val="17"/>
               </w:rPr>
               <w:t xml:space="preserve"/>
             </w:r>
@@ -5880,7 +5749,7 @@
       </w:tr>
       <w:tr>
         <w:trPr>
-          <w:trHeight w:val="430" w:hRule="atLeast"/>
+          <w:trHeight w:val="266" w:hRule="atLeast"/>
         </w:trPr>
         <w:tc>
           <w:tcPr>
@@ -5895,19 +5764,19 @@
           </w:tcPr>
           <w:p>
             <w:pPr>
-              <w:spacing w:after="0" w:line="270"/>
-              <w:jc w:val="center"/>
-            </w:pPr>
-            <w:r>
-              <w:rPr>
-                <w:rFonts w:ascii="Times New Roman" w:cs="Times New Roman" w:eastAsia="Times New Roman" w:hAnsi="Times New Roman"/>
-                <w:b w:val="false"/>
-                <w:bCs w:val="false"/>
-                <w:i w:val="false"/>
-                <w:iCs w:val="false"/>
-                <w:color w:val="111111"/>
-                <w:sz w:val="19"/>
-                <w:szCs w:val="19"/>
+              <w:spacing w:after="0" w:line="208"/>
+              <w:jc w:val="center"/>
+            </w:pPr>
+            <w:r>
+              <w:rPr>
+                <w:rFonts w:ascii="Times New Roman" w:cs="Times New Roman" w:eastAsia="Times New Roman" w:hAnsi="Times New Roman"/>
+                <w:b w:val="false"/>
+                <w:bCs w:val="false"/>
+                <w:i w:val="false"/>
+                <w:iCs w:val="false"/>
+                <w:color w:val="111111"/>
+                <w:sz w:val="16"/>
+                <w:szCs w:val="16"/>
               </w:rPr>
               <w:t xml:space="preserve">5</w:t>
             </w:r>
@@ -5927,7 +5796,7 @@
           <w:p>
             <w:pPr>
               <w:bidi/>
-              <w:spacing w:after="0" w:line="320"/>
+              <w:spacing w:after="0" w:line="208"/>
             </w:pPr>
             <w:r>
               <w:rPr>
@@ -5935,8 +5804,8 @@
                 <w:b w:val="false"/>
                 <w:bCs w:val="false"/>
                 <w:color w:val="111111"/>
-                <w:sz w:val="30"/>
-                <w:szCs w:val="30"/>
+                <w:sz w:val="26"/>
+                <w:szCs w:val="26"/>
                 <w:rtl/>
               </w:rPr>
               <w:t xml:space="preserve">شُكْرًا</w:t>
@@ -5956,18 +5825,18 @@
           </w:tcPr>
           <w:p>
             <w:pPr>
-              <w:spacing w:after="0" w:line="270"/>
-            </w:pPr>
-            <w:r>
-              <w:rPr>
-                <w:rFonts w:ascii="Times New Roman" w:cs="Times New Roman" w:eastAsia="Times New Roman" w:hAnsi="Times New Roman"/>
-                <w:b w:val="false"/>
-                <w:bCs w:val="false"/>
-                <w:i w:val="false"/>
-                <w:iCs w:val="false"/>
-                <w:color w:val="111111"/>
-                <w:sz w:val="20"/>
-                <w:szCs w:val="20"/>
+              <w:spacing w:after="0" w:line="208"/>
+            </w:pPr>
+            <w:r>
+              <w:rPr>
+                <w:rFonts w:ascii="Times New Roman" w:cs="Times New Roman" w:eastAsia="Times New Roman" w:hAnsi="Times New Roman"/>
+                <w:b w:val="false"/>
+                <w:bCs w:val="false"/>
+                <w:i w:val="false"/>
+                <w:iCs w:val="false"/>
+                <w:color w:val="111111"/>
+                <w:sz w:val="17"/>
+                <w:szCs w:val="17"/>
               </w:rPr>
               <w:t xml:space="preserve"/>
             </w:r>
@@ -5980,7 +5849,7 @@
         <w:tabs>
           <w:tab w:val="right" w:pos="9864"/>
         </w:tabs>
-        <w:spacing w:after="90" w:before="220" w:line="280"/>
+        <w:spacing w:after="27" w:before="66" w:line="208"/>
         <w:ind w:left="340" w:hanging="340"/>
       </w:pPr>
       <w:r>
@@ -5991,16 +5860,16 @@
           <w:i w:val="false"/>
           <w:iCs w:val="false"/>
           <w:color w:val="111111"/>
-          <w:sz w:val="21"/>
-          <w:szCs w:val="21"/>
+          <w:sz w:val="17"/>
+          <w:szCs w:val="17"/>
         </w:rPr>
         <w:t xml:space="preserve">7.</w:t>
       </w:r>
       <w:r>
         <w:rPr>
           <w:rFonts w:ascii="Times New Roman" w:cs="Times New Roman" w:eastAsia="Times New Roman" w:hAnsi="Times New Roman"/>
-          <w:sz w:val="21"/>
-          <w:szCs w:val="21"/>
+          <w:sz w:val="17"/>
+          <w:szCs w:val="17"/>
         </w:rPr>
         <w:tab/>
       </w:r>
@@ -6012,16 +5881,16 @@
           <w:i w:val="false"/>
           <w:iCs w:val="false"/>
           <w:color w:val="111111"/>
-          <w:sz w:val="21"/>
-          <w:szCs w:val="21"/>
+          <w:sz w:val="17"/>
+          <w:szCs w:val="17"/>
         </w:rPr>
         <w:t xml:space="preserve">Aşağıdaki kelimeleri harflerine ayırarak yazınız.</w:t>
       </w:r>
       <w:r>
         <w:rPr>
           <w:rFonts w:ascii="Times New Roman" w:cs="Times New Roman" w:eastAsia="Times New Roman" w:hAnsi="Times New Roman"/>
-          <w:sz w:val="21"/>
-          <w:szCs w:val="21"/>
+          <w:sz w:val="17"/>
+          <w:szCs w:val="17"/>
         </w:rPr>
         <w:tab/>
       </w:r>
@@ -6033,8 +5902,8 @@
           <w:i w:val="false"/>
           <w:iCs w:val="false"/>
           <w:color w:val="55636F"/>
-          <w:sz w:val="18"/>
-          <w:szCs w:val="18"/>
+          <w:sz w:val="15"/>
+          <w:szCs w:val="15"/>
         </w:rPr>
         <w:t xml:space="preserve">(10 puan)</w:t>
       </w:r>
@@ -6042,7 +5911,7 @@
     <w:p>
       <w:pPr>
         <w:keepNext w:val="false"/>
-        <w:spacing w:after="90" w:before="0" w:line="280"/>
+        <w:spacing w:after="27" w:before="0" w:line="208"/>
         <w:ind w:left="340"/>
       </w:pPr>
       <w:r>
@@ -6053,8 +5922,8 @@
           <w:i/>
           <w:iCs/>
           <w:color w:val="5B6772"/>
-          <w:sz w:val="18"/>
-          <w:szCs w:val="18"/>
+          <w:sz w:val="15"/>
+          <w:szCs w:val="15"/>
         </w:rPr>
         <w:t xml:space="preserve">Örnek: بَابٌ  ←  ب  ا  ب  şeklinde yazınız. Her doğru cevap 2 puandır.</w:t>
       </w:r>
@@ -6077,7 +5946,7 @@
       </w:tblGrid>
       <w:tr>
         <w:trPr>
-          <w:trHeight w:val="760" w:hRule="atLeast"/>
+          <w:trHeight w:val="471" w:hRule="atLeast"/>
         </w:trPr>
         <w:tc>
           <w:tcPr>
@@ -6095,7 +5964,7 @@
           </w:tcPr>
           <w:p>
             <w:pPr>
-              <w:spacing w:after="0" w:line="270"/>
+              <w:spacing w:after="0" w:line="208"/>
               <w:jc w:val="center"/>
             </w:pPr>
             <w:r>
@@ -6106,8 +5975,8 @@
                 <w:i w:val="false"/>
                 <w:iCs w:val="false"/>
                 <w:color w:val="111111"/>
-                <w:sz w:val="19"/>
-                <w:szCs w:val="19"/>
+                <w:sz w:val="16"/>
+                <w:szCs w:val="16"/>
               </w:rPr>
               <w:t xml:space="preserve">1.</w:t>
             </w:r>
@@ -6130,7 +5999,7 @@
           <w:p>
             <w:pPr>
               <w:bidi/>
-              <w:spacing w:after="0" w:line="320"/>
+              <w:spacing w:after="0" w:line="208"/>
             </w:pPr>
             <w:r>
               <w:rPr>
@@ -6138,8 +6007,8 @@
                 <w:b w:val="false"/>
                 <w:bCs w:val="false"/>
                 <w:color w:val="111111"/>
-                <w:sz w:val="28"/>
-                <w:szCs w:val="28"/>
+                <w:sz w:val="25"/>
+                <w:szCs w:val="25"/>
                 <w:rtl/>
               </w:rPr>
               <w:t xml:space="preserve">سَلَامٌ</w:t>
@@ -6149,7 +6018,7 @@
       </w:tr>
       <w:tr>
         <w:trPr>
-          <w:trHeight w:val="760" w:hRule="atLeast"/>
+          <w:trHeight w:val="471" w:hRule="atLeast"/>
         </w:trPr>
         <w:tc>
           <w:tcPr>
@@ -6167,7 +6036,7 @@
           </w:tcPr>
           <w:p>
             <w:pPr>
-              <w:spacing w:after="0" w:line="270"/>
+              <w:spacing w:after="0" w:line="208"/>
               <w:jc w:val="center"/>
             </w:pPr>
             <w:r>
@@ -6178,8 +6047,8 @@
                 <w:i w:val="false"/>
                 <w:iCs w:val="false"/>
                 <w:color w:val="111111"/>
-                <w:sz w:val="19"/>
-                <w:szCs w:val="19"/>
+                <w:sz w:val="16"/>
+                <w:szCs w:val="16"/>
               </w:rPr>
               <w:t xml:space="preserve">2.</w:t>
             </w:r>
@@ -6202,7 +6071,7 @@
           <w:p>
             <w:pPr>
               <w:bidi/>
-              <w:spacing w:after="0" w:line="320"/>
+              <w:spacing w:after="0" w:line="208"/>
             </w:pPr>
             <w:r>
               <w:rPr>
@@ -6210,8 +6079,8 @@
                 <w:b w:val="false"/>
                 <w:bCs w:val="false"/>
                 <w:color w:val="111111"/>
-                <w:sz w:val="28"/>
-                <w:szCs w:val="28"/>
+                <w:sz w:val="25"/>
+                <w:szCs w:val="25"/>
                 <w:rtl/>
               </w:rPr>
               <w:t xml:space="preserve">طَالِبٌ</w:t>
@@ -6221,7 +6090,7 @@
       </w:tr>
       <w:tr>
         <w:trPr>
-          <w:trHeight w:val="760" w:hRule="atLeast"/>
+          <w:trHeight w:val="471" w:hRule="atLeast"/>
         </w:trPr>
         <w:tc>
           <w:tcPr>
@@ -6239,7 +6108,7 @@
           </w:tcPr>
           <w:p>
             <w:pPr>
-              <w:spacing w:after="0" w:line="270"/>
+              <w:spacing w:after="0" w:line="208"/>
               <w:jc w:val="center"/>
             </w:pPr>
             <w:r>
@@ -6250,8 +6119,8 @@
                 <w:i w:val="false"/>
                 <w:iCs w:val="false"/>
                 <w:color w:val="111111"/>
-                <w:sz w:val="19"/>
-                <w:szCs w:val="19"/>
+                <w:sz w:val="16"/>
+                <w:szCs w:val="16"/>
               </w:rPr>
               <w:t xml:space="preserve">3.</w:t>
             </w:r>
@@ -6274,7 +6143,7 @@
           <w:p>
             <w:pPr>
               <w:bidi/>
-              <w:spacing w:after="0" w:line="320"/>
+              <w:spacing w:after="0" w:line="208"/>
             </w:pPr>
             <w:r>
               <w:rPr>
@@ -6282,8 +6151,8 @@
                 <w:b w:val="false"/>
                 <w:bCs w:val="false"/>
                 <w:color w:val="111111"/>
-                <w:sz w:val="28"/>
-                <w:szCs w:val="28"/>
+                <w:sz w:val="25"/>
+                <w:szCs w:val="25"/>
                 <w:rtl/>
               </w:rPr>
               <w:t xml:space="preserve">مُعَلِّمٌ</w:t>
@@ -6293,7 +6162,7 @@
       </w:tr>
       <w:tr>
         <w:trPr>
-          <w:trHeight w:val="760" w:hRule="atLeast"/>
+          <w:trHeight w:val="471" w:hRule="atLeast"/>
         </w:trPr>
         <w:tc>
           <w:tcPr>
@@ -6311,7 +6180,7 @@
           </w:tcPr>
           <w:p>
             <w:pPr>
-              <w:spacing w:after="0" w:line="270"/>
+              <w:spacing w:after="0" w:line="208"/>
               <w:jc w:val="center"/>
             </w:pPr>
             <w:r>
@@ -6322,8 +6191,8 @@
                 <w:i w:val="false"/>
                 <w:iCs w:val="false"/>
                 <w:color w:val="111111"/>
-                <w:sz w:val="19"/>
-                <w:szCs w:val="19"/>
+                <w:sz w:val="16"/>
+                <w:szCs w:val="16"/>
               </w:rPr>
               <w:t xml:space="preserve">4.</w:t>
             </w:r>
@@ -6346,7 +6215,7 @@
           <w:p>
             <w:pPr>
               <w:bidi/>
-              <w:spacing w:after="0" w:line="320"/>
+              <w:spacing w:after="0" w:line="208"/>
             </w:pPr>
             <w:r>
               <w:rPr>
@@ -6354,8 +6223,8 @@
                 <w:b w:val="false"/>
                 <w:bCs w:val="false"/>
                 <w:color w:val="111111"/>
-                <w:sz w:val="28"/>
-                <w:szCs w:val="28"/>
+                <w:sz w:val="25"/>
+                <w:szCs w:val="25"/>
                 <w:rtl/>
               </w:rPr>
               <w:t xml:space="preserve">صَدِيقٌ</w:t>
@@ -6365,7 +6234,7 @@
       </w:tr>
       <w:tr>
         <w:trPr>
-          <w:trHeight w:val="760" w:hRule="atLeast"/>
+          <w:trHeight w:val="471" w:hRule="atLeast"/>
         </w:trPr>
         <w:tc>
           <w:tcPr>
@@ -6383,7 +6252,7 @@
           </w:tcPr>
           <w:p>
             <w:pPr>
-              <w:spacing w:after="0" w:line="270"/>
+              <w:spacing w:after="0" w:line="208"/>
               <w:jc w:val="center"/>
             </w:pPr>
             <w:r>
@@ -6394,8 +6263,8 @@
                 <w:i w:val="false"/>
                 <w:iCs w:val="false"/>
                 <w:color w:val="111111"/>
-                <w:sz w:val="19"/>
-                <w:szCs w:val="19"/>
+                <w:sz w:val="16"/>
+                <w:szCs w:val="16"/>
               </w:rPr>
               <w:t xml:space="preserve">5.</w:t>
             </w:r>
@@ -6418,7 +6287,7 @@
           <w:p>
             <w:pPr>
               <w:bidi/>
-              <w:spacing w:after="0" w:line="320"/>
+              <w:spacing w:after="0" w:line="208"/>
             </w:pPr>
             <w:r>
               <w:rPr>
@@ -6426,8 +6295,8 @@
                 <w:b w:val="false"/>
                 <w:bCs w:val="false"/>
                 <w:color w:val="111111"/>
-                <w:sz w:val="28"/>
-                <w:szCs w:val="28"/>
+                <w:sz w:val="25"/>
+                <w:szCs w:val="25"/>
                 <w:rtl/>
               </w:rPr>
               <w:t xml:space="preserve">مَدْرَسَةٌ</w:t>
@@ -6441,7 +6310,7 @@
         <w:tabs>
           <w:tab w:val="right" w:pos="9864"/>
         </w:tabs>
-        <w:spacing w:after="90" w:before="220" w:line="280"/>
+        <w:spacing w:after="27" w:before="66" w:line="208"/>
         <w:ind w:left="340" w:hanging="340"/>
       </w:pPr>
       <w:r>
@@ -6452,16 +6321,16 @@
           <w:i w:val="false"/>
           <w:iCs w:val="false"/>
           <w:color w:val="111111"/>
-          <w:sz w:val="21"/>
-          <w:szCs w:val="21"/>
+          <w:sz w:val="17"/>
+          <w:szCs w:val="17"/>
         </w:rPr>
         <w:t xml:space="preserve">8.</w:t>
       </w:r>
       <w:r>
         <w:rPr>
           <w:rFonts w:ascii="Times New Roman" w:cs="Times New Roman" w:eastAsia="Times New Roman" w:hAnsi="Times New Roman"/>
-          <w:sz w:val="21"/>
-          <w:szCs w:val="21"/>
+          <w:sz w:val="17"/>
+          <w:szCs w:val="17"/>
         </w:rPr>
         <w:tab/>
       </w:r>
@@ -6473,16 +6342,16 @@
           <w:i w:val="false"/>
           <w:iCs w:val="false"/>
           <w:color w:val="111111"/>
-          <w:sz w:val="21"/>
-          <w:szCs w:val="21"/>
+          <w:sz w:val="17"/>
+          <w:szCs w:val="17"/>
         </w:rPr>
         <w:t xml:space="preserve">Okula yeni gelen bir arkadaşınla tanışıyorsun. Selamlaşma, tanışma ve vedalaşma bölümlerini içeren kısa bir konuşma yazınız.</w:t>
       </w:r>
       <w:r>
         <w:rPr>
           <w:rFonts w:ascii="Times New Roman" w:cs="Times New Roman" w:eastAsia="Times New Roman" w:hAnsi="Times New Roman"/>
-          <w:sz w:val="21"/>
-          <w:szCs w:val="21"/>
+          <w:sz w:val="17"/>
+          <w:szCs w:val="17"/>
         </w:rPr>
         <w:tab/>
       </w:r>
@@ -6494,8 +6363,8 @@
           <w:i w:val="false"/>
           <w:iCs w:val="false"/>
           <w:color w:val="55636F"/>
-          <w:sz w:val="18"/>
-          <w:szCs w:val="18"/>
+          <w:sz w:val="15"/>
+          <w:szCs w:val="15"/>
         </w:rPr>
         <w:t xml:space="preserve">(15 puan)</w:t>
       </w:r>
@@ -6503,7 +6372,7 @@
     <w:p>
       <w:pPr>
         <w:keepNext w:val="false"/>
-        <w:spacing w:after="90" w:before="0" w:line="280"/>
+        <w:spacing w:after="27" w:before="0" w:line="208"/>
         <w:ind w:left="340"/>
       </w:pPr>
       <w:r>
@@ -6514,8 +6383,8 @@
           <w:i/>
           <w:iCs/>
           <w:color w:val="5B6772"/>
-          <w:sz w:val="18"/>
-          <w:szCs w:val="18"/>
+          <w:sz w:val="15"/>
+          <w:szCs w:val="15"/>
         </w:rPr>
         <w:t xml:space="preserve">En az altı satır yazınız. Havuzdaki ifadelerden yararlanabilirsiniz.</w:t>
       </w:r>
@@ -6550,7 +6419,7 @@
           </w:tcPr>
           <w:p>
             <w:pPr>
-              <w:spacing w:after="50"/>
+              <w:spacing w:after="15"/>
             </w:pPr>
             <w:r>
               <w:rPr>
@@ -6560,8 +6429,8 @@
                 <w:i w:val="false"/>
                 <w:iCs w:val="false"/>
                 <w:color w:val="39454F"/>
-                <w:sz w:val="17"/>
-                <w:szCs w:val="17"/>
+                <w:sz w:val="14"/>
+                <w:szCs w:val="14"/>
               </w:rPr>
               <w:t xml:space="preserve">KELİME HAVUZU</w:t>
             </w:r>
@@ -6569,7 +6438,7 @@
           <w:p>
             <w:pPr>
               <w:bidi/>
-              <w:spacing w:after="0" w:line="360"/>
+              <w:spacing w:after="0" w:line="208"/>
               <w:jc w:val="center"/>
             </w:pPr>
             <w:r>
@@ -6578,8 +6447,8 @@
                 <w:b w:val="false"/>
                 <w:bCs w:val="false"/>
                 <w:color w:val="111111"/>
-                <w:sz w:val="30"/>
-                <w:szCs w:val="30"/>
+                <w:sz w:val="26"/>
+                <w:szCs w:val="26"/>
                 <w:rtl/>
               </w:rPr>
               <w:t xml:space="preserve">اَلسَّلَامُ عَلَيْكُمْ   —   مَا اسْمُكَ؟   —   اِسْمِي   —   كَيْفَ حَالُكَ؟   —   بِخَيْرٍ   —   مَعَ السَّلَامَةِ</w:t>
@@ -6590,7 +6459,7 @@
     </w:tbl>
     <w:p>
       <w:pPr>
-        <w:spacing w:after="80"/>
+        <w:spacing w:after="24"/>
       </w:pPr>
       <w:r>
         <w:rPr>
@@ -6600,30 +6469,8 @@
           <w:i w:val="false"/>
           <w:iCs w:val="false"/>
           <w:color w:val="111111"/>
-          <w:sz w:val="21"/>
-          <w:szCs w:val="21"/>
-        </w:rPr>
-        <w:t xml:space="preserve"/>
-      </w:r>
-    </w:p>
-    <w:p>
-      <w:pPr>
-        <w:pBdr>
-          <w:bottom w:val="dotted" w:color="97A4B1" w:sz="6"/>
-        </w:pBdr>
-        <w:bidi/>
-        <w:spacing w:after="210" w:line="300"/>
-      </w:pPr>
-      <w:r>
-        <w:rPr>
-          <w:rFonts w:ascii="Times New Roman" w:cs="Times New Roman" w:eastAsia="Times New Roman" w:hAnsi="Times New Roman"/>
-          <w:b w:val="false"/>
-          <w:bCs w:val="false"/>
-          <w:i w:val="false"/>
-          <w:iCs w:val="false"/>
-          <w:color w:val="111111"/>
-          <w:sz w:val="21"/>
-          <w:szCs w:val="21"/>
+          <w:sz w:val="17"/>
+          <w:szCs w:val="17"/>
         </w:rPr>
         <w:t xml:space="preserve"/>
       </w:r>
@@ -6634,7 +6481,7 @@
           <w:bottom w:val="dotted" w:color="96A3B0" w:sz="6"/>
         </w:pBdr>
         <w:bidi/>
-        <w:spacing w:after="210" w:line="300"/>
+        <w:spacing w:after="63" w:line="208"/>
       </w:pPr>
       <w:r>
         <w:rPr>
@@ -6644,30 +6491,8 @@
           <w:i w:val="false"/>
           <w:iCs w:val="false"/>
           <w:color w:val="111111"/>
-          <w:sz w:val="21"/>
-          <w:szCs w:val="21"/>
-        </w:rPr>
-        <w:t xml:space="preserve"/>
-      </w:r>
-    </w:p>
-    <w:p>
-      <w:pPr>
-        <w:pBdr>
-          <w:bottom w:val="dotted" w:color="97A4B1" w:sz="6"/>
-        </w:pBdr>
-        <w:bidi/>
-        <w:spacing w:after="210" w:line="300"/>
-      </w:pPr>
-      <w:r>
-        <w:rPr>
-          <w:rFonts w:ascii="Times New Roman" w:cs="Times New Roman" w:eastAsia="Times New Roman" w:hAnsi="Times New Roman"/>
-          <w:b w:val="false"/>
-          <w:bCs w:val="false"/>
-          <w:i w:val="false"/>
-          <w:iCs w:val="false"/>
-          <w:color w:val="111111"/>
-          <w:sz w:val="21"/>
-          <w:szCs w:val="21"/>
+          <w:sz w:val="17"/>
+          <w:szCs w:val="17"/>
         </w:rPr>
         <w:t xml:space="preserve"/>
       </w:r>
@@ -6678,7 +6503,7 @@
           <w:bottom w:val="dotted" w:color="96A3B0" w:sz="6"/>
         </w:pBdr>
         <w:bidi/>
-        <w:spacing w:after="210" w:line="300"/>
+        <w:spacing w:after="63" w:line="208"/>
       </w:pPr>
       <w:r>
         <w:rPr>
@@ -6688,19 +6513,15 @@
           <w:i w:val="false"/>
           <w:iCs w:val="false"/>
           <w:color w:val="111111"/>
-          <w:sz w:val="21"/>
-          <w:szCs w:val="21"/>
+          <w:sz w:val="17"/>
+          <w:szCs w:val="17"/>
         </w:rPr>
         <w:t xml:space="preserve"/>
       </w:r>
     </w:p>
     <w:p>
       <w:pPr>
-        <w:pBdr>
-          <w:bottom w:val="dotted" w:color="97A4B1" w:sz="6"/>
-        </w:pBdr>
-        <w:bidi/>
-        <w:spacing w:after="210" w:line="300"/>
+        <w:spacing w:after="54"/>
       </w:pPr>
       <w:r>
         <w:rPr>
@@ -6710,70 +6531,8 @@
           <w:i w:val="false"/>
           <w:iCs w:val="false"/>
           <w:color w:val="111111"/>
-          <w:sz w:val="21"/>
-          <w:szCs w:val="21"/>
-        </w:rPr>
-        <w:t xml:space="preserve"/>
-      </w:r>
-    </w:p>
-    <w:p>
-      <w:pPr>
-        <w:pBdr>
-          <w:bottom w:val="dotted" w:color="96A3B0" w:sz="6"/>
-        </w:pBdr>
-        <w:bidi/>
-        <w:spacing w:after="210" w:line="300"/>
-      </w:pPr>
-      <w:r>
-        <w:rPr>
-          <w:rFonts w:ascii="Times New Roman" w:cs="Times New Roman" w:eastAsia="Times New Roman" w:hAnsi="Times New Roman"/>
-          <w:b w:val="false"/>
-          <w:bCs w:val="false"/>
-          <w:i w:val="false"/>
-          <w:iCs w:val="false"/>
-          <w:color w:val="111111"/>
-          <w:sz w:val="21"/>
-          <w:szCs w:val="21"/>
-        </w:rPr>
-        <w:t xml:space="preserve"/>
-      </w:r>
-    </w:p>
-    <w:p>
-      <w:pPr>
-        <w:pBdr>
-          <w:bottom w:val="dotted" w:color="97A4B1" w:sz="6"/>
-        </w:pBdr>
-        <w:bidi/>
-        <w:spacing w:after="210" w:line="300"/>
-      </w:pPr>
-      <w:r>
-        <w:rPr>
-          <w:rFonts w:ascii="Times New Roman" w:cs="Times New Roman" w:eastAsia="Times New Roman" w:hAnsi="Times New Roman"/>
-          <w:b w:val="false"/>
-          <w:bCs w:val="false"/>
-          <w:i w:val="false"/>
-          <w:iCs w:val="false"/>
-          <w:color w:val="111111"/>
-          <w:sz w:val="21"/>
-          <w:szCs w:val="21"/>
-        </w:rPr>
-        <w:t xml:space="preserve"/>
-      </w:r>
-    </w:p>
-    <w:p>
-      <w:pPr>
-        <w:spacing w:after="180"/>
-      </w:pPr>
-      <w:r>
-        <w:rPr>
-          <w:rFonts w:ascii="Times New Roman" w:cs="Times New Roman" w:eastAsia="Times New Roman" w:hAnsi="Times New Roman"/>
-          <w:b w:val="false"/>
-          <w:bCs w:val="false"/>
-          <w:i w:val="false"/>
-          <w:iCs w:val="false"/>
-          <w:color w:val="111111"/>
-          <w:sz w:val="21"/>
-          <w:szCs w:val="21"/>
+          <w:sz w:val="17"/>
+          <w:szCs w:val="17"/>
         </w:rPr>
         <w:t xml:space="preserve"/>
       </w:r>
@@ -6781,7 +6540,7 @@
     <w:p>
       <w:pPr>
         <w:keepNext w:val="false"/>
-        <w:spacing w:after="70" w:before="0" w:line="280"/>
+        <w:spacing w:after="21" w:before="0" w:line="208"/>
         <w:jc w:val="center"/>
       </w:pPr>
       <w:r>
@@ -6792,8 +6551,8 @@
           <w:i/>
           <w:iCs/>
           <w:color w:val="5B6772"/>
-          <w:sz w:val="19"/>
-          <w:szCs w:val="19"/>
+          <w:sz w:val="16"/>
+          <w:szCs w:val="16"/>
         </w:rPr>
         <w:t xml:space="preserve">Başarılar dilerim.</w:t>
       </w:r>
@@ -6801,7 +6560,7 @@
     <w:p>
       <w:pPr>
         <w:keepNext w:val="false"/>
-        <w:spacing w:after="70" w:before="0" w:line="280"/>
+        <w:spacing w:after="21" w:before="0" w:line="208"/>
         <w:jc w:val="center"/>
       </w:pPr>
       <w:r>
@@ -6812,8 +6571,8 @@
           <w:i w:val="false"/>
           <w:iCs w:val="false"/>
           <w:color w:val="5B6772"/>
-          <w:sz w:val="18"/>
-          <w:szCs w:val="18"/>
+          <w:sz w:val="15"/>
+          <w:szCs w:val="15"/>
         </w:rPr>
         <w:t xml:space="preserve">Arapça Öğretmeni</w:t>
       </w:r>
@@ -6828,7 +6587,7 @@
         <w:pBdr>
           <w:bottom w:val="single" w:color="3F4C58" w:sz="8"/>
         </w:pBdr>
-        <w:spacing w:after="40"/>
+        <w:spacing w:after="12"/>
         <w:jc w:val="center"/>
       </w:pPr>
       <w:r>
@@ -6839,8 +6598,8 @@
           <w:i w:val="false"/>
           <w:iCs w:val="false"/>
           <w:color w:val="15222E"/>
-          <w:sz w:val="24"/>
-          <w:szCs w:val="24"/>
+          <w:sz w:val="20"/>
+          <w:szCs w:val="20"/>
         </w:rPr>
         <w:t xml:space="preserve">CEVAP ANAHTARI VE PUANLAMA</w:t>
       </w:r>
@@ -6848,7 +6607,7 @@
     <w:p>
       <w:pPr>
         <w:keepNext w:val="false"/>
-        <w:spacing w:after="160" w:before="0" w:line="280"/>
+        <w:spacing w:after="48" w:before="0" w:line="208"/>
         <w:jc w:val="center"/>
       </w:pPr>
       <w:r>
@@ -6859,8 +6618,8 @@
           <w:i/>
           <w:iCs/>
           <w:color w:val="5B6772"/>
-          <w:sz w:val="18"/>
-          <w:szCs w:val="18"/>
+          <w:sz w:val="15"/>
+          <w:szCs w:val="15"/>
         </w:rPr>
         <w:t xml:space="preserve">5. Sınıf · 1. Dönem 1. Yazılı · Beceri temelli · 1. Ünite (MERHABA!)</w:t>
       </w:r>
@@ -6868,7 +6627,7 @@
     <w:p>
       <w:pPr>
         <w:keepNext w:val="false"/>
-        <w:spacing w:after="180" w:before="0" w:line="280"/>
+        <w:spacing w:after="54" w:before="0" w:line="208"/>
         <w:jc w:val="center"/>
       </w:pPr>
       <w:r>
@@ -6879,8 +6638,8 @@
           <w:i/>
           <w:iCs/>
           <w:color w:val="8A97A3"/>
-          <w:sz w:val="16"/>
-          <w:szCs w:val="16"/>
+          <w:sz w:val="13"/>
+          <w:szCs w:val="13"/>
         </w:rPr>
         <w:t xml:space="preserve">Bu sayfa öğrenciye verilmez.</w:t>
       </w:r>
@@ -6920,7 +6679,7 @@
           </w:tcPr>
           <w:p>
             <w:pPr>
-              <w:spacing w:after="0" w:line="270"/>
+              <w:spacing w:after="0" w:line="208"/>
               <w:jc w:val="center"/>
             </w:pPr>
             <w:r>
@@ -6931,8 +6690,8 @@
                 <w:i w:val="false"/>
                 <w:iCs w:val="false"/>
                 <w:color w:val="111111"/>
-                <w:sz w:val="18"/>
-                <w:szCs w:val="18"/>
+                <w:sz w:val="15"/>
+                <w:szCs w:val="15"/>
               </w:rPr>
               <w:t xml:space="preserve">Soru</w:t>
             </w:r>
@@ -6952,7 +6711,7 @@
           </w:tcPr>
           <w:p>
             <w:pPr>
-              <w:spacing w:after="0" w:line="270"/>
+              <w:spacing w:after="0" w:line="208"/>
               <w:jc w:val="center"/>
             </w:pPr>
             <w:r>
@@ -6963,8 +6722,8 @@
                 <w:i w:val="false"/>
                 <w:iCs w:val="false"/>
                 <w:color w:val="111111"/>
-                <w:sz w:val="18"/>
-                <w:szCs w:val="18"/>
+                <w:sz w:val="15"/>
+                <w:szCs w:val="15"/>
               </w:rPr>
               <w:t xml:space="preserve">Puan</w:t>
             </w:r>
@@ -6984,7 +6743,7 @@
           </w:tcPr>
           <w:p>
             <w:pPr>
-              <w:spacing w:after="0" w:line="270"/>
+              <w:spacing w:after="0" w:line="208"/>
               <w:jc w:val="center"/>
             </w:pPr>
             <w:r>
@@ -6995,8 +6754,8 @@
                 <w:i w:val="false"/>
                 <w:iCs w:val="false"/>
                 <w:color w:val="111111"/>
-                <w:sz w:val="18"/>
-                <w:szCs w:val="18"/>
+                <w:sz w:val="15"/>
+                <w:szCs w:val="15"/>
               </w:rPr>
               <w:t xml:space="preserve">Cevap</w:t>
             </w:r>
@@ -7017,7 +6776,7 @@
           </w:tcPr>
           <w:p>
             <w:pPr>
-              <w:spacing w:after="0" w:line="270"/>
+              <w:spacing w:after="0" w:line="208"/>
               <w:jc w:val="center"/>
             </w:pPr>
             <w:r>
@@ -7028,8 +6787,8 @@
                 <w:i w:val="false"/>
                 <w:iCs w:val="false"/>
                 <w:color w:val="111111"/>
-                <w:sz w:val="19"/>
-                <w:szCs w:val="19"/>
+                <w:sz w:val="16"/>
+                <w:szCs w:val="16"/>
               </w:rPr>
               <w:t xml:space="preserve">1</w:t>
             </w:r>
@@ -7048,19 +6807,19 @@
           </w:tcPr>
           <w:p>
             <w:pPr>
-              <w:spacing w:after="0" w:line="270"/>
-              <w:jc w:val="center"/>
-            </w:pPr>
-            <w:r>
-              <w:rPr>
-                <w:rFonts w:ascii="Times New Roman" w:cs="Times New Roman" w:eastAsia="Times New Roman" w:hAnsi="Times New Roman"/>
-                <w:b w:val="false"/>
-                <w:bCs w:val="false"/>
-                <w:i w:val="false"/>
-                <w:iCs w:val="false"/>
-                <w:color w:val="111111"/>
-                <w:sz w:val="19"/>
-                <w:szCs w:val="19"/>
+              <w:spacing w:after="0" w:line="208"/>
+              <w:jc w:val="center"/>
+            </w:pPr>
+            <w:r>
+              <w:rPr>
+                <w:rFonts w:ascii="Times New Roman" w:cs="Times New Roman" w:eastAsia="Times New Roman" w:hAnsi="Times New Roman"/>
+                <w:b w:val="false"/>
+                <w:bCs w:val="false"/>
+                <w:i w:val="false"/>
+                <w:iCs w:val="false"/>
+                <w:color w:val="111111"/>
+                <w:sz w:val="16"/>
+                <w:szCs w:val="16"/>
               </w:rPr>
               <w:t xml:space="preserve">15</w:t>
             </w:r>
@@ -7079,36 +6838,36 @@
           </w:tcPr>
           <w:p>
             <w:pPr>
-              <w:spacing w:after="0" w:line="270"/>
-            </w:pPr>
-            <w:r>
-              <w:rPr>
-                <w:rFonts w:ascii="Times New Roman" w:cs="Times New Roman" w:eastAsia="Times New Roman" w:hAnsi="Times New Roman"/>
-                <w:b w:val="false"/>
-                <w:bCs w:val="false"/>
-                <w:i w:val="false"/>
-                <w:iCs w:val="false"/>
-                <w:color w:val="111111"/>
-                <w:sz w:val="19"/>
-                <w:szCs w:val="19"/>
+              <w:spacing w:after="0" w:line="208"/>
+            </w:pPr>
+            <w:r>
+              <w:rPr>
+                <w:rFonts w:ascii="Times New Roman" w:cs="Times New Roman" w:eastAsia="Times New Roman" w:hAnsi="Times New Roman"/>
+                <w:b w:val="false"/>
+                <w:bCs w:val="false"/>
+                <w:i w:val="false"/>
+                <w:iCs w:val="false"/>
+                <w:color w:val="111111"/>
+                <w:sz w:val="16"/>
+                <w:szCs w:val="16"/>
               </w:rPr>
               <w:t xml:space="preserve">a) A   ·   b) B   ·   c) C   (her biri 4 puan)</w:t>
             </w:r>
           </w:p>
           <w:p>
             <w:pPr>
-              <w:spacing w:after="0" w:line="270"/>
-            </w:pPr>
-            <w:r>
-              <w:rPr>
-                <w:rFonts w:ascii="Times New Roman" w:cs="Times New Roman" w:eastAsia="Times New Roman" w:hAnsi="Times New Roman"/>
-                <w:b w:val="false"/>
-                <w:bCs w:val="false"/>
-                <w:i w:val="false"/>
-                <w:iCs w:val="false"/>
-                <w:color w:val="111111"/>
-                <w:sz w:val="19"/>
-                <w:szCs w:val="19"/>
+              <w:spacing w:after="0" w:line="208"/>
+            </w:pPr>
+            <w:r>
+              <w:rPr>
+                <w:rFonts w:ascii="Times New Roman" w:cs="Times New Roman" w:eastAsia="Times New Roman" w:hAnsi="Times New Roman"/>
+                <w:b w:val="false"/>
+                <w:bCs w:val="false"/>
+                <w:i w:val="false"/>
+                <w:iCs w:val="false"/>
+                <w:color w:val="111111"/>
+                <w:sz w:val="16"/>
+                <w:szCs w:val="16"/>
               </w:rPr>
               <w:t xml:space="preserve">d) Örnek: أَنَا طَالِبٌ فِي الصَّفِّ الْخَامِسِ. (3 puan)</w:t>
             </w:r>
@@ -7129,7 +6888,7 @@
           </w:tcPr>
           <w:p>
             <w:pPr>
-              <w:spacing w:after="0" w:line="270"/>
+              <w:spacing w:after="0" w:line="208"/>
               <w:jc w:val="center"/>
             </w:pPr>
             <w:r>
@@ -7140,8 +6899,8 @@
                 <w:i w:val="false"/>
                 <w:iCs w:val="false"/>
                 <w:color w:val="111111"/>
-                <w:sz w:val="19"/>
-                <w:szCs w:val="19"/>
+                <w:sz w:val="16"/>
+                <w:szCs w:val="16"/>
               </w:rPr>
               <w:t xml:space="preserve">2</w:t>
             </w:r>
@@ -7160,19 +6919,19 @@
           </w:tcPr>
           <w:p>
             <w:pPr>
-              <w:spacing w:after="0" w:line="270"/>
-              <w:jc w:val="center"/>
-            </w:pPr>
-            <w:r>
-              <w:rPr>
-                <w:rFonts w:ascii="Times New Roman" w:cs="Times New Roman" w:eastAsia="Times New Roman" w:hAnsi="Times New Roman"/>
-                <w:b w:val="false"/>
-                <w:bCs w:val="false"/>
-                <w:i w:val="false"/>
-                <w:iCs w:val="false"/>
-                <w:color w:val="111111"/>
-                <w:sz w:val="19"/>
-                <w:szCs w:val="19"/>
+              <w:spacing w:after="0" w:line="208"/>
+              <w:jc w:val="center"/>
+            </w:pPr>
+            <w:r>
+              <w:rPr>
+                <w:rFonts w:ascii="Times New Roman" w:cs="Times New Roman" w:eastAsia="Times New Roman" w:hAnsi="Times New Roman"/>
+                <w:b w:val="false"/>
+                <w:bCs w:val="false"/>
+                <w:i w:val="false"/>
+                <w:iCs w:val="false"/>
+                <w:color w:val="111111"/>
+                <w:sz w:val="16"/>
+                <w:szCs w:val="16"/>
               </w:rPr>
               <w:t xml:space="preserve">10</w:t>
             </w:r>
@@ -7191,54 +6950,54 @@
           </w:tcPr>
           <w:p>
             <w:pPr>
-              <w:spacing w:after="0" w:line="270"/>
-            </w:pPr>
-            <w:r>
-              <w:rPr>
-                <w:rFonts w:ascii="Times New Roman" w:cs="Times New Roman" w:eastAsia="Times New Roman" w:hAnsi="Times New Roman"/>
-                <w:b w:val="false"/>
-                <w:bCs w:val="false"/>
-                <w:i w:val="false"/>
-                <w:iCs w:val="false"/>
-                <w:color w:val="111111"/>
-                <w:sz w:val="19"/>
-                <w:szCs w:val="19"/>
+              <w:spacing w:after="0" w:line="208"/>
+            </w:pPr>
+            <w:r>
+              <w:rPr>
+                <w:rFonts w:ascii="Times New Roman" w:cs="Times New Roman" w:eastAsia="Times New Roman" w:hAnsi="Times New Roman"/>
+                <w:b w:val="false"/>
+                <w:bCs w:val="false"/>
+                <w:i w:val="false"/>
+                <w:iCs w:val="false"/>
+                <w:color w:val="111111"/>
+                <w:sz w:val="16"/>
+                <w:szCs w:val="16"/>
               </w:rPr>
               <w:t xml:space="preserve">DİNLEME METNİ (iki kez okunur):</w:t>
             </w:r>
           </w:p>
           <w:p>
             <w:pPr>
-              <w:spacing w:after="0" w:line="270"/>
-            </w:pPr>
-            <w:r>
-              <w:rPr>
-                <w:rFonts w:ascii="Times New Roman" w:cs="Times New Roman" w:eastAsia="Times New Roman" w:hAnsi="Times New Roman"/>
-                <w:b w:val="false"/>
-                <w:bCs w:val="false"/>
-                <w:i w:val="false"/>
-                <w:iCs w:val="false"/>
-                <w:color w:val="111111"/>
-                <w:sz w:val="19"/>
-                <w:szCs w:val="19"/>
+              <w:spacing w:after="0" w:line="208"/>
+            </w:pPr>
+            <w:r>
+              <w:rPr>
+                <w:rFonts w:ascii="Times New Roman" w:cs="Times New Roman" w:eastAsia="Times New Roman" w:hAnsi="Times New Roman"/>
+                <w:b w:val="false"/>
+                <w:bCs w:val="false"/>
+                <w:i w:val="false"/>
+                <w:iCs w:val="false"/>
+                <w:color w:val="111111"/>
+                <w:sz w:val="16"/>
+                <w:szCs w:val="16"/>
               </w:rPr>
               <w:t xml:space="preserve">اَلسَّلَامُ عَلَيْكُمْ. اِسْمِي خَالِدٌ. أَنَا طَالِبٌ. صَدِيقِي عُمَرُ. هُوَ طَالِبٌ أَيْضًا. مُعَلِّمَتِي اِسْمُهَا فَاطِمَةُ.</w:t>
             </w:r>
           </w:p>
           <w:p>
             <w:pPr>
-              <w:spacing w:after="0" w:line="270"/>
-            </w:pPr>
-            <w:r>
-              <w:rPr>
-                <w:rFonts w:ascii="Times New Roman" w:cs="Times New Roman" w:eastAsia="Times New Roman" w:hAnsi="Times New Roman"/>
-                <w:b w:val="false"/>
-                <w:bCs w:val="false"/>
-                <w:i w:val="false"/>
-                <w:iCs w:val="false"/>
-                <w:color w:val="111111"/>
-                <w:sz w:val="19"/>
-                <w:szCs w:val="19"/>
+              <w:spacing w:after="0" w:line="208"/>
+            </w:pPr>
+            <w:r>
+              <w:rPr>
+                <w:rFonts w:ascii="Times New Roman" w:cs="Times New Roman" w:eastAsia="Times New Roman" w:hAnsi="Times New Roman"/>
+                <w:b w:val="false"/>
+                <w:bCs w:val="false"/>
+                <w:i w:val="false"/>
+                <w:iCs w:val="false"/>
+                <w:color w:val="111111"/>
+                <w:sz w:val="16"/>
+                <w:szCs w:val="16"/>
               </w:rPr>
               <w:t xml:space="preserve">Cevaplar:  1 - D  ·  2 - Y  ·  3 - D  ·  4 - D  ·  5 - Y</w:t>
             </w:r>
@@ -7259,7 +7018,7 @@
           </w:tcPr>
           <w:p>
             <w:pPr>
-              <w:spacing w:after="0" w:line="270"/>
+              <w:spacing w:after="0" w:line="208"/>
               <w:jc w:val="center"/>
             </w:pPr>
             <w:r>
@@ -7270,8 +7029,8 @@
                 <w:i w:val="false"/>
                 <w:iCs w:val="false"/>
                 <w:color w:val="111111"/>
-                <w:sz w:val="19"/>
-                <w:szCs w:val="19"/>
+                <w:sz w:val="16"/>
+                <w:szCs w:val="16"/>
               </w:rPr>
               <w:t xml:space="preserve">3</w:t>
             </w:r>
@@ -7290,19 +7049,19 @@
           </w:tcPr>
           <w:p>
             <w:pPr>
-              <w:spacing w:after="0" w:line="270"/>
-              <w:jc w:val="center"/>
-            </w:pPr>
-            <w:r>
-              <w:rPr>
-                <w:rFonts w:ascii="Times New Roman" w:cs="Times New Roman" w:eastAsia="Times New Roman" w:hAnsi="Times New Roman"/>
-                <w:b w:val="false"/>
-                <w:bCs w:val="false"/>
-                <w:i w:val="false"/>
-                <w:iCs w:val="false"/>
-                <w:color w:val="111111"/>
-                <w:sz w:val="19"/>
-                <w:szCs w:val="19"/>
+              <w:spacing w:after="0" w:line="208"/>
+              <w:jc w:val="center"/>
+            </w:pPr>
+            <w:r>
+              <w:rPr>
+                <w:rFonts w:ascii="Times New Roman" w:cs="Times New Roman" w:eastAsia="Times New Roman" w:hAnsi="Times New Roman"/>
+                <w:b w:val="false"/>
+                <w:bCs w:val="false"/>
+                <w:i w:val="false"/>
+                <w:iCs w:val="false"/>
+                <w:color w:val="111111"/>
+                <w:sz w:val="16"/>
+                <w:szCs w:val="16"/>
               </w:rPr>
               <w:t xml:space="preserve">15</w:t>
             </w:r>
@@ -7321,36 +7080,36 @@
           </w:tcPr>
           <w:p>
             <w:pPr>
-              <w:spacing w:after="0" w:line="270"/>
-            </w:pPr>
-            <w:r>
-              <w:rPr>
-                <w:rFonts w:ascii="Times New Roman" w:cs="Times New Roman" w:eastAsia="Times New Roman" w:hAnsi="Times New Roman"/>
-                <w:b w:val="false"/>
-                <w:bCs w:val="false"/>
-                <w:i w:val="false"/>
-                <w:iCs w:val="false"/>
-                <w:color w:val="111111"/>
-                <w:sz w:val="19"/>
-                <w:szCs w:val="19"/>
+              <w:spacing w:after="0" w:line="208"/>
+            </w:pPr>
+            <w:r>
+              <w:rPr>
+                <w:rFonts w:ascii="Times New Roman" w:cs="Times New Roman" w:eastAsia="Times New Roman" w:hAnsi="Times New Roman"/>
+                <w:b w:val="false"/>
+                <w:bCs w:val="false"/>
+                <w:i w:val="false"/>
+                <w:iCs w:val="false"/>
+                <w:color w:val="111111"/>
+                <w:sz w:val="16"/>
+                <w:szCs w:val="16"/>
               </w:rPr>
               <w:t xml:space="preserve">1) صَبَاحُ الْخَيْرِ   2) مَا اسْمُكَ؟   3) بِخَيْرٍ، اَلْحَمْدُ لِلَّهِ</w:t>
             </w:r>
           </w:p>
           <w:p>
             <w:pPr>
-              <w:spacing w:after="0" w:line="270"/>
-            </w:pPr>
-            <w:r>
-              <w:rPr>
-                <w:rFonts w:ascii="Times New Roman" w:cs="Times New Roman" w:eastAsia="Times New Roman" w:hAnsi="Times New Roman"/>
-                <w:b w:val="false"/>
-                <w:bCs w:val="false"/>
-                <w:i w:val="false"/>
-                <w:iCs w:val="false"/>
-                <w:color w:val="111111"/>
-                <w:sz w:val="19"/>
-                <w:szCs w:val="19"/>
+              <w:spacing w:after="0" w:line="208"/>
+            </w:pPr>
+            <w:r>
+              <w:rPr>
+                <w:rFonts w:ascii="Times New Roman" w:cs="Times New Roman" w:eastAsia="Times New Roman" w:hAnsi="Times New Roman"/>
+                <w:b w:val="false"/>
+                <w:bCs w:val="false"/>
+                <w:i w:val="false"/>
+                <w:iCs w:val="false"/>
+                <w:color w:val="111111"/>
+                <w:sz w:val="16"/>
+                <w:szCs w:val="16"/>
               </w:rPr>
               <w:t xml:space="preserve">4) اِسْمِي …   5) مَعَ السَّلَامَةِ / إِلَى اللِّقَاءِ</w:t>
             </w:r>
@@ -7371,7 +7130,7 @@
           </w:tcPr>
           <w:p>
             <w:pPr>
-              <w:spacing w:after="0" w:line="270"/>
+              <w:spacing w:after="0" w:line="208"/>
               <w:jc w:val="center"/>
             </w:pPr>
             <w:r>
@@ -7382,8 +7141,8 @@
                 <w:i w:val="false"/>
                 <w:iCs w:val="false"/>
                 <w:color w:val="111111"/>
-                <w:sz w:val="19"/>
-                <w:szCs w:val="19"/>
+                <w:sz w:val="16"/>
+                <w:szCs w:val="16"/>
               </w:rPr>
               <w:t xml:space="preserve">4</w:t>
             </w:r>
@@ -7402,19 +7161,19 @@
           </w:tcPr>
           <w:p>
             <w:pPr>
-              <w:spacing w:after="0" w:line="270"/>
-              <w:jc w:val="center"/>
-            </w:pPr>
-            <w:r>
-              <w:rPr>
-                <w:rFonts w:ascii="Times New Roman" w:cs="Times New Roman" w:eastAsia="Times New Roman" w:hAnsi="Times New Roman"/>
-                <w:b w:val="false"/>
-                <w:bCs w:val="false"/>
-                <w:i w:val="false"/>
-                <w:iCs w:val="false"/>
-                <w:color w:val="111111"/>
-                <w:sz w:val="19"/>
-                <w:szCs w:val="19"/>
+              <w:spacing w:after="0" w:line="208"/>
+              <w:jc w:val="center"/>
+            </w:pPr>
+            <w:r>
+              <w:rPr>
+                <w:rFonts w:ascii="Times New Roman" w:cs="Times New Roman" w:eastAsia="Times New Roman" w:hAnsi="Times New Roman"/>
+                <w:b w:val="false"/>
+                <w:bCs w:val="false"/>
+                <w:i w:val="false"/>
+                <w:iCs w:val="false"/>
+                <w:color w:val="111111"/>
+                <w:sz w:val="16"/>
+                <w:szCs w:val="16"/>
               </w:rPr>
               <w:t xml:space="preserve">10</w:t>
             </w:r>
@@ -7433,18 +7192,18 @@
           </w:tcPr>
           <w:p>
             <w:pPr>
-              <w:spacing w:after="0" w:line="270"/>
-            </w:pPr>
-            <w:r>
-              <w:rPr>
-                <w:rFonts w:ascii="Times New Roman" w:cs="Times New Roman" w:eastAsia="Times New Roman" w:hAnsi="Times New Roman"/>
-                <w:b w:val="false"/>
-                <w:bCs w:val="false"/>
-                <w:i w:val="false"/>
-                <w:iCs w:val="false"/>
-                <w:color w:val="111111"/>
-                <w:sz w:val="19"/>
-                <w:szCs w:val="19"/>
+              <w:spacing w:after="0" w:line="208"/>
+            </w:pPr>
+            <w:r>
+              <w:rPr>
+                <w:rFonts w:ascii="Times New Roman" w:cs="Times New Roman" w:eastAsia="Times New Roman" w:hAnsi="Times New Roman"/>
+                <w:b w:val="false"/>
+                <w:bCs w:val="false"/>
+                <w:i w:val="false"/>
+                <w:iCs w:val="false"/>
+                <w:color w:val="111111"/>
+                <w:sz w:val="16"/>
+                <w:szCs w:val="16"/>
               </w:rPr>
               <w:t xml:space="preserve">1 - c  ·  2 - e  ·  3 - d  ·  4 - a  ·  5 - b</w:t>
             </w:r>
@@ -7465,7 +7224,7 @@
           </w:tcPr>
           <w:p>
             <w:pPr>
-              <w:spacing w:after="0" w:line="270"/>
+              <w:spacing w:after="0" w:line="208"/>
               <w:jc w:val="center"/>
             </w:pPr>
             <w:r>
@@ -7476,8 +7235,8 @@
                 <w:i w:val="false"/>
                 <w:iCs w:val="false"/>
                 <w:color w:val="111111"/>
-                <w:sz w:val="19"/>
-                <w:szCs w:val="19"/>
+                <w:sz w:val="16"/>
+                <w:szCs w:val="16"/>
               </w:rPr>
               <w:t xml:space="preserve">5</w:t>
             </w:r>
@@ -7496,19 +7255,19 @@
           </w:tcPr>
           <w:p>
             <w:pPr>
-              <w:spacing w:after="0" w:line="270"/>
-              <w:jc w:val="center"/>
-            </w:pPr>
-            <w:r>
-              <w:rPr>
-                <w:rFonts w:ascii="Times New Roman" w:cs="Times New Roman" w:eastAsia="Times New Roman" w:hAnsi="Times New Roman"/>
-                <w:b w:val="false"/>
-                <w:bCs w:val="false"/>
-                <w:i w:val="false"/>
-                <w:iCs w:val="false"/>
-                <w:color w:val="111111"/>
-                <w:sz w:val="19"/>
-                <w:szCs w:val="19"/>
+              <w:spacing w:after="0" w:line="208"/>
+              <w:jc w:val="center"/>
+            </w:pPr>
+            <w:r>
+              <w:rPr>
+                <w:rFonts w:ascii="Times New Roman" w:cs="Times New Roman" w:eastAsia="Times New Roman" w:hAnsi="Times New Roman"/>
+                <w:b w:val="false"/>
+                <w:bCs w:val="false"/>
+                <w:i w:val="false"/>
+                <w:iCs w:val="false"/>
+                <w:color w:val="111111"/>
+                <w:sz w:val="16"/>
+                <w:szCs w:val="16"/>
               </w:rPr>
               <w:t xml:space="preserve">15</w:t>
             </w:r>
@@ -7527,18 +7286,18 @@
           </w:tcPr>
           <w:p>
             <w:pPr>
-              <w:spacing w:after="0" w:line="270"/>
-            </w:pPr>
-            <w:r>
-              <w:rPr>
-                <w:rFonts w:ascii="Times New Roman" w:cs="Times New Roman" w:eastAsia="Times New Roman" w:hAnsi="Times New Roman"/>
-                <w:b w:val="false"/>
-                <w:bCs w:val="false"/>
-                <w:i w:val="false"/>
-                <w:iCs w:val="false"/>
-                <w:color w:val="111111"/>
-                <w:sz w:val="19"/>
-                <w:szCs w:val="19"/>
+              <w:spacing w:after="0" w:line="208"/>
+            </w:pPr>
+            <w:r>
+              <w:rPr>
+                <w:rFonts w:ascii="Times New Roman" w:cs="Times New Roman" w:eastAsia="Times New Roman" w:hAnsi="Times New Roman"/>
+                <w:b w:val="false"/>
+                <w:bCs w:val="false"/>
+                <w:i w:val="false"/>
+                <w:iCs w:val="false"/>
+                <w:color w:val="111111"/>
+                <w:sz w:val="16"/>
+                <w:szCs w:val="16"/>
               </w:rPr>
               <w:t xml:space="preserve">1 - A  ·  2 - B  ·  3 - B  ·  4 - C  ·  5 - C</w:t>
             </w:r>
@@ -7559,7 +7318,7 @@
           </w:tcPr>
           <w:p>
             <w:pPr>
-              <w:spacing w:after="0" w:line="270"/>
+              <w:spacing w:after="0" w:line="208"/>
               <w:jc w:val="center"/>
             </w:pPr>
             <w:r>
@@ -7570,8 +7329,8 @@
                 <w:i w:val="false"/>
                 <w:iCs w:val="false"/>
                 <w:color w:val="111111"/>
-                <w:sz w:val="19"/>
-                <w:szCs w:val="19"/>
+                <w:sz w:val="16"/>
+                <w:szCs w:val="16"/>
               </w:rPr>
               <w:t xml:space="preserve">6</w:t>
             </w:r>
@@ -7590,19 +7349,19 @@
           </w:tcPr>
           <w:p>
             <w:pPr>
-              <w:spacing w:after="0" w:line="270"/>
-              <w:jc w:val="center"/>
-            </w:pPr>
-            <w:r>
-              <w:rPr>
-                <w:rFonts w:ascii="Times New Roman" w:cs="Times New Roman" w:eastAsia="Times New Roman" w:hAnsi="Times New Roman"/>
-                <w:b w:val="false"/>
-                <w:bCs w:val="false"/>
-                <w:i w:val="false"/>
-                <w:iCs w:val="false"/>
-                <w:color w:val="111111"/>
-                <w:sz w:val="19"/>
-                <w:szCs w:val="19"/>
+              <w:spacing w:after="0" w:line="208"/>
+              <w:jc w:val="center"/>
+            </w:pPr>
+            <w:r>
+              <w:rPr>
+                <w:rFonts w:ascii="Times New Roman" w:cs="Times New Roman" w:eastAsia="Times New Roman" w:hAnsi="Times New Roman"/>
+                <w:b w:val="false"/>
+                <w:bCs w:val="false"/>
+                <w:i w:val="false"/>
+                <w:iCs w:val="false"/>
+                <w:color w:val="111111"/>
+                <w:sz w:val="16"/>
+                <w:szCs w:val="16"/>
               </w:rPr>
               <w:t xml:space="preserve">10</w:t>
             </w:r>
@@ -7621,18 +7380,18 @@
           </w:tcPr>
           <w:p>
             <w:pPr>
-              <w:spacing w:after="0" w:line="270"/>
-            </w:pPr>
-            <w:r>
-              <w:rPr>
-                <w:rFonts w:ascii="Times New Roman" w:cs="Times New Roman" w:eastAsia="Times New Roman" w:hAnsi="Times New Roman"/>
-                <w:b w:val="false"/>
-                <w:bCs w:val="false"/>
-                <w:i w:val="false"/>
-                <w:iCs w:val="false"/>
-                <w:color w:val="111111"/>
-                <w:sz w:val="19"/>
-                <w:szCs w:val="19"/>
+              <w:spacing w:after="0" w:line="208"/>
+            </w:pPr>
+            <w:r>
+              <w:rPr>
+                <w:rFonts w:ascii="Times New Roman" w:cs="Times New Roman" w:eastAsia="Times New Roman" w:hAnsi="Times New Roman"/>
+                <w:b w:val="false"/>
+                <w:bCs w:val="false"/>
+                <w:i w:val="false"/>
+                <w:iCs w:val="false"/>
+                <w:color w:val="111111"/>
+                <w:sz w:val="16"/>
+                <w:szCs w:val="16"/>
               </w:rPr>
               <w:t xml:space="preserve">fetha  ·  damme  ·  kesra  ·  fetha  ·  damme</w:t>
             </w:r>
@@ -7653,7 +7412,7 @@
           </w:tcPr>
           <w:p>
             <w:pPr>
-              <w:spacing w:after="0" w:line="270"/>
+              <w:spacing w:after="0" w:line="208"/>
               <w:jc w:val="center"/>
             </w:pPr>
             <w:r>
@@ -7664,8 +7423,8 @@
                 <w:i w:val="false"/>
                 <w:iCs w:val="false"/>
                 <w:color w:val="111111"/>
-                <w:sz w:val="19"/>
-                <w:szCs w:val="19"/>
+                <w:sz w:val="16"/>
+                <w:szCs w:val="16"/>
               </w:rPr>
               <w:t xml:space="preserve">7</w:t>
             </w:r>
@@ -7684,19 +7443,19 @@
           </w:tcPr>
           <w:p>
             <w:pPr>
-              <w:spacing w:after="0" w:line="270"/>
-              <w:jc w:val="center"/>
-            </w:pPr>
-            <w:r>
-              <w:rPr>
-                <w:rFonts w:ascii="Times New Roman" w:cs="Times New Roman" w:eastAsia="Times New Roman" w:hAnsi="Times New Roman"/>
-                <w:b w:val="false"/>
-                <w:bCs w:val="false"/>
-                <w:i w:val="false"/>
-                <w:iCs w:val="false"/>
-                <w:color w:val="111111"/>
-                <w:sz w:val="19"/>
-                <w:szCs w:val="19"/>
+              <w:spacing w:after="0" w:line="208"/>
+              <w:jc w:val="center"/>
+            </w:pPr>
+            <w:r>
+              <w:rPr>
+                <w:rFonts w:ascii="Times New Roman" w:cs="Times New Roman" w:eastAsia="Times New Roman" w:hAnsi="Times New Roman"/>
+                <w:b w:val="false"/>
+                <w:bCs w:val="false"/>
+                <w:i w:val="false"/>
+                <w:iCs w:val="false"/>
+                <w:color w:val="111111"/>
+                <w:sz w:val="16"/>
+                <w:szCs w:val="16"/>
               </w:rPr>
               <w:t xml:space="preserve">10</w:t>
             </w:r>
@@ -7715,36 +7474,36 @@
           </w:tcPr>
           <w:p>
             <w:pPr>
-              <w:spacing w:after="0" w:line="270"/>
-            </w:pPr>
-            <w:r>
-              <w:rPr>
-                <w:rFonts w:ascii="Times New Roman" w:cs="Times New Roman" w:eastAsia="Times New Roman" w:hAnsi="Times New Roman"/>
-                <w:b w:val="false"/>
-                <w:bCs w:val="false"/>
-                <w:i w:val="false"/>
-                <w:iCs w:val="false"/>
-                <w:color w:val="111111"/>
-                <w:sz w:val="19"/>
-                <w:szCs w:val="19"/>
+              <w:spacing w:after="0" w:line="208"/>
+            </w:pPr>
+            <w:r>
+              <w:rPr>
+                <w:rFonts w:ascii="Times New Roman" w:cs="Times New Roman" w:eastAsia="Times New Roman" w:hAnsi="Times New Roman"/>
+                <w:b w:val="false"/>
+                <w:bCs w:val="false"/>
+                <w:i w:val="false"/>
+                <w:iCs w:val="false"/>
+                <w:color w:val="111111"/>
+                <w:sz w:val="16"/>
+                <w:szCs w:val="16"/>
               </w:rPr>
               <w:t xml:space="preserve">س ل ا م   ·   ط ا ل ب   ·   م ع ل م</w:t>
             </w:r>
           </w:p>
           <w:p>
             <w:pPr>
-              <w:spacing w:after="0" w:line="270"/>
-            </w:pPr>
-            <w:r>
-              <w:rPr>
-                <w:rFonts w:ascii="Times New Roman" w:cs="Times New Roman" w:eastAsia="Times New Roman" w:hAnsi="Times New Roman"/>
-                <w:b w:val="false"/>
-                <w:bCs w:val="false"/>
-                <w:i w:val="false"/>
-                <w:iCs w:val="false"/>
-                <w:color w:val="111111"/>
-                <w:sz w:val="19"/>
-                <w:szCs w:val="19"/>
+              <w:spacing w:after="0" w:line="208"/>
+            </w:pPr>
+            <w:r>
+              <w:rPr>
+                <w:rFonts w:ascii="Times New Roman" w:cs="Times New Roman" w:eastAsia="Times New Roman" w:hAnsi="Times New Roman"/>
+                <w:b w:val="false"/>
+                <w:bCs w:val="false"/>
+                <w:i w:val="false"/>
+                <w:iCs w:val="false"/>
+                <w:color w:val="111111"/>
+                <w:sz w:val="16"/>
+                <w:szCs w:val="16"/>
               </w:rPr>
               <w:t xml:space="preserve">ص د ي ق   ·   م د ر س ة</w:t>
             </w:r>
@@ -7765,7 +7524,7 @@
           </w:tcPr>
           <w:p>
             <w:pPr>
-              <w:spacing w:after="0" w:line="270"/>
+              <w:spacing w:after="0" w:line="208"/>
               <w:jc w:val="center"/>
             </w:pPr>
             <w:r>
@@ -7776,8 +7535,8 @@
                 <w:i w:val="false"/>
                 <w:iCs w:val="false"/>
                 <w:color w:val="111111"/>
-                <w:sz w:val="19"/>
-                <w:szCs w:val="19"/>
+                <w:sz w:val="16"/>
+                <w:szCs w:val="16"/>
               </w:rPr>
               <w:t xml:space="preserve">8</w:t>
             </w:r>
@@ -7796,19 +7555,19 @@
           </w:tcPr>
           <w:p>
             <w:pPr>
-              <w:spacing w:after="0" w:line="270"/>
-              <w:jc w:val="center"/>
-            </w:pPr>
-            <w:r>
-              <w:rPr>
-                <w:rFonts w:ascii="Times New Roman" w:cs="Times New Roman" w:eastAsia="Times New Roman" w:hAnsi="Times New Roman"/>
-                <w:b w:val="false"/>
-                <w:bCs w:val="false"/>
-                <w:i w:val="false"/>
-                <w:iCs w:val="false"/>
-                <w:color w:val="111111"/>
-                <w:sz w:val="19"/>
-                <w:szCs w:val="19"/>
+              <w:spacing w:after="0" w:line="208"/>
+              <w:jc w:val="center"/>
+            </w:pPr>
+            <w:r>
+              <w:rPr>
+                <w:rFonts w:ascii="Times New Roman" w:cs="Times New Roman" w:eastAsia="Times New Roman" w:hAnsi="Times New Roman"/>
+                <w:b w:val="false"/>
+                <w:bCs w:val="false"/>
+                <w:i w:val="false"/>
+                <w:iCs w:val="false"/>
+                <w:color w:val="111111"/>
+                <w:sz w:val="16"/>
+                <w:szCs w:val="16"/>
               </w:rPr>
               <w:t xml:space="preserve">15</w:t>
             </w:r>
@@ -7827,18 +7586,18 @@
           </w:tcPr>
           <w:p>
             <w:pPr>
-              <w:spacing w:after="0" w:line="270"/>
-            </w:pPr>
-            <w:r>
-              <w:rPr>
-                <w:rFonts w:ascii="Times New Roman" w:cs="Times New Roman" w:eastAsia="Times New Roman" w:hAnsi="Times New Roman"/>
-                <w:b w:val="false"/>
-                <w:bCs w:val="false"/>
-                <w:i w:val="false"/>
-                <w:iCs w:val="false"/>
-                <w:color w:val="111111"/>
-                <w:sz w:val="19"/>
-                <w:szCs w:val="19"/>
+              <w:spacing w:after="0" w:line="208"/>
+            </w:pPr>
+            <w:r>
+              <w:rPr>
+                <w:rFonts w:ascii="Times New Roman" w:cs="Times New Roman" w:eastAsia="Times New Roman" w:hAnsi="Times New Roman"/>
+                <w:b w:val="false"/>
+                <w:bCs w:val="false"/>
+                <w:i w:val="false"/>
+                <w:iCs w:val="false"/>
+                <w:color w:val="111111"/>
+                <w:sz w:val="16"/>
+                <w:szCs w:val="16"/>
               </w:rPr>
               <w:t xml:space="preserve">Dereceli puanlama anahtarına göre değerlendirilir.</w:t>
             </w:r>
@@ -7848,7 +7607,7 @@
     </w:tbl>
     <w:p>
       <w:pPr>
-        <w:spacing w:after="110"/>
+        <w:spacing w:after="33"/>
       </w:pPr>
       <w:r>
         <w:rPr>
@@ -7858,8 +7617,8 @@
           <w:i w:val="false"/>
           <w:iCs w:val="false"/>
           <w:color w:val="111111"/>
-          <w:sz w:val="21"/>
-          <w:szCs w:val="21"/>
+          <w:sz w:val="17"/>
+          <w:szCs w:val="17"/>
         </w:rPr>
         <w:t xml:space="preserve"/>
       </w:r>
@@ -7867,7 +7626,7 @@
     <w:p>
       <w:pPr>
         <w:keepNext w:val="false"/>
-        <w:spacing w:after="90" w:before="0" w:line="280"/>
+        <w:spacing w:after="27" w:before="0" w:line="208"/>
       </w:pPr>
       <w:r>
         <w:rPr>
@@ -7877,8 +7636,8 @@
           <w:i w:val="false"/>
           <w:iCs w:val="false"/>
           <w:color w:val="111111"/>
-          <w:sz w:val="20"/>
-          <w:szCs w:val="20"/>
+          <w:sz w:val="17"/>
+          <w:szCs w:val="17"/>
         </w:rPr>
         <w:t xml:space="preserve">8. soru (yazma görevi) için dereceli puanlama anahtarı</w:t>
       </w:r>
@@ -7918,7 +7677,7 @@
           </w:tcPr>
           <w:p>
             <w:pPr>
-              <w:spacing w:after="0" w:line="270"/>
+              <w:spacing w:after="0" w:line="208"/>
               <w:jc w:val="center"/>
             </w:pPr>
             <w:r>
@@ -7929,8 +7688,8 @@
                 <w:i w:val="false"/>
                 <w:iCs w:val="false"/>
                 <w:color w:val="111111"/>
-                <w:sz w:val="18"/>
-                <w:szCs w:val="18"/>
+                <w:sz w:val="15"/>
+                <w:szCs w:val="15"/>
               </w:rPr>
               <w:t xml:space="preserve">Ölçüt</w:t>
             </w:r>
@@ -7950,7 +7709,7 @@
           </w:tcPr>
           <w:p>
             <w:pPr>
-              <w:spacing w:after="0" w:line="270"/>
+              <w:spacing w:after="0" w:line="208"/>
               <w:jc w:val="center"/>
             </w:pPr>
             <w:r>
@@ -7961,8 +7720,8 @@
                 <w:i w:val="false"/>
                 <w:iCs w:val="false"/>
                 <w:color w:val="111111"/>
-                <w:sz w:val="18"/>
-                <w:szCs w:val="18"/>
+                <w:sz w:val="15"/>
+                <w:szCs w:val="15"/>
               </w:rPr>
               <w:t xml:space="preserve">Beklenen davranış</w:t>
             </w:r>
@@ -7982,7 +7741,7 @@
           </w:tcPr>
           <w:p>
             <w:pPr>
-              <w:spacing w:after="0" w:line="270"/>
+              <w:spacing w:after="0" w:line="208"/>
               <w:jc w:val="center"/>
             </w:pPr>
             <w:r>
@@ -7993,8 +7752,8 @@
                 <w:i w:val="false"/>
                 <w:iCs w:val="false"/>
                 <w:color w:val="111111"/>
-                <w:sz w:val="18"/>
-                <w:szCs w:val="18"/>
+                <w:sz w:val="15"/>
+                <w:szCs w:val="15"/>
               </w:rPr>
               <w:t xml:space="preserve">Puan</w:t>
             </w:r>
@@ -8015,7 +7774,7 @@
           </w:tcPr>
           <w:p>
             <w:pPr>
-              <w:spacing w:after="0" w:line="270"/>
+              <w:spacing w:after="0" w:line="208"/>
             </w:pPr>
             <w:r>
               <w:rPr>
@@ -8025,8 +7784,8 @@
                 <w:i w:val="false"/>
                 <w:iCs w:val="false"/>
                 <w:color w:val="111111"/>
-                <w:sz w:val="19"/>
-                <w:szCs w:val="19"/>
+                <w:sz w:val="16"/>
+                <w:szCs w:val="16"/>
               </w:rPr>
               <w:t xml:space="preserve">Görevin bölümleri</w:t>
             </w:r>
@@ -8045,18 +7804,18 @@
           </w:tcPr>
           <w:p>
             <w:pPr>
-              <w:spacing w:after="0" w:line="270"/>
-            </w:pPr>
-            <w:r>
-              <w:rPr>
-                <w:rFonts w:ascii="Times New Roman" w:cs="Times New Roman" w:eastAsia="Times New Roman" w:hAnsi="Times New Roman"/>
-                <w:b w:val="false"/>
-                <w:bCs w:val="false"/>
-                <w:i w:val="false"/>
-                <w:iCs w:val="false"/>
-                <w:color w:val="111111"/>
-                <w:sz w:val="19"/>
-                <w:szCs w:val="19"/>
+              <w:spacing w:after="0" w:line="208"/>
+            </w:pPr>
+            <w:r>
+              <w:rPr>
+                <w:rFonts w:ascii="Times New Roman" w:cs="Times New Roman" w:eastAsia="Times New Roman" w:hAnsi="Times New Roman"/>
+                <w:b w:val="false"/>
+                <w:bCs w:val="false"/>
+                <w:i w:val="false"/>
+                <w:iCs w:val="false"/>
+                <w:color w:val="111111"/>
+                <w:sz w:val="16"/>
+                <w:szCs w:val="16"/>
               </w:rPr>
               <w:t xml:space="preserve">Selamlaşma, tanışma ve vedalaşma bölümlerinin üçünü de yazar.</w:t>
             </w:r>
@@ -8075,19 +7834,19 @@
           </w:tcPr>
           <w:p>
             <w:pPr>
-              <w:spacing w:after="0" w:line="270"/>
-              <w:jc w:val="center"/>
-            </w:pPr>
-            <w:r>
-              <w:rPr>
-                <w:rFonts w:ascii="Times New Roman" w:cs="Times New Roman" w:eastAsia="Times New Roman" w:hAnsi="Times New Roman"/>
-                <w:b w:val="false"/>
-                <w:bCs w:val="false"/>
-                <w:i w:val="false"/>
-                <w:iCs w:val="false"/>
-                <w:color w:val="111111"/>
-                <w:sz w:val="19"/>
-                <w:szCs w:val="19"/>
+              <w:spacing w:after="0" w:line="208"/>
+              <w:jc w:val="center"/>
+            </w:pPr>
+            <w:r>
+              <w:rPr>
+                <w:rFonts w:ascii="Times New Roman" w:cs="Times New Roman" w:eastAsia="Times New Roman" w:hAnsi="Times New Roman"/>
+                <w:b w:val="false"/>
+                <w:bCs w:val="false"/>
+                <w:i w:val="false"/>
+                <w:iCs w:val="false"/>
+                <w:color w:val="111111"/>
+                <w:sz w:val="16"/>
+                <w:szCs w:val="16"/>
               </w:rPr>
               <w:t xml:space="preserve">5</w:t>
             </w:r>
@@ -8108,7 +7867,7 @@
           </w:tcPr>
           <w:p>
             <w:pPr>
-              <w:spacing w:after="0" w:line="270"/>
+              <w:spacing w:after="0" w:line="208"/>
             </w:pPr>
             <w:r>
               <w:rPr>
@@ -8118,8 +7877,8 @@
                 <w:i w:val="false"/>
                 <w:iCs w:val="false"/>
                 <w:color w:val="111111"/>
-                <w:sz w:val="19"/>
-                <w:szCs w:val="19"/>
+                <w:sz w:val="16"/>
+                <w:szCs w:val="16"/>
               </w:rPr>
               <w:t xml:space="preserve">Söz varlığı</w:t>
             </w:r>
@@ -8138,18 +7897,18 @@
           </w:tcPr>
           <w:p>
             <w:pPr>
-              <w:spacing w:after="0" w:line="270"/>
-            </w:pPr>
-            <w:r>
-              <w:rPr>
-                <w:rFonts w:ascii="Times New Roman" w:cs="Times New Roman" w:eastAsia="Times New Roman" w:hAnsi="Times New Roman"/>
-                <w:b w:val="false"/>
-                <w:bCs w:val="false"/>
-                <w:i w:val="false"/>
-                <w:iCs w:val="false"/>
-                <w:color w:val="111111"/>
-                <w:sz w:val="19"/>
-                <w:szCs w:val="19"/>
+              <w:spacing w:after="0" w:line="208"/>
+            </w:pPr>
+            <w:r>
+              <w:rPr>
+                <w:rFonts w:ascii="Times New Roman" w:cs="Times New Roman" w:eastAsia="Times New Roman" w:hAnsi="Times New Roman"/>
+                <w:b w:val="false"/>
+                <w:bCs w:val="false"/>
+                <w:i w:val="false"/>
+                <w:iCs w:val="false"/>
+                <w:color w:val="111111"/>
+                <w:sz w:val="16"/>
+                <w:szCs w:val="16"/>
               </w:rPr>
               <w:t xml:space="preserve">Üniteye ait kalıp ifadeleri bağlama uygun kullanır.</w:t>
             </w:r>
@@ -8168,19 +7927,19 @@
           </w:tcPr>
           <w:p>
             <w:pPr>
-              <w:spacing w:after="0" w:line="270"/>
-              <w:jc w:val="center"/>
-            </w:pPr>
-            <w:r>
-              <w:rPr>
-                <w:rFonts w:ascii="Times New Roman" w:cs="Times New Roman" w:eastAsia="Times New Roman" w:hAnsi="Times New Roman"/>
-                <w:b w:val="false"/>
-                <w:bCs w:val="false"/>
-                <w:i w:val="false"/>
-                <w:iCs w:val="false"/>
-                <w:color w:val="111111"/>
-                <w:sz w:val="19"/>
-                <w:szCs w:val="19"/>
+              <w:spacing w:after="0" w:line="208"/>
+              <w:jc w:val="center"/>
+            </w:pPr>
+            <w:r>
+              <w:rPr>
+                <w:rFonts w:ascii="Times New Roman" w:cs="Times New Roman" w:eastAsia="Times New Roman" w:hAnsi="Times New Roman"/>
+                <w:b w:val="false"/>
+                <w:bCs w:val="false"/>
+                <w:i w:val="false"/>
+                <w:iCs w:val="false"/>
+                <w:color w:val="111111"/>
+                <w:sz w:val="16"/>
+                <w:szCs w:val="16"/>
               </w:rPr>
               <w:t xml:space="preserve">4</w:t>
             </w:r>
@@ -8201,7 +7960,7 @@
           </w:tcPr>
           <w:p>
             <w:pPr>
-              <w:spacing w:after="0" w:line="270"/>
+              <w:spacing w:after="0" w:line="208"/>
             </w:pPr>
             <w:r>
               <w:rPr>
@@ -8211,8 +7970,8 @@
                 <w:i w:val="false"/>
                 <w:iCs w:val="false"/>
                 <w:color w:val="111111"/>
-                <w:sz w:val="19"/>
-                <w:szCs w:val="19"/>
+                <w:sz w:val="16"/>
+                <w:szCs w:val="16"/>
               </w:rPr>
               <w:t xml:space="preserve">Dil bilgisi</w:t>
             </w:r>
@@ -8231,18 +7990,18 @@
           </w:tcPr>
           <w:p>
             <w:pPr>
-              <w:spacing w:after="0" w:line="270"/>
-            </w:pPr>
-            <w:r>
-              <w:rPr>
-                <w:rFonts w:ascii="Times New Roman" w:cs="Times New Roman" w:eastAsia="Times New Roman" w:hAnsi="Times New Roman"/>
-                <w:b w:val="false"/>
-                <w:bCs w:val="false"/>
-                <w:i w:val="false"/>
-                <w:iCs w:val="false"/>
-                <w:color w:val="111111"/>
-                <w:sz w:val="19"/>
-                <w:szCs w:val="19"/>
+              <w:spacing w:after="0" w:line="208"/>
+            </w:pPr>
+            <w:r>
+              <w:rPr>
+                <w:rFonts w:ascii="Times New Roman" w:cs="Times New Roman" w:eastAsia="Times New Roman" w:hAnsi="Times New Roman"/>
+                <w:b w:val="false"/>
+                <w:bCs w:val="false"/>
+                <w:i w:val="false"/>
+                <w:iCs w:val="false"/>
+                <w:color w:val="111111"/>
+                <w:sz w:val="16"/>
+                <w:szCs w:val="16"/>
               </w:rPr>
               <w:t xml:space="preserve">Zamir ve isim cümlesini kurallara uygun kurar.</w:t>
             </w:r>
@@ -8261,19 +8020,19 @@
           </w:tcPr>
           <w:p>
             <w:pPr>
-              <w:spacing w:after="0" w:line="270"/>
-              <w:jc w:val="center"/>
-            </w:pPr>
-            <w:r>
-              <w:rPr>
-                <w:rFonts w:ascii="Times New Roman" w:cs="Times New Roman" w:eastAsia="Times New Roman" w:hAnsi="Times New Roman"/>
-                <w:b w:val="false"/>
-                <w:bCs w:val="false"/>
-                <w:i w:val="false"/>
-                <w:iCs w:val="false"/>
-                <w:color w:val="111111"/>
-                <w:sz w:val="19"/>
-                <w:szCs w:val="19"/>
+              <w:spacing w:after="0" w:line="208"/>
+              <w:jc w:val="center"/>
+            </w:pPr>
+            <w:r>
+              <w:rPr>
+                <w:rFonts w:ascii="Times New Roman" w:cs="Times New Roman" w:eastAsia="Times New Roman" w:hAnsi="Times New Roman"/>
+                <w:b w:val="false"/>
+                <w:bCs w:val="false"/>
+                <w:i w:val="false"/>
+                <w:iCs w:val="false"/>
+                <w:color w:val="111111"/>
+                <w:sz w:val="16"/>
+                <w:szCs w:val="16"/>
               </w:rPr>
               <w:t xml:space="preserve">3</w:t>
             </w:r>
@@ -8294,7 +8053,7 @@
           </w:tcPr>
           <w:p>
             <w:pPr>
-              <w:spacing w:after="0" w:line="270"/>
+              <w:spacing w:after="0" w:line="208"/>
             </w:pPr>
             <w:r>
               <w:rPr>
@@ -8304,8 +8063,8 @@
                 <w:i w:val="false"/>
                 <w:iCs w:val="false"/>
                 <w:color w:val="111111"/>
-                <w:sz w:val="19"/>
-                <w:szCs w:val="19"/>
+                <w:sz w:val="16"/>
+                <w:szCs w:val="16"/>
               </w:rPr>
               <w:t xml:space="preserve">Yazım ve hareke</w:t>
             </w:r>
@@ -8324,18 +8083,18 @@
           </w:tcPr>
           <w:p>
             <w:pPr>
-              <w:spacing w:after="0" w:line="270"/>
-            </w:pPr>
-            <w:r>
-              <w:rPr>
-                <w:rFonts w:ascii="Times New Roman" w:cs="Times New Roman" w:eastAsia="Times New Roman" w:hAnsi="Times New Roman"/>
-                <w:b w:val="false"/>
-                <w:bCs w:val="false"/>
-                <w:i w:val="false"/>
-                <w:iCs w:val="false"/>
-                <w:color w:val="111111"/>
-                <w:sz w:val="19"/>
-                <w:szCs w:val="19"/>
+              <w:spacing w:after="0" w:line="208"/>
+            </w:pPr>
+            <w:r>
+              <w:rPr>
+                <w:rFonts w:ascii="Times New Roman" w:cs="Times New Roman" w:eastAsia="Times New Roman" w:hAnsi="Times New Roman"/>
+                <w:b w:val="false"/>
+                <w:bCs w:val="false"/>
+                <w:i w:val="false"/>
+                <w:iCs w:val="false"/>
+                <w:color w:val="111111"/>
+                <w:sz w:val="16"/>
+                <w:szCs w:val="16"/>
               </w:rPr>
               <w:t xml:space="preserve">Harf bitişimlerini ve harekeleri doğru yazar.</w:t>
             </w:r>
@@ -8354,19 +8113,19 @@
           </w:tcPr>
           <w:p>
             <w:pPr>
-              <w:spacing w:after="0" w:line="270"/>
-              <w:jc w:val="center"/>
-            </w:pPr>
-            <w:r>
-              <w:rPr>
-                <w:rFonts w:ascii="Times New Roman" w:cs="Times New Roman" w:eastAsia="Times New Roman" w:hAnsi="Times New Roman"/>
-                <w:b w:val="false"/>
-                <w:bCs w:val="false"/>
-                <w:i w:val="false"/>
-                <w:iCs w:val="false"/>
-                <w:color w:val="111111"/>
-                <w:sz w:val="19"/>
-                <w:szCs w:val="19"/>
+              <w:spacing w:after="0" w:line="208"/>
+              <w:jc w:val="center"/>
+            </w:pPr>
+            <w:r>
+              <w:rPr>
+                <w:rFonts w:ascii="Times New Roman" w:cs="Times New Roman" w:eastAsia="Times New Roman" w:hAnsi="Times New Roman"/>
+                <w:b w:val="false"/>
+                <w:bCs w:val="false"/>
+                <w:i w:val="false"/>
+                <w:iCs w:val="false"/>
+                <w:color w:val="111111"/>
+                <w:sz w:val="16"/>
+                <w:szCs w:val="16"/>
               </w:rPr>
               <w:t xml:space="preserve">3</w:t>
             </w:r>
@@ -8388,7 +8147,7 @@
           </w:tcPr>
           <w:p>
             <w:pPr>
-              <w:spacing w:after="0" w:line="270"/>
+              <w:spacing w:after="0" w:line="208"/>
             </w:pPr>
             <w:r>
               <w:rPr>
@@ -8398,8 +8157,8 @@
                 <w:i w:val="false"/>
                 <w:iCs w:val="false"/>
                 <w:color w:val="111111"/>
-                <w:sz w:val="19"/>
-                <w:szCs w:val="19"/>
+                <w:sz w:val="16"/>
+                <w:szCs w:val="16"/>
               </w:rPr>
               <w:t xml:space="preserve">TOPLAM</w:t>
             </w:r>
@@ -8419,18 +8178,18 @@
           </w:tcPr>
           <w:p>
             <w:pPr>
-              <w:spacing w:after="0" w:line="270"/>
-            </w:pPr>
-            <w:r>
-              <w:rPr>
-                <w:rFonts w:ascii="Times New Roman" w:cs="Times New Roman" w:eastAsia="Times New Roman" w:hAnsi="Times New Roman"/>
-                <w:b w:val="false"/>
-                <w:bCs w:val="false"/>
-                <w:i w:val="false"/>
-                <w:iCs w:val="false"/>
-                <w:color w:val="111111"/>
-                <w:sz w:val="21"/>
-                <w:szCs w:val="21"/>
+              <w:spacing w:after="0" w:line="208"/>
+            </w:pPr>
+            <w:r>
+              <w:rPr>
+                <w:rFonts w:ascii="Times New Roman" w:cs="Times New Roman" w:eastAsia="Times New Roman" w:hAnsi="Times New Roman"/>
+                <w:b w:val="false"/>
+                <w:bCs w:val="false"/>
+                <w:i w:val="false"/>
+                <w:iCs w:val="false"/>
+                <w:color w:val="111111"/>
+                <w:sz w:val="17"/>
+                <w:szCs w:val="17"/>
               </w:rPr>
               <w:t xml:space="preserve"/>
             </w:r>
@@ -8450,7 +8209,7 @@
           </w:tcPr>
           <w:p>
             <w:pPr>
-              <w:spacing w:after="0" w:line="270"/>
+              <w:spacing w:after="0" w:line="208"/>
               <w:jc w:val="center"/>
             </w:pPr>
             <w:r>
@@ -8461,8 +8220,8 @@
                 <w:i w:val="false"/>
                 <w:iCs w:val="false"/>
                 <w:color w:val="111111"/>
-                <w:sz w:val="19"/>
-                <w:szCs w:val="19"/>
+                <w:sz w:val="16"/>
+                <w:szCs w:val="16"/>
               </w:rPr>
               <w:t xml:space="preserve">15</w:t>
             </w:r>
@@ -8472,7 +8231,7 @@
     </w:tbl>
     <w:p>
       <w:pPr>
-        <w:spacing w:after="110"/>
+        <w:spacing w:after="33"/>
       </w:pPr>
       <w:r>
         <w:rPr>
@@ -8482,8 +8241,8 @@
           <w:i w:val="false"/>
           <w:iCs w:val="false"/>
           <w:color w:val="111111"/>
-          <w:sz w:val="21"/>
-          <w:szCs w:val="21"/>
+          <w:sz w:val="17"/>
+          <w:szCs w:val="17"/>
         </w:rPr>
         <w:t xml:space="preserve"/>
       </w:r>
@@ -8491,7 +8250,7 @@
     <w:p>
       <w:pPr>
         <w:keepNext w:val="false"/>
-        <w:spacing w:after="90" w:before="0" w:line="280"/>
+        <w:spacing w:after="27" w:before="0" w:line="208"/>
       </w:pPr>
       <w:r>
         <w:rPr>
@@ -8501,8 +8260,8 @@
           <w:i w:val="false"/>
           <w:iCs w:val="false"/>
           <w:color w:val="111111"/>
-          <w:sz w:val="20"/>
-          <w:szCs w:val="20"/>
+          <w:sz w:val="17"/>
+          <w:szCs w:val="17"/>
         </w:rPr>
         <w:t xml:space="preserve">Öğrenme çıktısı / kazanım dağılımı</w:t>
       </w:r>
@@ -8543,7 +8302,7 @@
           </w:tcPr>
           <w:p>
             <w:pPr>
-              <w:spacing w:after="0" w:line="270"/>
+              <w:spacing w:after="0" w:line="208"/>
               <w:jc w:val="center"/>
             </w:pPr>
             <w:r>
@@ -8554,8 +8313,8 @@
                 <w:i w:val="false"/>
                 <w:iCs w:val="false"/>
                 <w:color w:val="111111"/>
-                <w:sz w:val="18"/>
-                <w:szCs w:val="18"/>
+                <w:sz w:val="15"/>
+                <w:szCs w:val="15"/>
               </w:rPr>
               <w:t xml:space="preserve">Soru</w:t>
             </w:r>
@@ -8575,7 +8334,7 @@
           </w:tcPr>
           <w:p>
             <w:pPr>
-              <w:spacing w:after="0" w:line="270"/>
+              <w:spacing w:after="0" w:line="208"/>
               <w:jc w:val="center"/>
             </w:pPr>
             <w:r>
@@ -8586,8 +8345,8 @@
                 <w:i w:val="false"/>
                 <w:iCs w:val="false"/>
                 <w:color w:val="111111"/>
-                <w:sz w:val="18"/>
-                <w:szCs w:val="18"/>
+                <w:sz w:val="15"/>
+                <w:szCs w:val="15"/>
               </w:rPr>
               <w:t xml:space="preserve">Öğrenme çıktısı</w:t>
             </w:r>
@@ -8607,7 +8366,7 @@
           </w:tcPr>
           <w:p>
             <w:pPr>
-              <w:spacing w:after="0" w:line="270"/>
+              <w:spacing w:after="0" w:line="208"/>
               <w:jc w:val="center"/>
             </w:pPr>
             <w:r>
@@ -8618,8 +8377,8 @@
                 <w:i w:val="false"/>
                 <w:iCs w:val="false"/>
                 <w:color w:val="111111"/>
-                <w:sz w:val="18"/>
-                <w:szCs w:val="18"/>
+                <w:sz w:val="15"/>
+                <w:szCs w:val="15"/>
               </w:rPr>
               <w:t xml:space="preserve">Beceri alanı</w:t>
             </w:r>
@@ -8639,7 +8398,7 @@
           </w:tcPr>
           <w:p>
             <w:pPr>
-              <w:spacing w:after="0" w:line="270"/>
+              <w:spacing w:after="0" w:line="208"/>
               <w:jc w:val="center"/>
             </w:pPr>
             <w:r>
@@ -8650,8 +8409,8 @@
                 <w:i w:val="false"/>
                 <w:iCs w:val="false"/>
                 <w:color w:val="111111"/>
-                <w:sz w:val="18"/>
-                <w:szCs w:val="18"/>
+                <w:sz w:val="15"/>
+                <w:szCs w:val="15"/>
               </w:rPr>
               <w:t xml:space="preserve">Puan</w:t>
             </w:r>
@@ -8672,7 +8431,7 @@
           </w:tcPr>
           <w:p>
             <w:pPr>
-              <w:spacing w:after="0" w:line="270"/>
+              <w:spacing w:after="0" w:line="208"/>
               <w:jc w:val="center"/>
             </w:pPr>
             <w:r>
@@ -8683,8 +8442,8 @@
                 <w:i w:val="false"/>
                 <w:iCs w:val="false"/>
                 <w:color w:val="111111"/>
-                <w:sz w:val="18"/>
-                <w:szCs w:val="18"/>
+                <w:sz w:val="15"/>
+                <w:szCs w:val="15"/>
               </w:rPr>
               <w:t xml:space="preserve">1</w:t>
             </w:r>
@@ -8703,18 +8462,18 @@
           </w:tcPr>
           <w:p>
             <w:pPr>
-              <w:spacing w:after="0" w:line="270"/>
-            </w:pPr>
-            <w:r>
-              <w:rPr>
-                <w:rFonts w:ascii="Times New Roman" w:cs="Times New Roman" w:eastAsia="Times New Roman" w:hAnsi="Times New Roman"/>
-                <w:b w:val="false"/>
-                <w:bCs w:val="false"/>
-                <w:i w:val="false"/>
-                <w:iCs w:val="false"/>
-                <w:color w:val="111111"/>
-                <w:sz w:val="17"/>
-                <w:szCs w:val="17"/>
+              <w:spacing w:after="0" w:line="208"/>
+            </w:pPr>
+            <w:r>
+              <w:rPr>
+                <w:rFonts w:ascii="Times New Roman" w:cs="Times New Roman" w:eastAsia="Times New Roman" w:hAnsi="Times New Roman"/>
+                <w:b w:val="false"/>
+                <w:bCs w:val="false"/>
+                <w:i w:val="false"/>
+                <w:iCs w:val="false"/>
+                <w:color w:val="111111"/>
+                <w:sz w:val="14"/>
+                <w:szCs w:val="14"/>
               </w:rPr>
               <w:t xml:space="preserve">ARP.5.1.3.1 — Kısa ve basit metinleri okuyarak anlamlandırır.</w:t>
             </w:r>
@@ -8733,19 +8492,19 @@
           </w:tcPr>
           <w:p>
             <w:pPr>
-              <w:spacing w:after="0" w:line="270"/>
-              <w:jc w:val="center"/>
-            </w:pPr>
-            <w:r>
-              <w:rPr>
-                <w:rFonts w:ascii="Times New Roman" w:cs="Times New Roman" w:eastAsia="Times New Roman" w:hAnsi="Times New Roman"/>
-                <w:b w:val="false"/>
-                <w:bCs w:val="false"/>
-                <w:i w:val="false"/>
-                <w:iCs w:val="false"/>
-                <w:color w:val="111111"/>
-                <w:sz w:val="17"/>
-                <w:szCs w:val="17"/>
+              <w:spacing w:after="0" w:line="208"/>
+              <w:jc w:val="center"/>
+            </w:pPr>
+            <w:r>
+              <w:rPr>
+                <w:rFonts w:ascii="Times New Roman" w:cs="Times New Roman" w:eastAsia="Times New Roman" w:hAnsi="Times New Roman"/>
+                <w:b w:val="false"/>
+                <w:bCs w:val="false"/>
+                <w:i w:val="false"/>
+                <w:iCs w:val="false"/>
+                <w:color w:val="111111"/>
+                <w:sz w:val="14"/>
+                <w:szCs w:val="14"/>
               </w:rPr>
               <w:t xml:space="preserve">Sözcük / Okuma</w:t>
             </w:r>
@@ -8764,19 +8523,19 @@
           </w:tcPr>
           <w:p>
             <w:pPr>
-              <w:spacing w:after="0" w:line="270"/>
-              <w:jc w:val="center"/>
-            </w:pPr>
-            <w:r>
-              <w:rPr>
-                <w:rFonts w:ascii="Times New Roman" w:cs="Times New Roman" w:eastAsia="Times New Roman" w:hAnsi="Times New Roman"/>
-                <w:b w:val="false"/>
-                <w:bCs w:val="false"/>
-                <w:i w:val="false"/>
-                <w:iCs w:val="false"/>
-                <w:color w:val="111111"/>
-                <w:sz w:val="18"/>
-                <w:szCs w:val="18"/>
+              <w:spacing w:after="0" w:line="208"/>
+              <w:jc w:val="center"/>
+            </w:pPr>
+            <w:r>
+              <w:rPr>
+                <w:rFonts w:ascii="Times New Roman" w:cs="Times New Roman" w:eastAsia="Times New Roman" w:hAnsi="Times New Roman"/>
+                <w:b w:val="false"/>
+                <w:bCs w:val="false"/>
+                <w:i w:val="false"/>
+                <w:iCs w:val="false"/>
+                <w:color w:val="111111"/>
+                <w:sz w:val="15"/>
+                <w:szCs w:val="15"/>
               </w:rPr>
               <w:t xml:space="preserve">15</w:t>
             </w:r>
@@ -8797,7 +8556,7 @@
           </w:tcPr>
           <w:p>
             <w:pPr>
-              <w:spacing w:after="0" w:line="270"/>
+              <w:spacing w:after="0" w:line="208"/>
               <w:jc w:val="center"/>
             </w:pPr>
             <w:r>
@@ -8808,8 +8567,8 @@
                 <w:i w:val="false"/>
                 <w:iCs w:val="false"/>
                 <w:color w:val="111111"/>
-                <w:sz w:val="18"/>
-                <w:szCs w:val="18"/>
+                <w:sz w:val="15"/>
+                <w:szCs w:val="15"/>
               </w:rPr>
               <w:t xml:space="preserve">2</w:t>
             </w:r>
@@ -8828,18 +8587,18 @@
           </w:tcPr>
           <w:p>
             <w:pPr>
-              <w:spacing w:after="0" w:line="270"/>
-            </w:pPr>
-            <w:r>
-              <w:rPr>
-                <w:rFonts w:ascii="Times New Roman" w:cs="Times New Roman" w:eastAsia="Times New Roman" w:hAnsi="Times New Roman"/>
-                <w:b w:val="false"/>
-                <w:bCs w:val="false"/>
-                <w:i w:val="false"/>
-                <w:iCs w:val="false"/>
-                <w:color w:val="111111"/>
-                <w:sz w:val="17"/>
-                <w:szCs w:val="17"/>
+              <w:spacing w:after="0" w:line="208"/>
+            </w:pPr>
+            <w:r>
+              <w:rPr>
+                <w:rFonts w:ascii="Times New Roman" w:cs="Times New Roman" w:eastAsia="Times New Roman" w:hAnsi="Times New Roman"/>
+                <w:b w:val="false"/>
+                <w:bCs w:val="false"/>
+                <w:i w:val="false"/>
+                <w:iCs w:val="false"/>
+                <w:color w:val="111111"/>
+                <w:sz w:val="14"/>
+                <w:szCs w:val="14"/>
               </w:rPr>
               <w:t xml:space="preserve">ARP.5.1.1.1 — Dinlediği kısa metinden bilgi çıkarır.</w:t>
             </w:r>
@@ -8858,19 +8617,19 @@
           </w:tcPr>
           <w:p>
             <w:pPr>
-              <w:spacing w:after="0" w:line="270"/>
-              <w:jc w:val="center"/>
-            </w:pPr>
-            <w:r>
-              <w:rPr>
-                <w:rFonts w:ascii="Times New Roman" w:cs="Times New Roman" w:eastAsia="Times New Roman" w:hAnsi="Times New Roman"/>
-                <w:b w:val="false"/>
-                <w:bCs w:val="false"/>
-                <w:i w:val="false"/>
-                <w:iCs w:val="false"/>
-                <w:color w:val="111111"/>
-                <w:sz w:val="17"/>
-                <w:szCs w:val="17"/>
+              <w:spacing w:after="0" w:line="208"/>
+              <w:jc w:val="center"/>
+            </w:pPr>
+            <w:r>
+              <w:rPr>
+                <w:rFonts w:ascii="Times New Roman" w:cs="Times New Roman" w:eastAsia="Times New Roman" w:hAnsi="Times New Roman"/>
+                <w:b w:val="false"/>
+                <w:bCs w:val="false"/>
+                <w:i w:val="false"/>
+                <w:iCs w:val="false"/>
+                <w:color w:val="111111"/>
+                <w:sz w:val="14"/>
+                <w:szCs w:val="14"/>
               </w:rPr>
               <w:t xml:space="preserve">Dinleme</w:t>
             </w:r>
@@ -8889,19 +8648,19 @@
           </w:tcPr>
           <w:p>
             <w:pPr>
-              <w:spacing w:after="0" w:line="270"/>
-              <w:jc w:val="center"/>
-            </w:pPr>
-            <w:r>
-              <w:rPr>
-                <w:rFonts w:ascii="Times New Roman" w:cs="Times New Roman" w:eastAsia="Times New Roman" w:hAnsi="Times New Roman"/>
-                <w:b w:val="false"/>
-                <w:bCs w:val="false"/>
-                <w:i w:val="false"/>
-                <w:iCs w:val="false"/>
-                <w:color w:val="111111"/>
-                <w:sz w:val="18"/>
-                <w:szCs w:val="18"/>
+              <w:spacing w:after="0" w:line="208"/>
+              <w:jc w:val="center"/>
+            </w:pPr>
+            <w:r>
+              <w:rPr>
+                <w:rFonts w:ascii="Times New Roman" w:cs="Times New Roman" w:eastAsia="Times New Roman" w:hAnsi="Times New Roman"/>
+                <w:b w:val="false"/>
+                <w:bCs w:val="false"/>
+                <w:i w:val="false"/>
+                <w:iCs w:val="false"/>
+                <w:color w:val="111111"/>
+                <w:sz w:val="15"/>
+                <w:szCs w:val="15"/>
               </w:rPr>
               <w:t xml:space="preserve">10</w:t>
             </w:r>
@@ -8922,7 +8681,7 @@
           </w:tcPr>
           <w:p>
             <w:pPr>
-              <w:spacing w:after="0" w:line="270"/>
+              <w:spacing w:after="0" w:line="208"/>
               <w:jc w:val="center"/>
             </w:pPr>
             <w:r>
@@ -8933,8 +8692,8 @@
                 <w:i w:val="false"/>
                 <w:iCs w:val="false"/>
                 <w:color w:val="111111"/>
-                <w:sz w:val="18"/>
-                <w:szCs w:val="18"/>
+                <w:sz w:val="15"/>
+                <w:szCs w:val="15"/>
               </w:rPr>
               <w:t xml:space="preserve">3</w:t>
             </w:r>
@@ -8953,18 +8712,18 @@
           </w:tcPr>
           <w:p>
             <w:pPr>
-              <w:spacing w:after="0" w:line="270"/>
-            </w:pPr>
-            <w:r>
-              <w:rPr>
-                <w:rFonts w:ascii="Times New Roman" w:cs="Times New Roman" w:eastAsia="Times New Roman" w:hAnsi="Times New Roman"/>
-                <w:b w:val="false"/>
-                <w:bCs w:val="false"/>
-                <w:i w:val="false"/>
-                <w:iCs w:val="false"/>
-                <w:color w:val="111111"/>
-                <w:sz w:val="17"/>
-                <w:szCs w:val="17"/>
+              <w:spacing w:after="0" w:line="208"/>
+            </w:pPr>
+            <w:r>
+              <w:rPr>
+                <w:rFonts w:ascii="Times New Roman" w:cs="Times New Roman" w:eastAsia="Times New Roman" w:hAnsi="Times New Roman"/>
+                <w:b w:val="false"/>
+                <w:bCs w:val="false"/>
+                <w:i w:val="false"/>
+                <w:iCs w:val="false"/>
+                <w:color w:val="111111"/>
+                <w:sz w:val="14"/>
+                <w:szCs w:val="14"/>
               </w:rPr>
               <w:t xml:space="preserve">ARP.5.1.5.1 — Günlük durumlara uygun kalıp ifadeyi seçer.</w:t>
             </w:r>
@@ -8983,19 +8742,19 @@
           </w:tcPr>
           <w:p>
             <w:pPr>
-              <w:spacing w:after="0" w:line="270"/>
-              <w:jc w:val="center"/>
-            </w:pPr>
-            <w:r>
-              <w:rPr>
-                <w:rFonts w:ascii="Times New Roman" w:cs="Times New Roman" w:eastAsia="Times New Roman" w:hAnsi="Times New Roman"/>
-                <w:b w:val="false"/>
-                <w:bCs w:val="false"/>
-                <w:i w:val="false"/>
-                <w:iCs w:val="false"/>
-                <w:color w:val="111111"/>
-                <w:sz w:val="17"/>
-                <w:szCs w:val="17"/>
+              <w:spacing w:after="0" w:line="208"/>
+              <w:jc w:val="center"/>
+            </w:pPr>
+            <w:r>
+              <w:rPr>
+                <w:rFonts w:ascii="Times New Roman" w:cs="Times New Roman" w:eastAsia="Times New Roman" w:hAnsi="Times New Roman"/>
+                <w:b w:val="false"/>
+                <w:bCs w:val="false"/>
+                <w:i w:val="false"/>
+                <w:iCs w:val="false"/>
+                <w:color w:val="111111"/>
+                <w:sz w:val="14"/>
+                <w:szCs w:val="14"/>
               </w:rPr>
               <w:t xml:space="preserve">Konuşma</w:t>
             </w:r>
@@ -9014,19 +8773,19 @@
           </w:tcPr>
           <w:p>
             <w:pPr>
-              <w:spacing w:after="0" w:line="270"/>
-              <w:jc w:val="center"/>
-            </w:pPr>
-            <w:r>
-              <w:rPr>
-                <w:rFonts w:ascii="Times New Roman" w:cs="Times New Roman" w:eastAsia="Times New Roman" w:hAnsi="Times New Roman"/>
-                <w:b w:val="false"/>
-                <w:bCs w:val="false"/>
-                <w:i w:val="false"/>
-                <w:iCs w:val="false"/>
-                <w:color w:val="111111"/>
-                <w:sz w:val="18"/>
-                <w:szCs w:val="18"/>
+              <w:spacing w:after="0" w:line="208"/>
+              <w:jc w:val="center"/>
+            </w:pPr>
+            <w:r>
+              <w:rPr>
+                <w:rFonts w:ascii="Times New Roman" w:cs="Times New Roman" w:eastAsia="Times New Roman" w:hAnsi="Times New Roman"/>
+                <w:b w:val="false"/>
+                <w:bCs w:val="false"/>
+                <w:i w:val="false"/>
+                <w:iCs w:val="false"/>
+                <w:color w:val="111111"/>
+                <w:sz w:val="15"/>
+                <w:szCs w:val="15"/>
               </w:rPr>
               <w:t xml:space="preserve">15</w:t>
             </w:r>
@@ -9047,7 +8806,7 @@
           </w:tcPr>
           <w:p>
             <w:pPr>
-              <w:spacing w:after="0" w:line="270"/>
+              <w:spacing w:after="0" w:line="208"/>
               <w:jc w:val="center"/>
             </w:pPr>
             <w:r>
@@ -9058,8 +8817,8 @@
                 <w:i w:val="false"/>
                 <w:iCs w:val="false"/>
                 <w:color w:val="111111"/>
-                <w:sz w:val="18"/>
-                <w:szCs w:val="18"/>
+                <w:sz w:val="15"/>
+                <w:szCs w:val="15"/>
               </w:rPr>
               <w:t xml:space="preserve">4</w:t>
             </w:r>
@@ -9078,18 +8837,18 @@
           </w:tcPr>
           <w:p>
             <w:pPr>
-              <w:spacing w:after="0" w:line="270"/>
-            </w:pPr>
-            <w:r>
-              <w:rPr>
-                <w:rFonts w:ascii="Times New Roman" w:cs="Times New Roman" w:eastAsia="Times New Roman" w:hAnsi="Times New Roman"/>
-                <w:b w:val="false"/>
-                <w:bCs w:val="false"/>
-                <w:i w:val="false"/>
-                <w:iCs w:val="false"/>
-                <w:color w:val="111111"/>
-                <w:sz w:val="17"/>
-                <w:szCs w:val="17"/>
+              <w:spacing w:after="0" w:line="208"/>
+            </w:pPr>
+            <w:r>
+              <w:rPr>
+                <w:rFonts w:ascii="Times New Roman" w:cs="Times New Roman" w:eastAsia="Times New Roman" w:hAnsi="Times New Roman"/>
+                <w:b w:val="false"/>
+                <w:bCs w:val="false"/>
+                <w:i w:val="false"/>
+                <w:iCs w:val="false"/>
+                <w:color w:val="111111"/>
+                <w:sz w:val="14"/>
+                <w:szCs w:val="14"/>
               </w:rPr>
               <w:t xml:space="preserve">ARP.5.1.3.3 — Kalıp ifadeleri kullanım durumlarıyla eşleştirir.</w:t>
             </w:r>
@@ -9108,19 +8867,19 @@
           </w:tcPr>
           <w:p>
             <w:pPr>
-              <w:spacing w:after="0" w:line="270"/>
-              <w:jc w:val="center"/>
-            </w:pPr>
-            <w:r>
-              <w:rPr>
-                <w:rFonts w:ascii="Times New Roman" w:cs="Times New Roman" w:eastAsia="Times New Roman" w:hAnsi="Times New Roman"/>
-                <w:b w:val="false"/>
-                <w:bCs w:val="false"/>
-                <w:i w:val="false"/>
-                <w:iCs w:val="false"/>
-                <w:color w:val="111111"/>
-                <w:sz w:val="17"/>
-                <w:szCs w:val="17"/>
+              <w:spacing w:after="0" w:line="208"/>
+              <w:jc w:val="center"/>
+            </w:pPr>
+            <w:r>
+              <w:rPr>
+                <w:rFonts w:ascii="Times New Roman" w:cs="Times New Roman" w:eastAsia="Times New Roman" w:hAnsi="Times New Roman"/>
+                <w:b w:val="false"/>
+                <w:bCs w:val="false"/>
+                <w:i w:val="false"/>
+                <w:iCs w:val="false"/>
+                <w:color w:val="111111"/>
+                <w:sz w:val="14"/>
+                <w:szCs w:val="14"/>
               </w:rPr>
               <w:t xml:space="preserve">Sözcük</w:t>
             </w:r>
@@ -9139,19 +8898,19 @@
           </w:tcPr>
           <w:p>
             <w:pPr>
-              <w:spacing w:after="0" w:line="270"/>
-              <w:jc w:val="center"/>
-            </w:pPr>
-            <w:r>
-              <w:rPr>
-                <w:rFonts w:ascii="Times New Roman" w:cs="Times New Roman" w:eastAsia="Times New Roman" w:hAnsi="Times New Roman"/>
-                <w:b w:val="false"/>
-                <w:bCs w:val="false"/>
-                <w:i w:val="false"/>
-                <w:iCs w:val="false"/>
-                <w:color w:val="111111"/>
-                <w:sz w:val="18"/>
-                <w:szCs w:val="18"/>
+              <w:spacing w:after="0" w:line="208"/>
+              <w:jc w:val="center"/>
+            </w:pPr>
+            <w:r>
+              <w:rPr>
+                <w:rFonts w:ascii="Times New Roman" w:cs="Times New Roman" w:eastAsia="Times New Roman" w:hAnsi="Times New Roman"/>
+                <w:b w:val="false"/>
+                <w:bCs w:val="false"/>
+                <w:i w:val="false"/>
+                <w:iCs w:val="false"/>
+                <w:color w:val="111111"/>
+                <w:sz w:val="15"/>
+                <w:szCs w:val="15"/>
               </w:rPr>
               <w:t xml:space="preserve">10</w:t>
             </w:r>
@@ -9172,7 +8931,7 @@
           </w:tcPr>
           <w:p>
             <w:pPr>
-              <w:spacing w:after="0" w:line="270"/>
+              <w:spacing w:after="0" w:line="208"/>
               <w:jc w:val="center"/>
             </w:pPr>
             <w:r>
@@ -9183,8 +8942,8 @@
                 <w:i w:val="false"/>
                 <w:iCs w:val="false"/>
                 <w:color w:val="111111"/>
-                <w:sz w:val="18"/>
-                <w:szCs w:val="18"/>
+                <w:sz w:val="15"/>
+                <w:szCs w:val="15"/>
               </w:rPr>
               <w:t xml:space="preserve">5</w:t>
             </w:r>
@@ -9203,18 +8962,18 @@
           </w:tcPr>
           <w:p>
             <w:pPr>
-              <w:spacing w:after="0" w:line="270"/>
-            </w:pPr>
-            <w:r>
-              <w:rPr>
-                <w:rFonts w:ascii="Times New Roman" w:cs="Times New Roman" w:eastAsia="Times New Roman" w:hAnsi="Times New Roman"/>
-                <w:b w:val="false"/>
-                <w:bCs w:val="false"/>
-                <w:i w:val="false"/>
-                <w:iCs w:val="false"/>
-                <w:color w:val="111111"/>
-                <w:sz w:val="17"/>
-                <w:szCs w:val="17"/>
+              <w:spacing w:after="0" w:line="208"/>
+            </w:pPr>
+            <w:r>
+              <w:rPr>
+                <w:rFonts w:ascii="Times New Roman" w:cs="Times New Roman" w:eastAsia="Times New Roman" w:hAnsi="Times New Roman"/>
+                <w:b w:val="false"/>
+                <w:bCs w:val="false"/>
+                <w:i w:val="false"/>
+                <w:iCs w:val="false"/>
+                <w:color w:val="111111"/>
+                <w:sz w:val="14"/>
+                <w:szCs w:val="14"/>
               </w:rPr>
               <w:t xml:space="preserve">ARP.5.1.2.1 — Bağlama uygun zamir ve yapıyı belirler.</w:t>
             </w:r>
@@ -9233,19 +8992,19 @@
           </w:tcPr>
           <w:p>
             <w:pPr>
-              <w:spacing w:after="0" w:line="270"/>
-              <w:jc w:val="center"/>
-            </w:pPr>
-            <w:r>
-              <w:rPr>
-                <w:rFonts w:ascii="Times New Roman" w:cs="Times New Roman" w:eastAsia="Times New Roman" w:hAnsi="Times New Roman"/>
-                <w:b w:val="false"/>
-                <w:bCs w:val="false"/>
-                <w:i w:val="false"/>
-                <w:iCs w:val="false"/>
-                <w:color w:val="111111"/>
-                <w:sz w:val="17"/>
-                <w:szCs w:val="17"/>
+              <w:spacing w:after="0" w:line="208"/>
+              <w:jc w:val="center"/>
+            </w:pPr>
+            <w:r>
+              <w:rPr>
+                <w:rFonts w:ascii="Times New Roman" w:cs="Times New Roman" w:eastAsia="Times New Roman" w:hAnsi="Times New Roman"/>
+                <w:b w:val="false"/>
+                <w:bCs w:val="false"/>
+                <w:i w:val="false"/>
+                <w:iCs w:val="false"/>
+                <w:color w:val="111111"/>
+                <w:sz w:val="14"/>
+                <w:szCs w:val="14"/>
               </w:rPr>
               <w:t xml:space="preserve">Dil Bilgisi</w:t>
             </w:r>
@@ -9264,19 +9023,19 @@
           </w:tcPr>
           <w:p>
             <w:pPr>
-              <w:spacing w:after="0" w:line="270"/>
-              <w:jc w:val="center"/>
-            </w:pPr>
-            <w:r>
-              <w:rPr>
-                <w:rFonts w:ascii="Times New Roman" w:cs="Times New Roman" w:eastAsia="Times New Roman" w:hAnsi="Times New Roman"/>
-                <w:b w:val="false"/>
-                <w:bCs w:val="false"/>
-                <w:i w:val="false"/>
-                <w:iCs w:val="false"/>
-                <w:color w:val="111111"/>
-                <w:sz w:val="18"/>
-                <w:szCs w:val="18"/>
+              <w:spacing w:after="0" w:line="208"/>
+              <w:jc w:val="center"/>
+            </w:pPr>
+            <w:r>
+              <w:rPr>
+                <w:rFonts w:ascii="Times New Roman" w:cs="Times New Roman" w:eastAsia="Times New Roman" w:hAnsi="Times New Roman"/>
+                <w:b w:val="false"/>
+                <w:bCs w:val="false"/>
+                <w:i w:val="false"/>
+                <w:iCs w:val="false"/>
+                <w:color w:val="111111"/>
+                <w:sz w:val="15"/>
+                <w:szCs w:val="15"/>
               </w:rPr>
               <w:t xml:space="preserve">15</w:t>
             </w:r>
@@ -9297,7 +9056,7 @@
           </w:tcPr>
           <w:p>
             <w:pPr>
-              <w:spacing w:after="0" w:line="270"/>
+              <w:spacing w:after="0" w:line="208"/>
               <w:jc w:val="center"/>
             </w:pPr>
             <w:r>
@@ -9308,8 +9067,8 @@
                 <w:i w:val="false"/>
                 <w:iCs w:val="false"/>
                 <w:color w:val="111111"/>
-                <w:sz w:val="18"/>
-                <w:szCs w:val="18"/>
+                <w:sz w:val="15"/>
+                <w:szCs w:val="15"/>
               </w:rPr>
               <w:t xml:space="preserve">6</w:t>
             </w:r>
@@ -9328,18 +9087,18 @@
           </w:tcPr>
           <w:p>
             <w:pPr>
-              <w:spacing w:after="0" w:line="270"/>
-            </w:pPr>
-            <w:r>
-              <w:rPr>
-                <w:rFonts w:ascii="Times New Roman" w:cs="Times New Roman" w:eastAsia="Times New Roman" w:hAnsi="Times New Roman"/>
-                <w:b w:val="false"/>
-                <w:bCs w:val="false"/>
-                <w:i w:val="false"/>
-                <w:iCs w:val="false"/>
-                <w:color w:val="111111"/>
-                <w:sz w:val="17"/>
-                <w:szCs w:val="17"/>
+              <w:spacing w:after="0" w:line="208"/>
+            </w:pPr>
+            <w:r>
+              <w:rPr>
+                <w:rFonts w:ascii="Times New Roman" w:cs="Times New Roman" w:eastAsia="Times New Roman" w:hAnsi="Times New Roman"/>
+                <w:b w:val="false"/>
+                <w:bCs w:val="false"/>
+                <w:i w:val="false"/>
+                <w:iCs w:val="false"/>
+                <w:color w:val="111111"/>
+                <w:sz w:val="14"/>
+                <w:szCs w:val="14"/>
               </w:rPr>
               <w:t xml:space="preserve">ARP.5.1.4.1 — Kısa harekeleri (fetha-damme-kesra) ayırt eder.</w:t>
             </w:r>
@@ -9358,19 +9117,19 @@
           </w:tcPr>
           <w:p>
             <w:pPr>
-              <w:spacing w:after="0" w:line="270"/>
-              <w:jc w:val="center"/>
-            </w:pPr>
-            <w:r>
-              <w:rPr>
-                <w:rFonts w:ascii="Times New Roman" w:cs="Times New Roman" w:eastAsia="Times New Roman" w:hAnsi="Times New Roman"/>
-                <w:b w:val="false"/>
-                <w:bCs w:val="false"/>
-                <w:i w:val="false"/>
-                <w:iCs w:val="false"/>
-                <w:color w:val="111111"/>
-                <w:sz w:val="17"/>
-                <w:szCs w:val="17"/>
+              <w:spacing w:after="0" w:line="208"/>
+              <w:jc w:val="center"/>
+            </w:pPr>
+            <w:r>
+              <w:rPr>
+                <w:rFonts w:ascii="Times New Roman" w:cs="Times New Roman" w:eastAsia="Times New Roman" w:hAnsi="Times New Roman"/>
+                <w:b w:val="false"/>
+                <w:bCs w:val="false"/>
+                <w:i w:val="false"/>
+                <w:iCs w:val="false"/>
+                <w:color w:val="111111"/>
+                <w:sz w:val="14"/>
+                <w:szCs w:val="14"/>
               </w:rPr>
               <w:t xml:space="preserve">Sesletim</w:t>
             </w:r>
@@ -9389,19 +9148,19 @@
           </w:tcPr>
           <w:p>
             <w:pPr>
-              <w:spacing w:after="0" w:line="270"/>
-              <w:jc w:val="center"/>
-            </w:pPr>
-            <w:r>
-              <w:rPr>
-                <w:rFonts w:ascii="Times New Roman" w:cs="Times New Roman" w:eastAsia="Times New Roman" w:hAnsi="Times New Roman"/>
-                <w:b w:val="false"/>
-                <w:bCs w:val="false"/>
-                <w:i w:val="false"/>
-                <w:iCs w:val="false"/>
-                <w:color w:val="111111"/>
-                <w:sz w:val="18"/>
-                <w:szCs w:val="18"/>
+              <w:spacing w:after="0" w:line="208"/>
+              <w:jc w:val="center"/>
+            </w:pPr>
+            <w:r>
+              <w:rPr>
+                <w:rFonts w:ascii="Times New Roman" w:cs="Times New Roman" w:eastAsia="Times New Roman" w:hAnsi="Times New Roman"/>
+                <w:b w:val="false"/>
+                <w:bCs w:val="false"/>
+                <w:i w:val="false"/>
+                <w:iCs w:val="false"/>
+                <w:color w:val="111111"/>
+                <w:sz w:val="15"/>
+                <w:szCs w:val="15"/>
               </w:rPr>
               <w:t xml:space="preserve">10</w:t>
             </w:r>
@@ -9422,7 +9181,7 @@
           </w:tcPr>
           <w:p>
             <w:pPr>
-              <w:spacing w:after="0" w:line="270"/>
+              <w:spacing w:after="0" w:line="208"/>
               <w:jc w:val="center"/>
             </w:pPr>
             <w:r>
@@ -9433,8 +9192,8 @@
                 <w:i w:val="false"/>
                 <w:iCs w:val="false"/>
                 <w:color w:val="111111"/>
-                <w:sz w:val="18"/>
-                <w:szCs w:val="18"/>
+                <w:sz w:val="15"/>
+                <w:szCs w:val="15"/>
               </w:rPr>
               <w:t xml:space="preserve">7</w:t>
             </w:r>
@@ -9453,18 +9212,18 @@
           </w:tcPr>
           <w:p>
             <w:pPr>
-              <w:spacing w:after="0" w:line="270"/>
-            </w:pPr>
-            <w:r>
-              <w:rPr>
-                <w:rFonts w:ascii="Times New Roman" w:cs="Times New Roman" w:eastAsia="Times New Roman" w:hAnsi="Times New Roman"/>
-                <w:b w:val="false"/>
-                <w:bCs w:val="false"/>
-                <w:i w:val="false"/>
-                <w:iCs w:val="false"/>
-                <w:color w:val="111111"/>
-                <w:sz w:val="17"/>
-                <w:szCs w:val="17"/>
+              <w:spacing w:after="0" w:line="208"/>
+            </w:pPr>
+            <w:r>
+              <w:rPr>
+                <w:rFonts w:ascii="Times New Roman" w:cs="Times New Roman" w:eastAsia="Times New Roman" w:hAnsi="Times New Roman"/>
+                <w:b w:val="false"/>
+                <w:bCs w:val="false"/>
+                <w:i w:val="false"/>
+                <w:iCs w:val="false"/>
+                <w:color w:val="111111"/>
+                <w:sz w:val="14"/>
+                <w:szCs w:val="14"/>
               </w:rPr>
               <w:t xml:space="preserve">ARP.5.1.4.2 — Kelimeyi oluşturan harfleri ayırt eder.</w:t>
             </w:r>
@@ -9483,19 +9242,19 @@
           </w:tcPr>
           <w:p>
             <w:pPr>
-              <w:spacing w:after="0" w:line="270"/>
-              <w:jc w:val="center"/>
-            </w:pPr>
-            <w:r>
-              <w:rPr>
-                <w:rFonts w:ascii="Times New Roman" w:cs="Times New Roman" w:eastAsia="Times New Roman" w:hAnsi="Times New Roman"/>
-                <w:b w:val="false"/>
-                <w:bCs w:val="false"/>
-                <w:i w:val="false"/>
-                <w:iCs w:val="false"/>
-                <w:color w:val="111111"/>
-                <w:sz w:val="17"/>
-                <w:szCs w:val="17"/>
+              <w:spacing w:after="0" w:line="208"/>
+              <w:jc w:val="center"/>
+            </w:pPr>
+            <w:r>
+              <w:rPr>
+                <w:rFonts w:ascii="Times New Roman" w:cs="Times New Roman" w:eastAsia="Times New Roman" w:hAnsi="Times New Roman"/>
+                <w:b w:val="false"/>
+                <w:bCs w:val="false"/>
+                <w:i w:val="false"/>
+                <w:iCs w:val="false"/>
+                <w:color w:val="111111"/>
+                <w:sz w:val="14"/>
+                <w:szCs w:val="14"/>
               </w:rPr>
               <w:t xml:space="preserve">Sesletim</w:t>
             </w:r>
@@ -9514,19 +9273,19 @@
           </w:tcPr>
           <w:p>
             <w:pPr>
-              <w:spacing w:after="0" w:line="270"/>
-              <w:jc w:val="center"/>
-            </w:pPr>
-            <w:r>
-              <w:rPr>
-                <w:rFonts w:ascii="Times New Roman" w:cs="Times New Roman" w:eastAsia="Times New Roman" w:hAnsi="Times New Roman"/>
-                <w:b w:val="false"/>
-                <w:bCs w:val="false"/>
-                <w:i w:val="false"/>
-                <w:iCs w:val="false"/>
-                <w:color w:val="111111"/>
-                <w:sz w:val="18"/>
-                <w:szCs w:val="18"/>
+              <w:spacing w:after="0" w:line="208"/>
+              <w:jc w:val="center"/>
+            </w:pPr>
+            <w:r>
+              <w:rPr>
+                <w:rFonts w:ascii="Times New Roman" w:cs="Times New Roman" w:eastAsia="Times New Roman" w:hAnsi="Times New Roman"/>
+                <w:b w:val="false"/>
+                <w:bCs w:val="false"/>
+                <w:i w:val="false"/>
+                <w:iCs w:val="false"/>
+                <w:color w:val="111111"/>
+                <w:sz w:val="15"/>
+                <w:szCs w:val="15"/>
               </w:rPr>
               <w:t xml:space="preserve">10</w:t>
             </w:r>
@@ -9547,7 +9306,7 @@
           </w:tcPr>
           <w:p>
             <w:pPr>
-              <w:spacing w:after="0" w:line="270"/>
+              <w:spacing w:after="0" w:line="208"/>
               <w:jc w:val="center"/>
             </w:pPr>
             <w:r>
@@ -9558,8 +9317,8 @@
                 <w:i w:val="false"/>
                 <w:iCs w:val="false"/>
                 <w:color w:val="111111"/>
-                <w:sz w:val="18"/>
-                <w:szCs w:val="18"/>
+                <w:sz w:val="15"/>
+                <w:szCs w:val="15"/>
               </w:rPr>
               <w:t xml:space="preserve">8</w:t>
             </w:r>
@@ -9578,18 +9337,18 @@
           </w:tcPr>
           <w:p>
             <w:pPr>
-              <w:spacing w:after="0" w:line="270"/>
-            </w:pPr>
-            <w:r>
-              <w:rPr>
-                <w:rFonts w:ascii="Times New Roman" w:cs="Times New Roman" w:eastAsia="Times New Roman" w:hAnsi="Times New Roman"/>
-                <w:b w:val="false"/>
-                <w:bCs w:val="false"/>
-                <w:i w:val="false"/>
-                <w:iCs w:val="false"/>
-                <w:color w:val="111111"/>
-                <w:sz w:val="17"/>
-                <w:szCs w:val="17"/>
+              <w:spacing w:after="0" w:line="208"/>
+            </w:pPr>
+            <w:r>
+              <w:rPr>
+                <w:rFonts w:ascii="Times New Roman" w:cs="Times New Roman" w:eastAsia="Times New Roman" w:hAnsi="Times New Roman"/>
+                <w:b w:val="false"/>
+                <w:bCs w:val="false"/>
+                <w:i w:val="false"/>
+                <w:iCs w:val="false"/>
+                <w:color w:val="111111"/>
+                <w:sz w:val="14"/>
+                <w:szCs w:val="14"/>
               </w:rPr>
               <w:t xml:space="preserve">ARP.5.1.6.1 — Basit bir tanışma konuşması yazar.</w:t>
             </w:r>
@@ -9608,19 +9367,19 @@
           </w:tcPr>
           <w:p>
             <w:pPr>
-              <w:spacing w:after="0" w:line="270"/>
-              <w:jc w:val="center"/>
-            </w:pPr>
-            <w:r>
-              <w:rPr>
-                <w:rFonts w:ascii="Times New Roman" w:cs="Times New Roman" w:eastAsia="Times New Roman" w:hAnsi="Times New Roman"/>
-                <w:b w:val="false"/>
-                <w:bCs w:val="false"/>
-                <w:i w:val="false"/>
-                <w:iCs w:val="false"/>
-                <w:color w:val="111111"/>
-                <w:sz w:val="17"/>
-                <w:szCs w:val="17"/>
+              <w:spacing w:after="0" w:line="208"/>
+              <w:jc w:val="center"/>
+            </w:pPr>
+            <w:r>
+              <w:rPr>
+                <w:rFonts w:ascii="Times New Roman" w:cs="Times New Roman" w:eastAsia="Times New Roman" w:hAnsi="Times New Roman"/>
+                <w:b w:val="false"/>
+                <w:bCs w:val="false"/>
+                <w:i w:val="false"/>
+                <w:iCs w:val="false"/>
+                <w:color w:val="111111"/>
+                <w:sz w:val="14"/>
+                <w:szCs w:val="14"/>
               </w:rPr>
               <w:t xml:space="preserve">Yazma</w:t>
             </w:r>
@@ -9639,19 +9398,19 @@
           </w:tcPr>
           <w:p>
             <w:pPr>
-              <w:spacing w:after="0" w:line="270"/>
-              <w:jc w:val="center"/>
-            </w:pPr>
-            <w:r>
-              <w:rPr>
-                <w:rFonts w:ascii="Times New Roman" w:cs="Times New Roman" w:eastAsia="Times New Roman" w:hAnsi="Times New Roman"/>
-                <w:b w:val="false"/>
-                <w:bCs w:val="false"/>
-                <w:i w:val="false"/>
-                <w:iCs w:val="false"/>
-                <w:color w:val="111111"/>
-                <w:sz w:val="18"/>
-                <w:szCs w:val="18"/>
+              <w:spacing w:after="0" w:line="208"/>
+              <w:jc w:val="center"/>
+            </w:pPr>
+            <w:r>
+              <w:rPr>
+                <w:rFonts w:ascii="Times New Roman" w:cs="Times New Roman" w:eastAsia="Times New Roman" w:hAnsi="Times New Roman"/>
+                <w:b w:val="false"/>
+                <w:bCs w:val="false"/>
+                <w:i w:val="false"/>
+                <w:iCs w:val="false"/>
+                <w:color w:val="111111"/>
+                <w:sz w:val="15"/>
+                <w:szCs w:val="15"/>
               </w:rPr>
               <w:t xml:space="preserve">15</w:t>
             </w:r>
@@ -9661,7 +9420,7 @@
     </w:tbl>
     <w:p>
       <w:pPr>
-        <w:spacing w:after="60"/>
+        <w:spacing w:after="18"/>
       </w:pPr>
       <w:r>
         <w:rPr>
@@ -9671,8 +9430,8 @@
           <w:i w:val="false"/>
           <w:iCs w:val="false"/>
           <w:color w:val="111111"/>
-          <w:sz w:val="21"/>
-          <w:szCs w:val="21"/>
+          <w:sz w:val="17"/>
+          <w:szCs w:val="17"/>
         </w:rPr>
         <w:t xml:space="preserve"/>
       </w:r>
@@ -9716,44 +9475,26 @@
           </w:tcPr>
           <w:p>
             <w:pPr>
-              <w:spacing w:after="0" w:line="120"/>
-            </w:pPr>
-            <w:r>
-              <w:rPr>
-                <w:rFonts w:ascii="Times New Roman" w:cs="Times New Roman" w:eastAsia="Times New Roman" w:hAnsi="Times New Roman"/>
-                <w:b w:val="false"/>
-                <w:bCs w:val="false"/>
-                <w:i w:val="false"/>
-                <w:iCs w:val="false"/>
-                <w:color w:val="111111"/>
-                <w:sz w:val="6"/>
-                <w:szCs w:val="6"/>
-              </w:rPr>
-              <w:t xml:space="preserve"/>
-            </w:r>
-          </w:p>
-          <w:p>
-            <w:pPr>
-              <w:spacing w:after="25"/>
-              <w:jc w:val="center"/>
-            </w:pPr>
-            <w:r>
-              <w:rPr>
-                <w:rFonts w:ascii="Times New Roman" w:cs="Times New Roman" w:eastAsia="Times New Roman" w:hAnsi="Times New Roman"/>
-                <w:b w:val="false"/>
-                <w:bCs w:val="false"/>
-                <w:i w:val="false"/>
-                <w:iCs w:val="false"/>
-                <w:color w:val="111111"/>
-                <w:sz w:val="19"/>
-                <w:szCs w:val="19"/>
+              <w:spacing w:after="8"/>
+              <w:jc w:val="center"/>
+            </w:pPr>
+            <w:r>
+              <w:rPr>
+                <w:rFonts w:ascii="Times New Roman" w:cs="Times New Roman" w:eastAsia="Times New Roman" w:hAnsi="Times New Roman"/>
+                <w:b w:val="false"/>
+                <w:bCs w:val="false"/>
+                <w:i w:val="false"/>
+                <w:iCs w:val="false"/>
+                <w:color w:val="111111"/>
+                <w:sz w:val="16"/>
+                <w:szCs w:val="16"/>
               </w:rPr>
               <w:t xml:space="preserve">……………………………………</w:t>
             </w:r>
           </w:p>
           <w:p>
             <w:pPr>
-              <w:spacing w:after="8"/>
+              <w:spacing w:after="2"/>
               <w:jc w:val="center"/>
             </w:pPr>
             <w:r>
@@ -9764,8 +9505,8 @@
                 <w:i w:val="false"/>
                 <w:iCs w:val="false"/>
                 <w:color w:val="111111"/>
-                <w:sz w:val="19"/>
-                <w:szCs w:val="19"/>
+                <w:sz w:val="16"/>
+                <w:szCs w:val="16"/>
               </w:rPr>
               <w:t xml:space="preserve">Ders Öğretmeni</w:t>
             </w:r>
@@ -9783,8 +9524,8 @@
                 <w:i w:val="false"/>
                 <w:iCs w:val="false"/>
                 <w:color w:val="55636F"/>
-                <w:sz w:val="17"/>
-                <w:szCs w:val="17"/>
+                <w:sz w:val="14"/>
+                <w:szCs w:val="14"/>
               </w:rPr>
               <w:t xml:space="preserve">Arapça</w:t>
             </w:r>
@@ -9819,34 +9560,34 @@
                 <w:i w:val="false"/>
                 <w:iCs w:val="false"/>
                 <w:color w:val="111111"/>
-                <w:sz w:val="6"/>
-                <w:szCs w:val="6"/>
+                <w:sz w:val="12"/>
+                <w:szCs w:val="12"/>
               </w:rPr>
               <w:t xml:space="preserve"/>
             </w:r>
           </w:p>
           <w:p>
             <w:pPr>
-              <w:spacing w:after="25"/>
-              <w:jc w:val="center"/>
-            </w:pPr>
-            <w:r>
-              <w:rPr>
-                <w:rFonts w:ascii="Times New Roman" w:cs="Times New Roman" w:eastAsia="Times New Roman" w:hAnsi="Times New Roman"/>
-                <w:b w:val="false"/>
-                <w:bCs w:val="false"/>
-                <w:i w:val="false"/>
-                <w:iCs w:val="false"/>
-                <w:color w:val="111111"/>
-                <w:sz w:val="19"/>
-                <w:szCs w:val="19"/>
+              <w:spacing w:after="8"/>
+              <w:jc w:val="center"/>
+            </w:pPr>
+            <w:r>
+              <w:rPr>
+                <w:rFonts w:ascii="Times New Roman" w:cs="Times New Roman" w:eastAsia="Times New Roman" w:hAnsi="Times New Roman"/>
+                <w:b w:val="false"/>
+                <w:bCs w:val="false"/>
+                <w:i w:val="false"/>
+                <w:iCs w:val="false"/>
+                <w:color w:val="111111"/>
+                <w:sz w:val="16"/>
+                <w:szCs w:val="16"/>
               </w:rPr>
               <w:t xml:space="preserve">……………………………………</w:t>
             </w:r>
           </w:p>
           <w:p>
             <w:pPr>
-              <w:spacing w:after="8"/>
+              <w:spacing w:after="2"/>
               <w:jc w:val="center"/>
             </w:pPr>
             <w:r>
@@ -9857,8 +9598,8 @@
                 <w:i w:val="false"/>
                 <w:iCs w:val="false"/>
                 <w:color w:val="111111"/>
-                <w:sz w:val="19"/>
-                <w:szCs w:val="19"/>
+                <w:sz w:val="16"/>
+                <w:szCs w:val="16"/>
               </w:rPr>
               <w:t xml:space="preserve">Okul Müdürü</w:t>
             </w:r>
@@ -9876,8 +9617,8 @@
                 <w:i w:val="false"/>
                 <w:iCs w:val="false"/>
                 <w:color w:val="55636F"/>
-                <w:sz w:val="17"/>
-                <w:szCs w:val="17"/>
+                <w:sz w:val="14"/>
+                <w:szCs w:val="14"/>
               </w:rPr>
               <w:t xml:space="preserve"/>
             </w:r>
@@ -9888,7 +9629,7 @@
     <w:sectPr>
       <w:footerReference w:type="default" r:id="rId7"/>
       <w:pgSz w:w="11906" w:h="16838" w:orient="portrait"/>
-      <w:pgMar w:top="1021" w:right="1021" w:bottom="1021" w:left="1021" w:header="708" w:footer="708" w:gutter="0"/>
+      <w:pgMar w:top="430" w:right="430" w:bottom="430" w:left="430" w:header="454" w:footer="400" w:gutter="0"/>
       <w:pgNumType/>
       <w:docGrid w:linePitch="360"/>
     </w:sectPr>

--- a/dosyalar/sinavlar/5-sinif/arapca-5-1d1y-beceri.docx
+++ b/dosyalar/sinavlar/5-sinif/arapca-5-1d1y-beceri.docx
@@ -504,7 +504,7 @@
                 <w:szCs w:val="27"/>
                 <w:rtl/>
               </w:rPr>
-              <w:t xml:space="preserve">فِي الْمَدْرَسَةِ</w:t>
+              <w:t xml:space="preserve">فِي المَدْرَسَةِ</w:t>
             </w:r>
           </w:p>
           <w:p>
@@ -522,7 +522,7 @@
                 <w:szCs w:val="26"/>
                 <w:rtl/>
               </w:rPr>
-              <w:t xml:space="preserve">اَلسَّلَامُ عَلَيْكُمْ! أَنَا زَيْنَبُ.</w:t>
+              <w:t xml:space="preserve">اَلسَّلَامُ عَلَيْكُمْ! أَنَا زَيْنَب.</w:t>
             </w:r>
           </w:p>
           <w:p>
@@ -540,7 +540,7 @@
                 <w:szCs w:val="26"/>
                 <w:rtl/>
               </w:rPr>
-              <w:t xml:space="preserve">أَنَا طَالِبَةٌ فِي الصَّفِّ الْخَامِسِ.</w:t>
+              <w:t xml:space="preserve">أَنَا طَالِبَةٌ فِي الصَّفِّ الخَامِسِ.</w:t>
             </w:r>
           </w:p>
           <w:p>
@@ -558,7 +558,7 @@
                 <w:szCs w:val="26"/>
                 <w:rtl/>
               </w:rPr>
-              <w:t xml:space="preserve">هَذِهِ صَدِيقَتِي، اِسْمُهَا مَرْيَمُ. هِيَ طَالِبَةٌ أَيْضًا.</w:t>
+              <w:t xml:space="preserve">هَذِهِ صَدِيقَتِي، اِسْمُهَا مَرْيَم. هِيَ طَالِبَةٌ أَيْضًا.</w:t>
             </w:r>
           </w:p>
           <w:p>
@@ -576,7 +576,7 @@
                 <w:szCs w:val="26"/>
                 <w:rtl/>
               </w:rPr>
-              <w:t xml:space="preserve">وَهَذَا مُعَلِّمِي، اِسْمُهُ أَحْمَدُ. هُوَ مُعَلِّمُ اللُّغَةِ الْعَرَبِيَّةِ.</w:t>
+              <w:t xml:space="preserve">وَهَذَا مُعَلِّمِي، اِسْمُهُ أَحْمَد. هُوَ مُعَلِّمُ اللُّغَةِ العَرَبِيَّةِ.</w:t>
             </w:r>
           </w:p>
           <w:p>
@@ -594,7 +594,7 @@
                 <w:szCs w:val="26"/>
                 <w:rtl/>
               </w:rPr>
-              <w:t xml:space="preserve">نَحْنُ بِخَيْرٍ، اَلْحَمْدُ لِلَّهِ.</w:t>
+              <w:t xml:space="preserve">نَحْنُ بِخَيْرٍ، اَلحَمْدُ لِلَّهِ.</w:t>
             </w:r>
           </w:p>
         </w:tc>
@@ -648,7 +648,7 @@
           <w:szCs w:val="25"/>
           <w:rtl/>
         </w:rPr>
-        <w:t xml:space="preserve">مَا اسْمُ الطَّالِبَةِ؟</w:t>
+        <w:t xml:space="preserve">مَا اسْمُ الطَّالِبَةِ؟</w:t>
       </w:r>
     </w:p>
     <w:tbl>
@@ -716,7 +716,7 @@
                 <w:szCs w:val="25"/>
                 <w:rtl/>
               </w:rPr>
-              <w:t xml:space="preserve">مَرْيَمُ</w:t>
+              <w:t xml:space="preserve">مَرْيَم</w:t>
             </w:r>
           </w:p>
         </w:tc>
@@ -765,7 +765,7 @@
                 <w:szCs w:val="25"/>
                 <w:rtl/>
               </w:rPr>
-              <w:t xml:space="preserve">زَيْنَبُ</w:t>
+              <w:t xml:space="preserve">زَيْنَب</w:t>
             </w:r>
           </w:p>
         </w:tc>
@@ -819,7 +819,7 @@
                 <w:szCs w:val="25"/>
                 <w:rtl/>
               </w:rPr>
-              <w:t xml:space="preserve">فَاطِمَةُ</w:t>
+              <w:t xml:space="preserve">فَاطِمَة</w:t>
             </w:r>
           </w:p>
         </w:tc>
@@ -868,7 +868,7 @@
                 <w:szCs w:val="25"/>
                 <w:rtl/>
               </w:rPr>
-              <w:t xml:space="preserve">أَحْمَدُ</w:t>
+              <w:t xml:space="preserve">أَحْمَد</w:t>
             </w:r>
           </w:p>
         </w:tc>
@@ -904,7 +904,7 @@
           <w:szCs w:val="25"/>
           <w:rtl/>
         </w:rPr>
-        <w:t xml:space="preserve">مَنْ صَدِيقَةُ زَيْنَبَ؟</w:t>
+        <w:t xml:space="preserve">مَنْ صَدِيقَةُ زَيْنَب؟</w:t>
       </w:r>
     </w:p>
     <w:tbl>
@@ -972,7 +972,7 @@
                 <w:szCs w:val="25"/>
                 <w:rtl/>
               </w:rPr>
-              <w:t xml:space="preserve">مَرْيَمُ</w:t>
+              <w:t xml:space="preserve">مَرْيَم</w:t>
             </w:r>
           </w:p>
         </w:tc>
@@ -1021,7 +1021,7 @@
                 <w:szCs w:val="25"/>
                 <w:rtl/>
               </w:rPr>
-              <w:t xml:space="preserve">أَحْمَدُ</w:t>
+              <w:t xml:space="preserve">أَحْمَد</w:t>
             </w:r>
           </w:p>
         </w:tc>
@@ -1075,7 +1075,7 @@
                 <w:szCs w:val="25"/>
                 <w:rtl/>
               </w:rPr>
-              <w:t xml:space="preserve">خَالِدٌ</w:t>
+              <w:t xml:space="preserve">خَالِد</w:t>
             </w:r>
           </w:p>
         </w:tc>
@@ -1124,7 +1124,7 @@
                 <w:szCs w:val="25"/>
                 <w:rtl/>
               </w:rPr>
-              <w:t xml:space="preserve">مُعَلِّمَةٌ</w:t>
+              <w:t xml:space="preserve">مُعَلِّمَةٌ</w:t>
             </w:r>
           </w:p>
         </w:tc>
@@ -1160,7 +1160,7 @@
           <w:szCs w:val="25"/>
           <w:rtl/>
         </w:rPr>
-        <w:t xml:space="preserve">مَا مِهْنَةُ أَحْمَدَ؟</w:t>
+        <w:t xml:space="preserve">مَا مِهْنَةُ أَحْمَد؟</w:t>
       </w:r>
     </w:p>
     <w:tbl>
@@ -1380,7 +1380,7 @@
                 <w:szCs w:val="25"/>
                 <w:rtl/>
               </w:rPr>
-              <w:t xml:space="preserve">مُعَلِّمٌ</w:t>
+              <w:t xml:space="preserve">مُعَلِّمٌ</w:t>
             </w:r>
           </w:p>
         </w:tc>
@@ -1725,7 +1725,7 @@
                 <w:szCs w:val="25"/>
                 <w:rtl/>
               </w:rPr>
-              <w:t xml:space="preserve">اِسْمُ الطَّالِبِ خَالِدٌ.</w:t>
+              <w:t xml:space="preserve">اِسْمُ الطَّالِبِ خَالِد.</w:t>
             </w:r>
           </w:p>
         </w:tc>
@@ -1833,7 +1833,7 @@
                 <w:szCs w:val="25"/>
                 <w:rtl/>
               </w:rPr>
-              <w:t xml:space="preserve">خَالِدٌ مُعَلِّمٌ.</w:t>
+              <w:t xml:space="preserve">خَالِد مُعَلِّمٌ.</w:t>
             </w:r>
           </w:p>
         </w:tc>
@@ -1941,7 +1941,7 @@
                 <w:szCs w:val="25"/>
                 <w:rtl/>
               </w:rPr>
-              <w:t xml:space="preserve">صَدِيقُ خَالِدٍ عُمَرُ.</w:t>
+              <w:t xml:space="preserve">صَدِيقُ خَالِد عُمَر.</w:t>
             </w:r>
           </w:p>
         </w:tc>
@@ -2049,7 +2049,7 @@
                 <w:szCs w:val="25"/>
                 <w:rtl/>
               </w:rPr>
-              <w:t xml:space="preserve">عُمَرُ طَالِبٌ.</w:t>
+              <w:t xml:space="preserve">عُمَر طَالِبٌ.</w:t>
             </w:r>
           </w:p>
         </w:tc>
@@ -2157,7 +2157,7 @@
                 <w:szCs w:val="25"/>
                 <w:rtl/>
               </w:rPr>
-              <w:t xml:space="preserve">اِسْمُ الْمُعَلِّمَةِ زَيْنَبُ.</w:t>
+              <w:t xml:space="preserve">اِسْمُ المُعَلِّمَةِ زَيْنَب.</w:t>
             </w:r>
           </w:p>
         </w:tc>
@@ -2660,7 +2660,7 @@
                 <w:sz w:val="17"/>
                 <w:szCs w:val="17"/>
               </w:rPr>
-              <w:t xml:space="preserve">Biri sana «كَيْفَ حَالُكَ» diye sorunca ne cevap verirsin?</w:t>
+              <w:t xml:space="preserve">Biri sana «كَيْف حَالُكَ» diye sorunca ne cevap verirsin?</w:t>
             </w:r>
           </w:p>
         </w:tc>
@@ -3156,7 +3156,7 @@
                 <w:szCs w:val="25"/>
                 <w:rtl/>
               </w:rPr>
-              <w:t xml:space="preserve">مَعَ السَّلَامَةِ</w:t>
+              <w:t xml:space="preserve">مَعَ السَّلَامَةِ</w:t>
             </w:r>
           </w:p>
         </w:tc>
@@ -3496,7 +3496,7 @@
                 <w:szCs w:val="25"/>
                 <w:rtl/>
               </w:rPr>
-              <w:t xml:space="preserve">صَبَاحُ الْخَيْرِ</w:t>
+              <w:t xml:space="preserve">صَبَاحُ الخَيْرِ</w:t>
             </w:r>
           </w:p>
         </w:tc>
@@ -3943,7 +3943,7 @@
           <w:sz w:val="17"/>
           <w:szCs w:val="17"/>
         </w:rPr>
-        <w:t xml:space="preserve">1.  Sınıfa giren öğretmen «اَلسَّلَامُ عَلَيْكُمْ» der. Öğrenciler nasıl karşılık verir?</w:t>
+        <w:t xml:space="preserve">1.  Sınıfa giren öğretmen «اَلسَّلَامُ عَلَيْكُمْ» der. Öğrenciler nasıl karşılık verir?</w:t>
       </w:r>
     </w:p>
     <w:tbl>
@@ -4012,7 +4012,7 @@
                 <w:szCs w:val="25"/>
                 <w:rtl/>
               </w:rPr>
-              <w:t xml:space="preserve">وَعَلَيْكُمُ السَّلَامُ</w:t>
+              <w:t xml:space="preserve">وَعَلَيْكُمُ السَّلَامُ</w:t>
             </w:r>
           </w:p>
         </w:tc>
@@ -4062,7 +4062,7 @@
                 <w:szCs w:val="25"/>
                 <w:rtl/>
               </w:rPr>
-              <w:t xml:space="preserve">مَعَ السَّلَامَةِ</w:t>
+              <w:t xml:space="preserve">مَعَ السَّلَامَةِ</w:t>
             </w:r>
           </w:p>
         </w:tc>
@@ -4364,7 +4364,7 @@
                 <w:szCs w:val="25"/>
                 <w:rtl/>
               </w:rPr>
-              <w:t xml:space="preserve">كَيْفَ حَالُكَ؟</w:t>
+              <w:t xml:space="preserve">كَيْف حَالُكَ؟</w:t>
             </w:r>
           </w:p>
         </w:tc>
@@ -4556,7 +4556,7 @@
                 <w:szCs w:val="25"/>
                 <w:rtl/>
               </w:rPr>
-              <w:t xml:space="preserve">لَا، أَنَا مُعَلِّمٌ</w:t>
+              <w:t xml:space="preserve">لَا، أَنَا مُعَلِّمٌ</w:t>
             </w:r>
           </w:p>
         </w:tc>
@@ -4661,7 +4661,7 @@
                 <w:szCs w:val="25"/>
                 <w:rtl/>
               </w:rPr>
-              <w:t xml:space="preserve">اَلْحَمْدُ لِلَّهِ</w:t>
+              <w:t xml:space="preserve">اَلحَمْدُ لِلَّهِ</w:t>
             </w:r>
           </w:p>
         </w:tc>
@@ -4753,7 +4753,7 @@
                 <w:szCs w:val="25"/>
                 <w:rtl/>
               </w:rPr>
-              <w:t xml:space="preserve">أَنَا مُعَلِّمَةٌ</w:t>
+              <w:t xml:space="preserve">أَنَا مُعَلِّمَةٌ</w:t>
             </w:r>
           </w:p>
         </w:tc>
@@ -4908,7 +4908,7 @@
                 <w:szCs w:val="25"/>
                 <w:rtl/>
               </w:rPr>
-              <w:t xml:space="preserve">أَنَا مَرْيَمُ</w:t>
+              <w:t xml:space="preserve">أَنَا مَرْيَم</w:t>
             </w:r>
           </w:p>
         </w:tc>
@@ -4931,7 +4931,7 @@
           <w:sz w:val="17"/>
           <w:szCs w:val="17"/>
         </w:rPr>
-        <w:t xml:space="preserve">5.  «كَيْفَ حَالُكَ» sorusuna en uygun cevap hangisidir?</w:t>
+        <w:t xml:space="preserve">5.  «كَيْف حَالُكَ» sorusuna en uygun cevap hangisidir?</w:t>
       </w:r>
     </w:p>
     <w:tbl>
@@ -5000,7 +5000,7 @@
                 <w:szCs w:val="25"/>
                 <w:rtl/>
               </w:rPr>
-              <w:t xml:space="preserve">اِسْمِي أَحْمَدُ</w:t>
+              <w:t xml:space="preserve">اِسْمِي أَحْمَد</w:t>
             </w:r>
           </w:p>
         </w:tc>
@@ -5050,7 +5050,7 @@
                 <w:szCs w:val="25"/>
                 <w:rtl/>
               </w:rPr>
-              <w:t xml:space="preserve">إِلَى اللِّقَاءِ</w:t>
+              <w:t xml:space="preserve">إِلَى اللِّقَاءِ</w:t>
             </w:r>
           </w:p>
         </w:tc>
@@ -5105,7 +5105,7 @@
                 <w:szCs w:val="25"/>
                 <w:rtl/>
               </w:rPr>
-              <w:t xml:space="preserve">بِخَيْرٍ، اَلْحَمْدُ لِلَّهِ</w:t>
+              <w:t xml:space="preserve">بِخَيْرٍ، اَلحَمْدُ لِلَّهِ</w:t>
             </w:r>
           </w:p>
         </w:tc>
@@ -5520,7 +5520,7 @@
                 <w:szCs w:val="26"/>
                 <w:rtl/>
               </w:rPr>
-              <w:t xml:space="preserve">مُعَلِّمٌ</w:t>
+              <w:t xml:space="preserve">مُعَلِّمٌ</w:t>
             </w:r>
           </w:p>
         </w:tc>
@@ -6155,7 +6155,7 @@
                 <w:szCs w:val="25"/>
                 <w:rtl/>
               </w:rPr>
-              <w:t xml:space="preserve">مُعَلِّمٌ</w:t>
+              <w:t xml:space="preserve">مُعَلِّمٌ</w:t>
             </w:r>
           </w:p>
         </w:tc>
@@ -6451,7 +6451,7 @@
                 <w:szCs w:val="26"/>
                 <w:rtl/>
               </w:rPr>
-              <w:t xml:space="preserve">اَلسَّلَامُ عَلَيْكُمْ   —   مَا اسْمُكَ؟   —   اِسْمِي   —   كَيْفَ حَالُكَ؟   —   بِخَيْرٍ   —   مَعَ السَّلَامَةِ</w:t>
+              <w:t xml:space="preserve">اَلسَّلَامُ عَلَيْكُمْ   —   مَا اسْمُكَ؟   —   اِسْمِي   —   كَيْف حَالُكَ؟   —   بِخَيْرٍ   —   مَعَ السَّلَامَةِ</w:t>
             </w:r>
           </w:p>
         </w:tc>
@@ -6869,7 +6869,7 @@
                 <w:sz w:val="16"/>
                 <w:szCs w:val="16"/>
               </w:rPr>
-              <w:t xml:space="preserve">d) Örnek: أَنَا طَالِبٌ فِي الصَّفِّ الْخَامِسِ. (3 puan)</w:t>
+              <w:t xml:space="preserve">d) Örnek: أَنَا طَالِبٌ فِي الصَّفِّ الخَامِسِ. (3 puan)</w:t>
             </w:r>
           </w:p>
         </w:tc>
@@ -6981,7 +6981,7 @@
                 <w:sz w:val="16"/>
                 <w:szCs w:val="16"/>
               </w:rPr>
-              <w:t xml:space="preserve">اَلسَّلَامُ عَلَيْكُمْ. اِسْمِي خَالِدٌ. أَنَا طَالِبٌ. صَدِيقِي عُمَرُ. هُوَ طَالِبٌ أَيْضًا. مُعَلِّمَتِي اِسْمُهَا فَاطِمَةُ.</w:t>
+              <w:t xml:space="preserve">اَلسَّلَامُ عَلَيْكُمْ. اِسْمِي خَالِد. أَنَا طَالِبٌ. صَدِيقِي عُمَر. هُوَ طَالِبٌ أَيْضًا. مُعَلِّمَتِي اِسْمُهَا فَاطِمَة.</w:t>
             </w:r>
           </w:p>
           <w:p>
@@ -7093,7 +7093,7 @@
                 <w:sz w:val="16"/>
                 <w:szCs w:val="16"/>
               </w:rPr>
-              <w:t xml:space="preserve">1) صَبَاحُ الْخَيْرِ   2) مَا اسْمُكَ؟   3) بِخَيْرٍ، اَلْحَمْدُ لِلَّهِ</w:t>
+              <w:t xml:space="preserve">1) صَبَاحُ الخَيْرِ   2) مَا اسْمُكَ؟   3) بِخَيْرٍ، اَلحَمْدُ لِلَّهِ</w:t>
             </w:r>
           </w:p>
           <w:p>
@@ -7111,7 +7111,7 @@
                 <w:sz w:val="16"/>
                 <w:szCs w:val="16"/>
               </w:rPr>
-              <w:t xml:space="preserve">4) اِسْمِي …   5) مَعَ السَّلَامَةِ / إِلَى اللِّقَاءِ</w:t>
+              <w:t xml:space="preserve">4) اِسْمِي …   5) مَعَ السَّلَامَةِ / إِلَى اللِّقَاءِ</w:t>
             </w:r>
           </w:p>
         </w:tc>

--- a/dosyalar/sinavlar/5-sinif/arapca-5-1d1y-beceri.docx
+++ b/dosyalar/sinavlar/5-sinif/arapca-5-1d1y-beceri.docx
@@ -496,7 +496,7 @@
             </w:pPr>
             <w:r>
               <w:rPr>
-                <w:rFonts w:ascii="Markazi Text" w:cs="Markazi Text" w:eastAsia="Markazi Text" w:hAnsi="Markazi Text"/>
+                <w:rFonts w:ascii="Arakom" w:cs="Arakom" w:eastAsia="Arakom" w:hAnsi="Arakom"/>
                 <w:b/>
                 <w:bCs/>
                 <w:color w:val="111111"/>
@@ -514,7 +514,7 @@
             </w:pPr>
             <w:r>
               <w:rPr>
-                <w:rFonts w:ascii="Markazi Text" w:cs="Markazi Text" w:eastAsia="Markazi Text" w:hAnsi="Markazi Text"/>
+                <w:rFonts w:ascii="Arakom" w:cs="Arakom" w:eastAsia="Arakom" w:hAnsi="Arakom"/>
                 <w:b w:val="false"/>
                 <w:bCs w:val="false"/>
                 <w:color w:val="111111"/>
@@ -532,7 +532,7 @@
             </w:pPr>
             <w:r>
               <w:rPr>
-                <w:rFonts w:ascii="Markazi Text" w:cs="Markazi Text" w:eastAsia="Markazi Text" w:hAnsi="Markazi Text"/>
+                <w:rFonts w:ascii="Arakom" w:cs="Arakom" w:eastAsia="Arakom" w:hAnsi="Arakom"/>
                 <w:b w:val="false"/>
                 <w:bCs w:val="false"/>
                 <w:color w:val="111111"/>
@@ -550,7 +550,7 @@
             </w:pPr>
             <w:r>
               <w:rPr>
-                <w:rFonts w:ascii="Markazi Text" w:cs="Markazi Text" w:eastAsia="Markazi Text" w:hAnsi="Markazi Text"/>
+                <w:rFonts w:ascii="Arakom" w:cs="Arakom" w:eastAsia="Arakom" w:hAnsi="Arakom"/>
                 <w:b w:val="false"/>
                 <w:bCs w:val="false"/>
                 <w:color w:val="111111"/>
@@ -568,7 +568,7 @@
             </w:pPr>
             <w:r>
               <w:rPr>
-                <w:rFonts w:ascii="Markazi Text" w:cs="Markazi Text" w:eastAsia="Markazi Text" w:hAnsi="Markazi Text"/>
+                <w:rFonts w:ascii="Arakom" w:cs="Arakom" w:eastAsia="Arakom" w:hAnsi="Arakom"/>
                 <w:b w:val="false"/>
                 <w:bCs w:val="false"/>
                 <w:color w:val="111111"/>
@@ -586,7 +586,7 @@
             </w:pPr>
             <w:r>
               <w:rPr>
-                <w:rFonts w:ascii="Markazi Text" w:cs="Markazi Text" w:eastAsia="Markazi Text" w:hAnsi="Markazi Text"/>
+                <w:rFonts w:ascii="Arakom" w:cs="Arakom" w:eastAsia="Arakom" w:hAnsi="Arakom"/>
                 <w:b w:val="false"/>
                 <w:bCs w:val="false"/>
                 <w:color w:val="111111"/>
@@ -640,7 +640,7 @@
       </w:r>
       <w:r>
         <w:rPr>
-          <w:rFonts w:ascii="Markazi Text" w:cs="Markazi Text" w:eastAsia="Markazi Text" w:hAnsi="Markazi Text"/>
+          <w:rFonts w:ascii="Arakom" w:cs="Arakom" w:eastAsia="Arakom" w:hAnsi="Arakom"/>
           <w:b w:val="false"/>
           <w:bCs w:val="false"/>
           <w:color w:val="111111"/>
@@ -708,7 +708,7 @@
             </w:r>
             <w:r>
               <w:rPr>
-                <w:rFonts w:ascii="Markazi Text" w:cs="Markazi Text" w:eastAsia="Markazi Text" w:hAnsi="Markazi Text"/>
+                <w:rFonts w:ascii="Arakom" w:cs="Arakom" w:eastAsia="Arakom" w:hAnsi="Arakom"/>
                 <w:b w:val="false"/>
                 <w:bCs w:val="false"/>
                 <w:color w:val="111111"/>
@@ -757,7 +757,7 @@
             </w:r>
             <w:r>
               <w:rPr>
-                <w:rFonts w:ascii="Markazi Text" w:cs="Markazi Text" w:eastAsia="Markazi Text" w:hAnsi="Markazi Text"/>
+                <w:rFonts w:ascii="Arakom" w:cs="Arakom" w:eastAsia="Arakom" w:hAnsi="Arakom"/>
                 <w:b w:val="false"/>
                 <w:bCs w:val="false"/>
                 <w:color w:val="111111"/>
@@ -811,7 +811,7 @@
             </w:r>
             <w:r>
               <w:rPr>
-                <w:rFonts w:ascii="Markazi Text" w:cs="Markazi Text" w:eastAsia="Markazi Text" w:hAnsi="Markazi Text"/>
+                <w:rFonts w:ascii="Arakom" w:cs="Arakom" w:eastAsia="Arakom" w:hAnsi="Arakom"/>
                 <w:b w:val="false"/>
                 <w:bCs w:val="false"/>
                 <w:color w:val="111111"/>
@@ -860,7 +860,7 @@
             </w:r>
             <w:r>
               <w:rPr>
-                <w:rFonts w:ascii="Markazi Text" w:cs="Markazi Text" w:eastAsia="Markazi Text" w:hAnsi="Markazi Text"/>
+                <w:rFonts w:ascii="Arakom" w:cs="Arakom" w:eastAsia="Arakom" w:hAnsi="Arakom"/>
                 <w:b w:val="false"/>
                 <w:bCs w:val="false"/>
                 <w:color w:val="111111"/>
@@ -896,7 +896,7 @@
       </w:r>
       <w:r>
         <w:rPr>
-          <w:rFonts w:ascii="Markazi Text" w:cs="Markazi Text" w:eastAsia="Markazi Text" w:hAnsi="Markazi Text"/>
+          <w:rFonts w:ascii="Arakom" w:cs="Arakom" w:eastAsia="Arakom" w:hAnsi="Arakom"/>
           <w:b w:val="false"/>
           <w:bCs w:val="false"/>
           <w:color w:val="111111"/>
@@ -964,7 +964,7 @@
             </w:r>
             <w:r>
               <w:rPr>
-                <w:rFonts w:ascii="Markazi Text" w:cs="Markazi Text" w:eastAsia="Markazi Text" w:hAnsi="Markazi Text"/>
+                <w:rFonts w:ascii="Arakom" w:cs="Arakom" w:eastAsia="Arakom" w:hAnsi="Arakom"/>
                 <w:b w:val="false"/>
                 <w:bCs w:val="false"/>
                 <w:color w:val="111111"/>
@@ -1013,7 +1013,7 @@
             </w:r>
             <w:r>
               <w:rPr>
-                <w:rFonts w:ascii="Markazi Text" w:cs="Markazi Text" w:eastAsia="Markazi Text" w:hAnsi="Markazi Text"/>
+                <w:rFonts w:ascii="Arakom" w:cs="Arakom" w:eastAsia="Arakom" w:hAnsi="Arakom"/>
                 <w:b w:val="false"/>
                 <w:bCs w:val="false"/>
                 <w:color w:val="111111"/>
@@ -1067,7 +1067,7 @@
             </w:r>
             <w:r>
               <w:rPr>
-                <w:rFonts w:ascii="Markazi Text" w:cs="Markazi Text" w:eastAsia="Markazi Text" w:hAnsi="Markazi Text"/>
+                <w:rFonts w:ascii="Arakom" w:cs="Arakom" w:eastAsia="Arakom" w:hAnsi="Arakom"/>
                 <w:b w:val="false"/>
                 <w:bCs w:val="false"/>
                 <w:color w:val="111111"/>
@@ -1116,7 +1116,7 @@
             </w:r>
             <w:r>
               <w:rPr>
-                <w:rFonts w:ascii="Markazi Text" w:cs="Markazi Text" w:eastAsia="Markazi Text" w:hAnsi="Markazi Text"/>
+                <w:rFonts w:ascii="Arakom" w:cs="Arakom" w:eastAsia="Arakom" w:hAnsi="Arakom"/>
                 <w:b w:val="false"/>
                 <w:bCs w:val="false"/>
                 <w:color w:val="111111"/>
@@ -1152,7 +1152,7 @@
       </w:r>
       <w:r>
         <w:rPr>
-          <w:rFonts w:ascii="Markazi Text" w:cs="Markazi Text" w:eastAsia="Markazi Text" w:hAnsi="Markazi Text"/>
+          <w:rFonts w:ascii="Arakom" w:cs="Arakom" w:eastAsia="Arakom" w:hAnsi="Arakom"/>
           <w:b w:val="false"/>
           <w:bCs w:val="false"/>
           <w:color w:val="111111"/>
@@ -1220,7 +1220,7 @@
             </w:r>
             <w:r>
               <w:rPr>
-                <w:rFonts w:ascii="Markazi Text" w:cs="Markazi Text" w:eastAsia="Markazi Text" w:hAnsi="Markazi Text"/>
+                <w:rFonts w:ascii="Arakom" w:cs="Arakom" w:eastAsia="Arakom" w:hAnsi="Arakom"/>
                 <w:b w:val="false"/>
                 <w:bCs w:val="false"/>
                 <w:color w:val="111111"/>
@@ -1269,7 +1269,7 @@
             </w:r>
             <w:r>
               <w:rPr>
-                <w:rFonts w:ascii="Markazi Text" w:cs="Markazi Text" w:eastAsia="Markazi Text" w:hAnsi="Markazi Text"/>
+                <w:rFonts w:ascii="Arakom" w:cs="Arakom" w:eastAsia="Arakom" w:hAnsi="Arakom"/>
                 <w:b w:val="false"/>
                 <w:bCs w:val="false"/>
                 <w:color w:val="111111"/>
@@ -1323,7 +1323,7 @@
             </w:r>
             <w:r>
               <w:rPr>
-                <w:rFonts w:ascii="Markazi Text" w:cs="Markazi Text" w:eastAsia="Markazi Text" w:hAnsi="Markazi Text"/>
+                <w:rFonts w:ascii="Arakom" w:cs="Arakom" w:eastAsia="Arakom" w:hAnsi="Arakom"/>
                 <w:b w:val="false"/>
                 <w:bCs w:val="false"/>
                 <w:color w:val="111111"/>
@@ -1372,7 +1372,7 @@
             </w:r>
             <w:r>
               <w:rPr>
-                <w:rFonts w:ascii="Markazi Text" w:cs="Markazi Text" w:eastAsia="Markazi Text" w:hAnsi="Markazi Text"/>
+                <w:rFonts w:ascii="Arakom" w:cs="Arakom" w:eastAsia="Arakom" w:hAnsi="Arakom"/>
                 <w:b w:val="false"/>
                 <w:bCs w:val="false"/>
                 <w:color w:val="111111"/>
@@ -1717,7 +1717,7 @@
             </w:pPr>
             <w:r>
               <w:rPr>
-                <w:rFonts w:ascii="Markazi Text" w:cs="Markazi Text" w:eastAsia="Markazi Text" w:hAnsi="Markazi Text"/>
+                <w:rFonts w:ascii="Arakom" w:cs="Arakom" w:eastAsia="Arakom" w:hAnsi="Arakom"/>
                 <w:b w:val="false"/>
                 <w:bCs w:val="false"/>
                 <w:color w:val="111111"/>
@@ -1825,7 +1825,7 @@
             </w:pPr>
             <w:r>
               <w:rPr>
-                <w:rFonts w:ascii="Markazi Text" w:cs="Markazi Text" w:eastAsia="Markazi Text" w:hAnsi="Markazi Text"/>
+                <w:rFonts w:ascii="Arakom" w:cs="Arakom" w:eastAsia="Arakom" w:hAnsi="Arakom"/>
                 <w:b w:val="false"/>
                 <w:bCs w:val="false"/>
                 <w:color w:val="111111"/>
@@ -1933,7 +1933,7 @@
             </w:pPr>
             <w:r>
               <w:rPr>
-                <w:rFonts w:ascii="Markazi Text" w:cs="Markazi Text" w:eastAsia="Markazi Text" w:hAnsi="Markazi Text"/>
+                <w:rFonts w:ascii="Arakom" w:cs="Arakom" w:eastAsia="Arakom" w:hAnsi="Arakom"/>
                 <w:b w:val="false"/>
                 <w:bCs w:val="false"/>
                 <w:color w:val="111111"/>
@@ -2041,7 +2041,7 @@
             </w:pPr>
             <w:r>
               <w:rPr>
-                <w:rFonts w:ascii="Markazi Text" w:cs="Markazi Text" w:eastAsia="Markazi Text" w:hAnsi="Markazi Text"/>
+                <w:rFonts w:ascii="Arakom" w:cs="Arakom" w:eastAsia="Arakom" w:hAnsi="Arakom"/>
                 <w:b w:val="false"/>
                 <w:bCs w:val="false"/>
                 <w:color w:val="111111"/>
@@ -2149,7 +2149,7 @@
             </w:pPr>
             <w:r>
               <w:rPr>
-                <w:rFonts w:ascii="Markazi Text" w:cs="Markazi Text" w:eastAsia="Markazi Text" w:hAnsi="Markazi Text"/>
+                <w:rFonts w:ascii="Arakom" w:cs="Arakom" w:eastAsia="Arakom" w:hAnsi="Arakom"/>
                 <w:b w:val="false"/>
                 <w:bCs w:val="false"/>
                 <w:color w:val="111111"/>
@@ -2490,7 +2490,7 @@
             </w:pPr>
             <w:r>
               <w:rPr>
-                <w:rFonts w:ascii="Markazi Text" w:cs="Markazi Text" w:eastAsia="Markazi Text" w:hAnsi="Markazi Text"/>
+                <w:rFonts w:ascii="Arakom" w:cs="Arakom" w:eastAsia="Arakom" w:hAnsi="Arakom"/>
                 <w:b w:val="false"/>
                 <w:bCs w:val="false"/>
                 <w:color w:val="111111"/>
@@ -2586,7 +2586,7 @@
             </w:pPr>
             <w:r>
               <w:rPr>
-                <w:rFonts w:ascii="Markazi Text" w:cs="Markazi Text" w:eastAsia="Markazi Text" w:hAnsi="Markazi Text"/>
+                <w:rFonts w:ascii="Arakom" w:cs="Arakom" w:eastAsia="Arakom" w:hAnsi="Arakom"/>
                 <w:b w:val="false"/>
                 <w:bCs w:val="false"/>
                 <w:color w:val="111111"/>
@@ -2682,7 +2682,7 @@
             </w:pPr>
             <w:r>
               <w:rPr>
-                <w:rFonts w:ascii="Markazi Text" w:cs="Markazi Text" w:eastAsia="Markazi Text" w:hAnsi="Markazi Text"/>
+                <w:rFonts w:ascii="Arakom" w:cs="Arakom" w:eastAsia="Arakom" w:hAnsi="Arakom"/>
                 <w:b w:val="false"/>
                 <w:bCs w:val="false"/>
                 <w:color w:val="111111"/>
@@ -2778,7 +2778,7 @@
             </w:pPr>
             <w:r>
               <w:rPr>
-                <w:rFonts w:ascii="Markazi Text" w:cs="Markazi Text" w:eastAsia="Markazi Text" w:hAnsi="Markazi Text"/>
+                <w:rFonts w:ascii="Arakom" w:cs="Arakom" w:eastAsia="Arakom" w:hAnsi="Arakom"/>
                 <w:b w:val="false"/>
                 <w:bCs w:val="false"/>
                 <w:color w:val="111111"/>
@@ -2874,7 +2874,7 @@
             </w:pPr>
             <w:r>
               <w:rPr>
-                <w:rFonts w:ascii="Markazi Text" w:cs="Markazi Text" w:eastAsia="Markazi Text" w:hAnsi="Markazi Text"/>
+                <w:rFonts w:ascii="Arakom" w:cs="Arakom" w:eastAsia="Arakom" w:hAnsi="Arakom"/>
                 <w:b w:val="false"/>
                 <w:bCs w:val="false"/>
                 <w:color w:val="111111"/>
@@ -3148,7 +3148,7 @@
             </w:pPr>
             <w:r>
               <w:rPr>
-                <w:rFonts w:ascii="Markazi Text" w:cs="Markazi Text" w:eastAsia="Markazi Text" w:hAnsi="Markazi Text"/>
+                <w:rFonts w:ascii="Arakom" w:cs="Arakom" w:eastAsia="Arakom" w:hAnsi="Arakom"/>
                 <w:b w:val="false"/>
                 <w:bCs w:val="false"/>
                 <w:color w:val="111111"/>
@@ -3318,7 +3318,7 @@
             </w:pPr>
             <w:r>
               <w:rPr>
-                <w:rFonts w:ascii="Markazi Text" w:cs="Markazi Text" w:eastAsia="Markazi Text" w:hAnsi="Markazi Text"/>
+                <w:rFonts w:ascii="Arakom" w:cs="Arakom" w:eastAsia="Arakom" w:hAnsi="Arakom"/>
                 <w:b w:val="false"/>
                 <w:bCs w:val="false"/>
                 <w:color w:val="111111"/>
@@ -3488,7 +3488,7 @@
             </w:pPr>
             <w:r>
               <w:rPr>
-                <w:rFonts w:ascii="Markazi Text" w:cs="Markazi Text" w:eastAsia="Markazi Text" w:hAnsi="Markazi Text"/>
+                <w:rFonts w:ascii="Arakom" w:cs="Arakom" w:eastAsia="Arakom" w:hAnsi="Arakom"/>
                 <w:b w:val="false"/>
                 <w:bCs w:val="false"/>
                 <w:color w:val="111111"/>
@@ -3658,7 +3658,7 @@
             </w:pPr>
             <w:r>
               <w:rPr>
-                <w:rFonts w:ascii="Markazi Text" w:cs="Markazi Text" w:eastAsia="Markazi Text" w:hAnsi="Markazi Text"/>
+                <w:rFonts w:ascii="Arakom" w:cs="Arakom" w:eastAsia="Arakom" w:hAnsi="Arakom"/>
                 <w:b w:val="false"/>
                 <w:bCs w:val="false"/>
                 <w:color w:val="111111"/>
@@ -3828,7 +3828,7 @@
             </w:pPr>
             <w:r>
               <w:rPr>
-                <w:rFonts w:ascii="Markazi Text" w:cs="Markazi Text" w:eastAsia="Markazi Text" w:hAnsi="Markazi Text"/>
+                <w:rFonts w:ascii="Arakom" w:cs="Arakom" w:eastAsia="Arakom" w:hAnsi="Arakom"/>
                 <w:b w:val="false"/>
                 <w:bCs w:val="false"/>
                 <w:color w:val="111111"/>
@@ -4004,7 +4004,7 @@
             </w:r>
             <w:r>
               <w:rPr>
-                <w:rFonts w:ascii="Markazi Text" w:cs="Markazi Text" w:eastAsia="Markazi Text" w:hAnsi="Markazi Text"/>
+                <w:rFonts w:ascii="Arakom" w:cs="Arakom" w:eastAsia="Arakom" w:hAnsi="Arakom"/>
                 <w:b w:val="false"/>
                 <w:bCs w:val="false"/>
                 <w:color w:val="111111"/>
@@ -4054,7 +4054,7 @@
             </w:r>
             <w:r>
               <w:rPr>
-                <w:rFonts w:ascii="Markazi Text" w:cs="Markazi Text" w:eastAsia="Markazi Text" w:hAnsi="Markazi Text"/>
+                <w:rFonts w:ascii="Arakom" w:cs="Arakom" w:eastAsia="Arakom" w:hAnsi="Arakom"/>
                 <w:b w:val="false"/>
                 <w:bCs w:val="false"/>
                 <w:color w:val="111111"/>
@@ -4109,7 +4109,7 @@
             </w:r>
             <w:r>
               <w:rPr>
-                <w:rFonts w:ascii="Markazi Text" w:cs="Markazi Text" w:eastAsia="Markazi Text" w:hAnsi="Markazi Text"/>
+                <w:rFonts w:ascii="Arakom" w:cs="Arakom" w:eastAsia="Arakom" w:hAnsi="Arakom"/>
                 <w:b w:val="false"/>
                 <w:bCs w:val="false"/>
                 <w:color w:val="111111"/>
@@ -4159,7 +4159,7 @@
             </w:r>
             <w:r>
               <w:rPr>
-                <w:rFonts w:ascii="Markazi Text" w:cs="Markazi Text" w:eastAsia="Markazi Text" w:hAnsi="Markazi Text"/>
+                <w:rFonts w:ascii="Arakom" w:cs="Arakom" w:eastAsia="Arakom" w:hAnsi="Arakom"/>
                 <w:b w:val="false"/>
                 <w:bCs w:val="false"/>
                 <w:color w:val="111111"/>
@@ -4251,7 +4251,7 @@
             </w:r>
             <w:r>
               <w:rPr>
-                <w:rFonts w:ascii="Markazi Text" w:cs="Markazi Text" w:eastAsia="Markazi Text" w:hAnsi="Markazi Text"/>
+                <w:rFonts w:ascii="Arakom" w:cs="Arakom" w:eastAsia="Arakom" w:hAnsi="Arakom"/>
                 <w:b w:val="false"/>
                 <w:bCs w:val="false"/>
                 <w:color w:val="111111"/>
@@ -4301,7 +4301,7 @@
             </w:r>
             <w:r>
               <w:rPr>
-                <w:rFonts w:ascii="Markazi Text" w:cs="Markazi Text" w:eastAsia="Markazi Text" w:hAnsi="Markazi Text"/>
+                <w:rFonts w:ascii="Arakom" w:cs="Arakom" w:eastAsia="Arakom" w:hAnsi="Arakom"/>
                 <w:b w:val="false"/>
                 <w:bCs w:val="false"/>
                 <w:color w:val="111111"/>
@@ -4356,7 +4356,7 @@
             </w:r>
             <w:r>
               <w:rPr>
-                <w:rFonts w:ascii="Markazi Text" w:cs="Markazi Text" w:eastAsia="Markazi Text" w:hAnsi="Markazi Text"/>
+                <w:rFonts w:ascii="Arakom" w:cs="Arakom" w:eastAsia="Arakom" w:hAnsi="Arakom"/>
                 <w:b w:val="false"/>
                 <w:bCs w:val="false"/>
                 <w:color w:val="111111"/>
@@ -4406,7 +4406,7 @@
             </w:r>
             <w:r>
               <w:rPr>
-                <w:rFonts w:ascii="Markazi Text" w:cs="Markazi Text" w:eastAsia="Markazi Text" w:hAnsi="Markazi Text"/>
+                <w:rFonts w:ascii="Arakom" w:cs="Arakom" w:eastAsia="Arakom" w:hAnsi="Arakom"/>
                 <w:b w:val="false"/>
                 <w:bCs w:val="false"/>
                 <w:color w:val="111111"/>
@@ -4498,7 +4498,7 @@
             </w:r>
             <w:r>
               <w:rPr>
-                <w:rFonts w:ascii="Markazi Text" w:cs="Markazi Text" w:eastAsia="Markazi Text" w:hAnsi="Markazi Text"/>
+                <w:rFonts w:ascii="Arakom" w:cs="Arakom" w:eastAsia="Arakom" w:hAnsi="Arakom"/>
                 <w:b w:val="false"/>
                 <w:bCs w:val="false"/>
                 <w:color w:val="111111"/>
@@ -4548,7 +4548,7 @@
             </w:r>
             <w:r>
               <w:rPr>
-                <w:rFonts w:ascii="Markazi Text" w:cs="Markazi Text" w:eastAsia="Markazi Text" w:hAnsi="Markazi Text"/>
+                <w:rFonts w:ascii="Arakom" w:cs="Arakom" w:eastAsia="Arakom" w:hAnsi="Arakom"/>
                 <w:b w:val="false"/>
                 <w:bCs w:val="false"/>
                 <w:color w:val="111111"/>
@@ -4603,7 +4603,7 @@
             </w:r>
             <w:r>
               <w:rPr>
-                <w:rFonts w:ascii="Markazi Text" w:cs="Markazi Text" w:eastAsia="Markazi Text" w:hAnsi="Markazi Text"/>
+                <w:rFonts w:ascii="Arakom" w:cs="Arakom" w:eastAsia="Arakom" w:hAnsi="Arakom"/>
                 <w:b w:val="false"/>
                 <w:bCs w:val="false"/>
                 <w:color w:val="111111"/>
@@ -4653,7 +4653,7 @@
             </w:r>
             <w:r>
               <w:rPr>
-                <w:rFonts w:ascii="Markazi Text" w:cs="Markazi Text" w:eastAsia="Markazi Text" w:hAnsi="Markazi Text"/>
+                <w:rFonts w:ascii="Arakom" w:cs="Arakom" w:eastAsia="Arakom" w:hAnsi="Arakom"/>
                 <w:b w:val="false"/>
                 <w:bCs w:val="false"/>
                 <w:color w:val="111111"/>
@@ -4745,7 +4745,7 @@
             </w:r>
             <w:r>
               <w:rPr>
-                <w:rFonts w:ascii="Markazi Text" w:cs="Markazi Text" w:eastAsia="Markazi Text" w:hAnsi="Markazi Text"/>
+                <w:rFonts w:ascii="Arakom" w:cs="Arakom" w:eastAsia="Arakom" w:hAnsi="Arakom"/>
                 <w:b w:val="false"/>
                 <w:bCs w:val="false"/>
                 <w:color w:val="111111"/>
@@ -4795,7 +4795,7 @@
             </w:r>
             <w:r>
               <w:rPr>
-                <w:rFonts w:ascii="Markazi Text" w:cs="Markazi Text" w:eastAsia="Markazi Text" w:hAnsi="Markazi Text"/>
+                <w:rFonts w:ascii="Arakom" w:cs="Arakom" w:eastAsia="Arakom" w:hAnsi="Arakom"/>
                 <w:b w:val="false"/>
                 <w:bCs w:val="false"/>
                 <w:color w:val="111111"/>
@@ -4850,7 +4850,7 @@
             </w:r>
             <w:r>
               <w:rPr>
-                <w:rFonts w:ascii="Markazi Text" w:cs="Markazi Text" w:eastAsia="Markazi Text" w:hAnsi="Markazi Text"/>
+                <w:rFonts w:ascii="Arakom" w:cs="Arakom" w:eastAsia="Arakom" w:hAnsi="Arakom"/>
                 <w:b w:val="false"/>
                 <w:bCs w:val="false"/>
                 <w:color w:val="111111"/>
@@ -4900,7 +4900,7 @@
             </w:r>
             <w:r>
               <w:rPr>
-                <w:rFonts w:ascii="Markazi Text" w:cs="Markazi Text" w:eastAsia="Markazi Text" w:hAnsi="Markazi Text"/>
+                <w:rFonts w:ascii="Arakom" w:cs="Arakom" w:eastAsia="Arakom" w:hAnsi="Arakom"/>
                 <w:b w:val="false"/>
                 <w:bCs w:val="false"/>
                 <w:color w:val="111111"/>
@@ -4992,7 +4992,7 @@
             </w:r>
             <w:r>
               <w:rPr>
-                <w:rFonts w:ascii="Markazi Text" w:cs="Markazi Text" w:eastAsia="Markazi Text" w:hAnsi="Markazi Text"/>
+                <w:rFonts w:ascii="Arakom" w:cs="Arakom" w:eastAsia="Arakom" w:hAnsi="Arakom"/>
                 <w:b w:val="false"/>
                 <w:bCs w:val="false"/>
                 <w:color w:val="111111"/>
@@ -5042,7 +5042,7 @@
             </w:r>
             <w:r>
               <w:rPr>
-                <w:rFonts w:ascii="Markazi Text" w:cs="Markazi Text" w:eastAsia="Markazi Text" w:hAnsi="Markazi Text"/>
+                <w:rFonts w:ascii="Arakom" w:cs="Arakom" w:eastAsia="Arakom" w:hAnsi="Arakom"/>
                 <w:b w:val="false"/>
                 <w:bCs w:val="false"/>
                 <w:color w:val="111111"/>
@@ -5097,7 +5097,7 @@
             </w:r>
             <w:r>
               <w:rPr>
-                <w:rFonts w:ascii="Markazi Text" w:cs="Markazi Text" w:eastAsia="Markazi Text" w:hAnsi="Markazi Text"/>
+                <w:rFonts w:ascii="Arakom" w:cs="Arakom" w:eastAsia="Arakom" w:hAnsi="Arakom"/>
                 <w:b w:val="false"/>
                 <w:bCs w:val="false"/>
                 <w:color w:val="111111"/>
@@ -5147,7 +5147,7 @@
             </w:r>
             <w:r>
               <w:rPr>
-                <w:rFonts w:ascii="Markazi Text" w:cs="Markazi Text" w:eastAsia="Markazi Text" w:hAnsi="Markazi Text"/>
+                <w:rFonts w:ascii="Arakom" w:cs="Arakom" w:eastAsia="Arakom" w:hAnsi="Arakom"/>
                 <w:b w:val="false"/>
                 <w:bCs w:val="false"/>
                 <w:color w:val="111111"/>
@@ -5416,7 +5416,7 @@
             </w:pPr>
             <w:r>
               <w:rPr>
-                <w:rFonts w:ascii="Markazi Text" w:cs="Markazi Text" w:eastAsia="Markazi Text" w:hAnsi="Markazi Text"/>
+                <w:rFonts w:ascii="Arakom" w:cs="Arakom" w:eastAsia="Arakom" w:hAnsi="Arakom"/>
                 <w:b w:val="false"/>
                 <w:bCs w:val="false"/>
                 <w:color w:val="111111"/>
@@ -5512,7 +5512,7 @@
             </w:pPr>
             <w:r>
               <w:rPr>
-                <w:rFonts w:ascii="Markazi Text" w:cs="Markazi Text" w:eastAsia="Markazi Text" w:hAnsi="Markazi Text"/>
+                <w:rFonts w:ascii="Arakom" w:cs="Arakom" w:eastAsia="Arakom" w:hAnsi="Arakom"/>
                 <w:b w:val="false"/>
                 <w:bCs w:val="false"/>
                 <w:color w:val="111111"/>
@@ -5608,7 +5608,7 @@
             </w:pPr>
             <w:r>
               <w:rPr>
-                <w:rFonts w:ascii="Markazi Text" w:cs="Markazi Text" w:eastAsia="Markazi Text" w:hAnsi="Markazi Text"/>
+                <w:rFonts w:ascii="Arakom" w:cs="Arakom" w:eastAsia="Arakom" w:hAnsi="Arakom"/>
                 <w:b w:val="false"/>
                 <w:bCs w:val="false"/>
                 <w:color w:val="111111"/>
@@ -5704,7 +5704,7 @@
             </w:pPr>
             <w:r>
               <w:rPr>
-                <w:rFonts w:ascii="Markazi Text" w:cs="Markazi Text" w:eastAsia="Markazi Text" w:hAnsi="Markazi Text"/>
+                <w:rFonts w:ascii="Arakom" w:cs="Arakom" w:eastAsia="Arakom" w:hAnsi="Arakom"/>
                 <w:b w:val="false"/>
                 <w:bCs w:val="false"/>
                 <w:color w:val="111111"/>
@@ -5800,7 +5800,7 @@
             </w:pPr>
             <w:r>
               <w:rPr>
-                <w:rFonts w:ascii="Markazi Text" w:cs="Markazi Text" w:eastAsia="Markazi Text" w:hAnsi="Markazi Text"/>
+                <w:rFonts w:ascii="Arakom" w:cs="Arakom" w:eastAsia="Arakom" w:hAnsi="Arakom"/>
                 <w:b w:val="false"/>
                 <w:bCs w:val="false"/>
                 <w:color w:val="111111"/>
@@ -6003,7 +6003,7 @@
             </w:pPr>
             <w:r>
               <w:rPr>
-                <w:rFonts w:ascii="Markazi Text" w:cs="Markazi Text" w:eastAsia="Markazi Text" w:hAnsi="Markazi Text"/>
+                <w:rFonts w:ascii="Arakom" w:cs="Arakom" w:eastAsia="Arakom" w:hAnsi="Arakom"/>
                 <w:b w:val="false"/>
                 <w:bCs w:val="false"/>
                 <w:color w:val="111111"/>
@@ -6075,7 +6075,7 @@
             </w:pPr>
             <w:r>
               <w:rPr>
-                <w:rFonts w:ascii="Markazi Text" w:cs="Markazi Text" w:eastAsia="Markazi Text" w:hAnsi="Markazi Text"/>
+                <w:rFonts w:ascii="Arakom" w:cs="Arakom" w:eastAsia="Arakom" w:hAnsi="Arakom"/>
                 <w:b w:val="false"/>
                 <w:bCs w:val="false"/>
                 <w:color w:val="111111"/>
@@ -6147,7 +6147,7 @@
             </w:pPr>
             <w:r>
               <w:rPr>
-                <w:rFonts w:ascii="Markazi Text" w:cs="Markazi Text" w:eastAsia="Markazi Text" w:hAnsi="Markazi Text"/>
+                <w:rFonts w:ascii="Arakom" w:cs="Arakom" w:eastAsia="Arakom" w:hAnsi="Arakom"/>
                 <w:b w:val="false"/>
                 <w:bCs w:val="false"/>
                 <w:color w:val="111111"/>
@@ -6219,7 +6219,7 @@
             </w:pPr>
             <w:r>
               <w:rPr>
-                <w:rFonts w:ascii="Markazi Text" w:cs="Markazi Text" w:eastAsia="Markazi Text" w:hAnsi="Markazi Text"/>
+                <w:rFonts w:ascii="Arakom" w:cs="Arakom" w:eastAsia="Arakom" w:hAnsi="Arakom"/>
                 <w:b w:val="false"/>
                 <w:bCs w:val="false"/>
                 <w:color w:val="111111"/>
@@ -6291,7 +6291,7 @@
             </w:pPr>
             <w:r>
               <w:rPr>
-                <w:rFonts w:ascii="Markazi Text" w:cs="Markazi Text" w:eastAsia="Markazi Text" w:hAnsi="Markazi Text"/>
+                <w:rFonts w:ascii="Arakom" w:cs="Arakom" w:eastAsia="Arakom" w:hAnsi="Arakom"/>
                 <w:b w:val="false"/>
                 <w:bCs w:val="false"/>
                 <w:color w:val="111111"/>
@@ -6443,7 +6443,7 @@
             </w:pPr>
             <w:r>
               <w:rPr>
-                <w:rFonts w:ascii="Markazi Text" w:cs="Markazi Text" w:eastAsia="Markazi Text" w:hAnsi="Markazi Text"/>
+                <w:rFonts w:ascii="Arakom" w:cs="Arakom" w:eastAsia="Arakom" w:hAnsi="Arakom"/>
                 <w:b w:val="false"/>
                 <w:bCs w:val="false"/>
                 <w:color w:val="111111"/>
